--- a/נתן סיכום.docx
+++ b/נתן סיכום.docx
@@ -1,10 +1,9 @@
 
 <file path=word/document.xml><?xml version="1.0" encoding="utf-8"?>
-<w:document xmlns:o="urn:schemas-microsoft-com:office:office" xmlns:r="http://schemas.openxmlformats.org/officeDocument/2006/relationships" xmlns:v="urn:schemas-microsoft-com:vml" xmlns:w="http://schemas.openxmlformats.org/wordprocessingml/2006/main" xmlns:w10="urn:schemas-microsoft-com:office:word" xmlns:wp="http://schemas.openxmlformats.org/drawingml/2006/wordprocessingDrawing" xmlns:pic="http://schemas.openxmlformats.org/drawingml/2006/picture" xmlns:wps="http://schemas.microsoft.com/office/word/2010/wordprocessingShape" xmlns:wpg="http://schemas.microsoft.com/office/word/2010/wordprocessingGroup" xmlns:mc="http://schemas.openxmlformats.org/markup-compatibility/2006" xmlns:wp14="http://schemas.microsoft.com/office/word/2010/wordprocessingDrawing" xmlns:w14="http://schemas.microsoft.com/office/word/2010/wordml" xmlns:w15="http://schemas.microsoft.com/office/word/2012/wordml" mc:Ignorable="w14 wp14 w15">
+<w:document xmlns:wpc="http://schemas.microsoft.com/office/word/2010/wordprocessingCanvas" xmlns:cx="http://schemas.microsoft.com/office/drawing/2014/chartex" xmlns:cx1="http://schemas.microsoft.com/office/drawing/2015/9/8/chartex" xmlns:cx2="http://schemas.microsoft.com/office/drawing/2015/10/21/chartex" xmlns:cx3="http://schemas.microsoft.com/office/drawing/2016/5/9/chartex" xmlns:cx4="http://schemas.microsoft.com/office/drawing/2016/5/10/chartex" xmlns:cx5="http://schemas.microsoft.com/office/drawing/2016/5/11/chartex" xmlns:cx6="http://schemas.microsoft.com/office/drawing/2016/5/12/chartex" xmlns:cx7="http://schemas.microsoft.com/office/drawing/2016/5/13/chartex" xmlns:cx8="http://schemas.microsoft.com/office/drawing/2016/5/14/chartex" xmlns:mc="http://schemas.openxmlformats.org/markup-compatibility/2006" xmlns:aink="http://schemas.microsoft.com/office/drawing/2016/ink" xmlns:am3d="http://schemas.microsoft.com/office/drawing/2017/model3d" xmlns:o="urn:schemas-microsoft-com:office:office" xmlns:r="http://schemas.openxmlformats.org/officeDocument/2006/relationships" xmlns:m="http://schemas.openxmlformats.org/officeDocument/2006/math" xmlns:v="urn:schemas-microsoft-com:vml" xmlns:wp14="http://schemas.microsoft.com/office/word/2010/wordprocessingDrawing" xmlns:wp="http://schemas.openxmlformats.org/drawingml/2006/wordprocessingDrawing" xmlns:w10="urn:schemas-microsoft-com:office:word" xmlns:w="http://schemas.openxmlformats.org/wordprocessingml/2006/main" xmlns:w14="http://schemas.microsoft.com/office/word/2010/wordml" xmlns:w15="http://schemas.microsoft.com/office/word/2012/wordml" xmlns:w16cex="http://schemas.microsoft.com/office/word/2018/wordml/cex" xmlns:w16cid="http://schemas.microsoft.com/office/word/2016/wordml/cid" xmlns:w16="http://schemas.microsoft.com/office/word/2018/wordml" xmlns:w16sdtdh="http://schemas.microsoft.com/office/word/2020/wordml/sdtdatahash" xmlns:w16se="http://schemas.microsoft.com/office/word/2015/wordml/symex" xmlns:wpg="http://schemas.microsoft.com/office/word/2010/wordprocessingGroup" xmlns:wpi="http://schemas.microsoft.com/office/word/2010/wordprocessingInk" xmlns:wne="http://schemas.microsoft.com/office/word/2006/wordml" xmlns:wps="http://schemas.microsoft.com/office/word/2010/wordprocessingShape" mc:Ignorable="w14 w15 w16se w16cid w16 w16cex w16sdtdh wp14">
   <w:body>
     <w:p>
       <w:pPr>
-        <w:pStyle w:val="Normal"/>
         <w:rPr>
           <w:rFonts w:cs="Arial"/>
           <w:b/>
@@ -22,7 +21,6 @@
     </w:p>
     <w:p>
       <w:pPr>
-        <w:pStyle w:val="Normal"/>
         <w:rPr>
           <w:rFonts w:cs="Arial"/>
         </w:rPr>
@@ -30,19 +28,15 @@
       <w:r>
         <w:rPr>
           <w:rFonts w:hint="cs"/>
-          <w:rtl w:val="true"/>
+          <w:rtl/>
         </w:rPr>
         <w:t xml:space="preserve">מצלמה לקרון רכבת </w:t>
       </w:r>
     </w:p>
     <w:p>
-      <w:pPr>
-        <w:pStyle w:val="Normal"/>
-        <w:rPr/>
-      </w:pPr>
-      <w:r>
-        <w:rPr>
-          <w:rtl w:val="true"/>
+      <w:r>
+        <w:rPr>
+          <w:rtl/>
         </w:rPr>
         <w:t xml:space="preserve">יוצא מתח בין </w:t>
       </w:r>
@@ -55,20 +49,20 @@
       <w:r>
         <w:rPr>
           <w:rFonts w:cs="Arial"/>
-          <w:rtl w:val="true"/>
+          <w:rtl/>
         </w:rPr>
         <w:t xml:space="preserve"> </w:t>
       </w:r>
       <w:r>
         <w:rPr>
-          <w:rtl w:val="true"/>
+          <w:rtl/>
         </w:rPr>
         <w:t>ל</w:t>
       </w:r>
       <w:r>
         <w:rPr>
           <w:rFonts w:cs="Arial"/>
-          <w:rtl w:val="true"/>
+          <w:rtl/>
         </w:rPr>
         <w:t>-</w:t>
       </w:r>
@@ -81,50 +75,49 @@
       <w:r>
         <w:rPr>
           <w:rFonts w:cs="Arial"/>
-          <w:rtl w:val="true"/>
+          <w:rtl/>
         </w:rPr>
         <w:t xml:space="preserve"> </w:t>
       </w:r>
       <w:r>
         <w:rPr>
-          <w:rtl w:val="true"/>
+          <w:rtl/>
         </w:rPr>
         <w:t>וולט מהמחבר לד של הקרון לכן חיברנו בטור למצלמה דיוד</w:t>
       </w:r>
       <w:r>
         <w:rPr>
           <w:rFonts w:hint="cs"/>
-          <w:rtl w:val="true"/>
+          <w:rtl/>
         </w:rPr>
         <w:t>ה</w:t>
       </w:r>
       <w:r>
         <w:rPr>
-          <w:rtl w:val="true"/>
+          <w:rtl/>
         </w:rPr>
         <w:t xml:space="preserve"> </w:t>
       </w:r>
       <w:r>
-        <w:rPr/>
         <w:t>RL207</w:t>
       </w:r>
       <w:r>
         <w:rPr>
           <w:rFonts w:cs="Arial"/>
-          <w:rtl w:val="true"/>
+          <w:rtl/>
         </w:rPr>
         <w:t xml:space="preserve"> </w:t>
       </w:r>
       <w:r>
         <w:rPr>
-          <w:rtl w:val="true"/>
+          <w:rtl/>
         </w:rPr>
         <w:t>להורדת המתח</w:t>
       </w:r>
       <w:r>
         <w:rPr>
           <w:rFonts w:hint="cs"/>
-          <w:rtl w:val="true"/>
+          <w:rtl/>
         </w:rPr>
         <w:t xml:space="preserve"> כי המצלמה עובדת </w:t>
       </w:r>
@@ -136,23 +129,21 @@
           <w:ilvl w:val="0"/>
           <w:numId w:val="1"/>
         </w:numPr>
-        <w:rPr/>
       </w:pPr>
       <w:r>
         <w:rPr>
           <w:rFonts w:hint="cs"/>
-          <w:rtl w:val="true"/>
+          <w:rtl/>
         </w:rPr>
         <w:t xml:space="preserve">במתח </w:t>
       </w:r>
       <w:r>
-        <w:rPr/>
         <w:t>3-5.5V</w:t>
       </w:r>
       <w:r>
         <w:rPr>
           <w:rFonts w:hint="cs"/>
-          <w:rtl w:val="true"/>
+          <w:rtl/>
         </w:rPr>
         <w:t xml:space="preserve"> </w:t>
       </w:r>
@@ -164,29 +155,23 @@
           <w:ilvl w:val="0"/>
           <w:numId w:val="1"/>
         </w:numPr>
-        <w:rPr/>
       </w:pPr>
       <w:r>
         <w:rPr>
           <w:rFonts w:hint="cs"/>
-          <w:rtl w:val="true"/>
+          <w:rtl/>
         </w:rPr>
         <w:t xml:space="preserve">וזרם בין </w:t>
       </w:r>
       <w:r>
-        <w:rPr/>
         <w:t>210-240mA</w:t>
       </w:r>
     </w:p>
     <w:p>
-      <w:pPr>
-        <w:pStyle w:val="Normal"/>
-        <w:rPr/>
-      </w:pPr>
       <w:r>
         <w:rPr>
           <w:rFonts w:hint="cs"/>
-          <w:rtl w:val="true"/>
+          <w:rtl/>
         </w:rPr>
         <w:t>צריך להתקין</w:t>
       </w:r>
@@ -198,23 +183,21 @@
           <w:ilvl w:val="0"/>
           <w:numId w:val="2"/>
         </w:numPr>
-        <w:rPr/>
       </w:pPr>
       <w:r>
         <w:rPr>
           <w:rFonts w:hint="cs"/>
-          <w:rtl w:val="true"/>
+          <w:rtl/>
         </w:rPr>
         <w:t xml:space="preserve">ספק משתנה של </w:t>
       </w:r>
       <w:r>
-        <w:rPr/>
         <w:t>12V 3A</w:t>
       </w:r>
       <w:r>
         <w:rPr>
           <w:rFonts w:hint="cs"/>
-          <w:rtl w:val="true"/>
+          <w:rtl/>
         </w:rPr>
         <w:t>.</w:t>
       </w:r>
@@ -226,17 +209,15 @@
           <w:ilvl w:val="0"/>
           <w:numId w:val="2"/>
         </w:numPr>
-        <w:rPr/>
       </w:pPr>
       <w:r>
         <w:rPr>
           <w:rFonts w:hint="cs"/>
-          <w:rtl w:val="true"/>
+          <w:rtl/>
         </w:rPr>
         <w:t xml:space="preserve">מקלט תדרים </w:t>
       </w:r>
       <w:r>
-        <w:rPr/>
         <w:t>RC832S</w:t>
       </w:r>
       <w:r>
@@ -246,50 +227,39 @@
         <w:t xml:space="preserve"> </w:t>
       </w:r>
       <w:r>
-        <w:rPr/>
         <w:t>5.8GHz</w:t>
       </w:r>
       <w:r>
         <w:rPr>
           <w:rFonts w:hint="cs"/>
-          <w:rtl w:val="true"/>
+          <w:rtl/>
         </w:rPr>
         <w:t>.</w:t>
       </w:r>
     </w:p>
     <w:p>
       <w:pPr>
-        <w:pStyle w:val="Normal"/>
-        <w:ind w:start="360"/>
+        <w:ind w:left="360"/>
         <w:rPr>
           <w:rFonts w:cs="Arial"/>
         </w:rPr>
       </w:pPr>
-      <w:r>
-        <w:rPr>
-          <w:rFonts w:cs="Arial"/>
-          <w:rtl w:val="true"/>
-        </w:rPr>
-      </w:r>
-    </w:p>
-    <w:p>
-      <w:pPr>
-        <w:pStyle w:val="Normal"/>
-        <w:ind w:start="360"/>
-        <w:rPr/>
+    </w:p>
+    <w:p>
+      <w:pPr>
+        <w:ind w:left="360"/>
       </w:pPr>
       <w:r>
         <w:rPr>
           <w:rFonts w:hint="cs"/>
-          <w:rtl w:val="true"/>
+          <w:rtl/>
         </w:rPr>
         <w:t>צריך לקנות מצלמות</w:t>
       </w:r>
     </w:p>
     <w:p>
       <w:pPr>
-        <w:pStyle w:val="Normal"/>
-        <w:ind w:start="360"/>
+        <w:ind w:left="360"/>
         <w:rPr>
           <w:sz w:val="12"/>
           <w:szCs w:val="12"/>
@@ -297,13 +267,14 @@
       </w:pPr>
       <w:r>
         <w:rPr>
-          <w:rFonts w:cs="Open Sans" w:ascii="Open Sans" w:hAnsi="Open Sans"/>
+          <w:rFonts w:ascii="Open Sans" w:hAnsi="Open Sans" w:cs="Open Sans"/>
+          <w:noProof/>
           <w:color w:val="000000"/>
           <w:sz w:val="14"/>
           <w:szCs w:val="14"/>
         </w:rPr>
         <w:drawing>
-          <wp:anchor behindDoc="0" distT="0" distB="0" distL="114300" distR="114300" simplePos="0" locked="0" layoutInCell="0" allowOverlap="1" relativeHeight="5">
+          <wp:anchor distT="0" distB="0" distL="114300" distR="114300" simplePos="0" relativeHeight="5" behindDoc="0" locked="0" layoutInCell="0" allowOverlap="1" wp14:anchorId="3893F05E" wp14:editId="1E79228A">
             <wp:simplePos x="0" y="0"/>
             <wp:positionH relativeFrom="column">
               <wp:posOffset>760095</wp:posOffset>
@@ -328,7 +299,7 @@
                     </pic:cNvPicPr>
                   </pic:nvPicPr>
                   <pic:blipFill>
-                    <a:blip r:embed="rId2"/>
+                    <a:blip r:embed="rId5"/>
                     <a:stretch>
                       <a:fillRect/>
                     </a:stretch>
@@ -351,7 +322,7 @@
       </w:r>
       <w:r>
         <w:rPr>
-          <w:rFonts w:cs="Open Sans" w:ascii="Open Sans" w:hAnsi="Open Sans"/>
+          <w:rFonts w:ascii="Open Sans" w:hAnsi="Open Sans" w:cs="Open Sans"/>
           <w:color w:val="000000"/>
           <w:sz w:val="14"/>
           <w:szCs w:val="14"/>
@@ -361,72 +332,48 @@
     </w:p>
     <w:p>
       <w:pPr>
-        <w:pStyle w:val="Normal"/>
-        <w:ind w:start="360"/>
+        <w:ind w:left="360"/>
         <w:rPr>
           <w:b/>
           <w:bCs/>
         </w:rPr>
       </w:pPr>
-      <w:r>
+    </w:p>
+    <w:p>
+      <w:pPr>
+        <w:ind w:left="360"/>
         <w:rPr>
           <w:b/>
           <w:bCs/>
-          <w:rtl w:val="true"/>
-        </w:rPr>
-      </w:r>
-    </w:p>
-    <w:p>
-      <w:pPr>
-        <w:pStyle w:val="Normal"/>
-        <w:ind w:start="360"/>
+        </w:rPr>
+      </w:pPr>
+    </w:p>
+    <w:p>
+      <w:pPr>
+        <w:ind w:left="360"/>
         <w:rPr>
           <w:b/>
           <w:bCs/>
         </w:rPr>
       </w:pPr>
-      <w:r>
+    </w:p>
+    <w:p>
+      <w:pPr>
+        <w:ind w:left="360"/>
         <w:rPr>
           <w:b/>
           <w:bCs/>
-          <w:rtl w:val="true"/>
-        </w:rPr>
-      </w:r>
-    </w:p>
-    <w:p>
-      <w:pPr>
-        <w:pStyle w:val="Normal"/>
-        <w:ind w:start="360"/>
+        </w:rPr>
+      </w:pPr>
+      <w:r>
         <w:rPr>
           <w:b/>
           <w:bCs/>
-        </w:rPr>
-      </w:pPr>
-      <w:r>
-        <w:rPr>
-          <w:b/>
-          <w:bCs/>
-          <w:rtl w:val="true"/>
-        </w:rPr>
-      </w:r>
-    </w:p>
-    <w:p>
-      <w:pPr>
-        <w:pStyle w:val="Normal"/>
-        <w:ind w:start="360"/>
-        <w:rPr>
-          <w:b/>
-          <w:bCs/>
-        </w:rPr>
-      </w:pPr>
-      <w:r>
-        <w:rPr>
-          <w:b/>
-          <w:bCs/>
-          <w:rtl w:val="true"/>
+          <w:noProof/>
+          <w:rtl/>
         </w:rPr>
         <w:drawing>
-          <wp:anchor behindDoc="0" distT="0" distB="0" distL="114300" distR="114300" simplePos="0" locked="0" layoutInCell="0" allowOverlap="1" relativeHeight="14">
+          <wp:anchor distT="0" distB="0" distL="114300" distR="114300" simplePos="0" relativeHeight="14" behindDoc="0" locked="0" layoutInCell="0" allowOverlap="1" wp14:anchorId="282EBA30" wp14:editId="23A983CE">
             <wp:simplePos x="0" y="0"/>
             <wp:positionH relativeFrom="column">
               <wp:posOffset>601980</wp:posOffset>
@@ -451,8 +398,8 @@
                     </pic:cNvPicPr>
                   </pic:nvPicPr>
                   <pic:blipFill>
-                    <a:blip r:embed="rId3"/>
-                    <a:srcRect l="0" t="1948" r="272" b="0"/>
+                    <a:blip r:embed="rId6"/>
+                    <a:srcRect t="1948" r="272"/>
                     <a:stretch>
                       <a:fillRect/>
                     </a:stretch>
@@ -476,59 +423,30 @@
     </w:p>
     <w:p>
       <w:pPr>
-        <w:pStyle w:val="Normal"/>
-        <w:ind w:hanging="0" w:start="0"/>
         <w:rPr>
           <w:b/>
           <w:bCs/>
         </w:rPr>
       </w:pPr>
-      <w:r>
+    </w:p>
+    <w:p>
+      <w:pPr>
         <w:rPr>
           <w:b/>
           <w:bCs/>
-          <w:rtl w:val="true"/>
-        </w:rPr>
-      </w:r>
-    </w:p>
-    <w:p>
-      <w:pPr>
-        <w:pStyle w:val="Normal"/>
-        <w:ind w:hanging="0" w:start="0"/>
+        </w:rPr>
+      </w:pPr>
+    </w:p>
+    <w:p>
+      <w:pPr>
         <w:rPr>
           <w:b/>
           <w:bCs/>
         </w:rPr>
       </w:pPr>
-      <w:r>
-        <w:rPr>
-          <w:b/>
-          <w:bCs/>
-          <w:rtl w:val="true"/>
-        </w:rPr>
-      </w:r>
-    </w:p>
-    <w:p>
-      <w:pPr>
-        <w:pStyle w:val="Normal"/>
-        <w:ind w:hanging="0" w:start="0"/>
-        <w:rPr>
-          <w:b/>
-          <w:bCs/>
-        </w:rPr>
-      </w:pPr>
-      <w:r>
-        <w:rPr>
-          <w:b/>
-          <w:bCs/>
-          <w:rtl w:val="true"/>
-        </w:rPr>
-      </w:r>
-    </w:p>
-    <w:p>
-      <w:pPr>
-        <w:pStyle w:val="Normal"/>
-        <w:ind w:hanging="0" w:start="0"/>
+    </w:p>
+    <w:p>
+      <w:pPr>
         <w:rPr>
           <w:b/>
           <w:bCs/>
@@ -540,40 +458,30 @@
           <w:b/>
           <w:bCs/>
         </w:rPr>
+        <w:lastRenderedPageBreak/>
         <w:t>6/11/2025</w:t>
       </w:r>
     </w:p>
     <w:p>
-      <w:pPr>
-        <w:pStyle w:val="Normal"/>
-        <w:ind w:hanging="0" w:start="0"/>
-        <w:rPr/>
-      </w:pPr>
       <w:r>
         <w:rPr>
           <w:rFonts w:hint="cs"/>
-          <w:rtl w:val="true"/>
-        </w:rPr>
-        <w:t>הוחלף המצלמה הקודמת עם משדר ומצלמה חיצונית שמתחבר על הקטר</w:t>
-      </w:r>
-      <w:r>
-        <w:rPr>
-          <w:rFonts w:hint="cs"/>
-          <w:rtl w:val="true"/>
-        </w:rPr>
-        <w:t>.</w:t>
+          <w:rtl/>
+        </w:rPr>
+        <w:t>הוחלף המצלמה הקודמת עם משדר ומצלמה חיצונית שמתחבר על הקטר.</w:t>
       </w:r>
     </w:p>
     <w:p>
       <w:pPr>
         <w:pStyle w:val="NormalWeb"/>
         <w:spacing w:before="280" w:after="280"/>
-        <w:rPr/>
-      </w:pPr>
-      <w:r>
-        <w:rPr/>
+      </w:pPr>
+      <w:r>
+        <w:rPr>
+          <w:noProof/>
+        </w:rPr>
         <w:drawing>
-          <wp:inline distT="0" distB="0" distL="0" distR="0">
+          <wp:inline distT="0" distB="0" distL="0" distR="0" wp14:anchorId="39322A70" wp14:editId="5492D1CB">
             <wp:extent cx="5274310" cy="3804920"/>
             <wp:effectExtent l="0" t="0" r="0" b="0"/>
             <wp:docPr id="3" name="Picture 8"/>
@@ -590,7 +498,7 @@
                     </pic:cNvPicPr>
                   </pic:nvPicPr>
                   <pic:blipFill>
-                    <a:blip r:embed="rId4"/>
+                    <a:blip r:embed="rId7"/>
                     <a:stretch>
                       <a:fillRect/>
                     </a:stretch>
@@ -614,53 +522,43 @@
     </w:p>
     <w:p>
       <w:pPr>
-        <w:pStyle w:val="Normal"/>
         <w:rPr>
           <w:b/>
           <w:bCs/>
         </w:rPr>
       </w:pPr>
-      <w:r>
+    </w:p>
+    <w:p>
+      <w:pPr>
         <w:rPr>
           <w:b/>
           <w:bCs/>
-          <w:rtl w:val="true"/>
-        </w:rPr>
-      </w:r>
-    </w:p>
-    <w:p>
-      <w:pPr>
-        <w:pStyle w:val="Normal"/>
-        <w:ind w:hanging="0" w:start="0"/>
-        <w:rPr>
+        </w:rPr>
+      </w:pPr>
+      <w:r>
+        <w:rPr>
+          <w:rFonts w:hint="cs"/>
           <w:b/>
           <w:bCs/>
-        </w:rPr>
-      </w:pPr>
-      <w:r>
-        <w:rPr>
-          <w:rFonts w:hint="cs"/>
-          <w:b/>
-          <w:b/>
-          <w:bCs/>
-          <w:rtl w:val="true"/>
+          <w:rtl/>
         </w:rPr>
         <w:t>משדר</w:t>
       </w:r>
     </w:p>
     <w:p>
       <w:pPr>
-        <w:pStyle w:val="Normal"/>
         <w:numPr>
           <w:ilvl w:val="0"/>
           <w:numId w:val="4"/>
         </w:numPr>
-        <w:spacing w:before="0" w:after="0"/>
-        <w:rPr/>
-      </w:pPr>
-      <w:r>
+        <w:spacing w:after="0"/>
+      </w:pPr>
+      <w:r>
+        <w:rPr>
+          <w:noProof/>
+        </w:rPr>
         <w:drawing>
-          <wp:anchor behindDoc="0" distT="0" distB="0" distL="114300" distR="114300" simplePos="0" locked="0" layoutInCell="0" allowOverlap="1" relativeHeight="6">
+          <wp:anchor distT="0" distB="0" distL="114300" distR="114300" simplePos="0" relativeHeight="6" behindDoc="0" locked="0" layoutInCell="0" allowOverlap="1" wp14:anchorId="1F87410C" wp14:editId="22D73D35">
             <wp:simplePos x="0" y="0"/>
             <wp:positionH relativeFrom="column">
               <wp:posOffset>102235</wp:posOffset>
@@ -685,7 +583,7 @@
                     </pic:cNvPicPr>
                   </pic:nvPicPr>
                   <pic:blipFill>
-                    <a:blip r:embed="rId5"/>
+                    <a:blip r:embed="rId8"/>
                     <a:stretch>
                       <a:fillRect/>
                     </a:stretch>
@@ -709,7 +607,7 @@
       <w:r>
         <w:rPr>
           <w:rFonts w:hint="cs"/>
-          <w:rtl w:val="true"/>
+          <w:rtl/>
         </w:rPr>
         <w:t>חוט</w:t>
       </w:r>
@@ -717,125 +615,113 @@
         <w:rPr>
           <w:rFonts w:hint="cs"/>
           <w:color w:val="FF0000"/>
-          <w:rtl w:val="true"/>
+          <w:rtl/>
         </w:rPr>
         <w:t xml:space="preserve"> אדום </w:t>
       </w:r>
       <w:r>
-        <w:rPr/>
         <w:t>12V</w:t>
       </w:r>
     </w:p>
     <w:p>
       <w:pPr>
-        <w:pStyle w:val="Normal"/>
         <w:numPr>
           <w:ilvl w:val="0"/>
           <w:numId w:val="4"/>
         </w:numPr>
-        <w:spacing w:before="0" w:after="0"/>
-        <w:rPr/>
+        <w:spacing w:after="0"/>
       </w:pPr>
       <w:r>
         <w:rPr>
           <w:rFonts w:hint="cs"/>
-          <w:rtl w:val="true"/>
+          <w:rtl/>
         </w:rPr>
         <w:t xml:space="preserve">חוט שחור </w:t>
       </w:r>
       <w:r>
-        <w:rPr/>
         <w:t>GND</w:t>
       </w:r>
       <w:r>
         <w:rPr>
           <w:rFonts w:hint="cs"/>
-          <w:rtl w:val="true"/>
+          <w:rtl/>
         </w:rPr>
         <w:t>.</w:t>
       </w:r>
     </w:p>
     <w:p>
       <w:pPr>
-        <w:pStyle w:val="Normal"/>
         <w:numPr>
           <w:ilvl w:val="0"/>
           <w:numId w:val="4"/>
         </w:numPr>
-        <w:spacing w:before="0" w:after="0"/>
-        <w:rPr/>
+        <w:spacing w:after="0"/>
       </w:pPr>
       <w:r>
         <w:rPr>
           <w:rFonts w:hint="cs"/>
-          <w:rtl w:val="true"/>
+          <w:rtl/>
         </w:rPr>
         <w:t>חוט</w:t>
       </w:r>
       <w:r>
         <w:rPr>
           <w:rFonts w:hint="cs"/>
-          <w:color w:themeColor="accent4" w:val="FFC000"/>
-          <w:rtl w:val="true"/>
+          <w:color w:val="FFC000" w:themeColor="accent4"/>
+          <w:rtl/>
         </w:rPr>
         <w:t xml:space="preserve"> צהוב </w:t>
       </w:r>
       <w:r>
-        <w:rPr/>
         <w:t>video</w:t>
       </w:r>
     </w:p>
     <w:p>
       <w:pPr>
-        <w:pStyle w:val="Normal"/>
         <w:numPr>
           <w:ilvl w:val="0"/>
           <w:numId w:val="4"/>
         </w:numPr>
-        <w:spacing w:before="0" w:after="0"/>
-        <w:rPr/>
+        <w:spacing w:after="0"/>
       </w:pPr>
       <w:r>
         <w:rPr>
           <w:rFonts w:hint="cs"/>
-          <w:rtl w:val="true"/>
+          <w:rtl/>
         </w:rPr>
         <w:t xml:space="preserve">חוט </w:t>
       </w:r>
       <w:r>
         <w:rPr>
           <w:rFonts w:hint="cs"/>
-          <w:color w:themeColor="background2" w:themeShade="bf" w:val="AEAAAA"/>
-          <w:rtl w:val="true"/>
+          <w:color w:val="AEAAAA" w:themeColor="background2" w:themeShade="BF"/>
+          <w:rtl/>
         </w:rPr>
         <w:t>לבן</w:t>
       </w:r>
       <w:r>
         <w:rPr>
           <w:rFonts w:hint="cs"/>
-          <w:rtl w:val="true"/>
+          <w:rtl/>
         </w:rPr>
         <w:t xml:space="preserve"> </w:t>
       </w:r>
       <w:r>
-        <w:rPr/>
         <w:t>Audio</w:t>
       </w:r>
     </w:p>
     <w:p>
       <w:pPr>
-        <w:pStyle w:val="Normal"/>
         <w:numPr>
           <w:ilvl w:val="0"/>
           <w:numId w:val="4"/>
         </w:numPr>
-        <w:spacing w:before="0" w:after="0"/>
-        <w:rPr/>
+        <w:spacing w:after="0"/>
       </w:pPr>
       <w:r>
         <w:rPr>
           <w:rFonts w:hint="cs"/>
-          <w:rtl w:val="true"/>
+          <w:rtl/>
         </w:rPr>
         <w:t xml:space="preserve">חוט </w:t>
       </w:r>
@@ -843,50 +729,47 @@
         <w:rPr>
           <w:rFonts w:hint="cs"/>
           <w:color w:val="7030A0"/>
-          <w:rtl w:val="true"/>
+          <w:rtl/>
         </w:rPr>
         <w:t>סגול</w:t>
       </w:r>
       <w:r>
         <w:rPr>
           <w:rFonts w:hint="cs"/>
-          <w:rtl w:val="true"/>
+          <w:rtl/>
         </w:rPr>
         <w:t xml:space="preserve"> </w:t>
       </w:r>
       <w:r>
-        <w:rPr/>
         <w:t>GND</w:t>
       </w:r>
     </w:p>
     <w:p>
       <w:pPr>
-        <w:pStyle w:val="Normal"/>
         <w:numPr>
           <w:ilvl w:val="0"/>
           <w:numId w:val="4"/>
         </w:numPr>
-        <w:rPr/>
       </w:pPr>
       <w:r>
         <w:rPr>
           <w:rFonts w:hint="cs"/>
-          <w:rtl w:val="true"/>
+          <w:rtl/>
         </w:rPr>
         <w:t xml:space="preserve">חוט </w:t>
       </w:r>
       <w:r>
         <w:rPr>
           <w:rFonts w:hint="cs"/>
-          <w:color w:themeColor="accent2" w:val="ED7D31"/>
-          <w:rtl w:val="true"/>
+          <w:color w:val="ED7D31" w:themeColor="accent2"/>
+          <w:rtl/>
         </w:rPr>
         <w:t>כתום</w:t>
       </w:r>
       <w:r>
         <w:rPr>
           <w:rFonts w:hint="cs"/>
-          <w:rtl w:val="true"/>
+          <w:rtl/>
         </w:rPr>
         <w:t xml:space="preserve"> </w:t>
       </w:r>
@@ -897,14 +780,27 @@
         <w:t>D</w:t>
       </w:r>
       <w:r>
-        <w:rPr/>
         <w:t>C out 5V</w:t>
       </w:r>
     </w:p>
     <w:p>
       <w:pPr>
-        <w:pStyle w:val="Normal"/>
-        <w:ind w:hanging="0" w:start="0"/>
+        <w:rPr>
+          <w:b/>
+          <w:bCs/>
+        </w:rPr>
+      </w:pPr>
+    </w:p>
+    <w:p>
+      <w:pPr>
+        <w:rPr>
+          <w:b/>
+          <w:bCs/>
+        </w:rPr>
+      </w:pPr>
+    </w:p>
+    <w:p>
+      <w:pPr>
         <w:rPr>
           <w:b/>
           <w:bCs/>
@@ -915,60 +811,22 @@
           <w:rFonts w:hint="cs"/>
           <w:b/>
           <w:bCs/>
-          <w:rtl w:val="true"/>
-        </w:rPr>
-      </w:r>
-    </w:p>
-    <w:p>
-      <w:pPr>
-        <w:pStyle w:val="Normal"/>
-        <w:ind w:hanging="0" w:start="0"/>
-        <w:rPr>
-          <w:b/>
-          <w:bCs/>
-        </w:rPr>
-      </w:pPr>
-      <w:r>
-        <w:rPr>
-          <w:rFonts w:hint="cs"/>
-          <w:b/>
-          <w:bCs/>
-          <w:rtl w:val="true"/>
-        </w:rPr>
-      </w:r>
-    </w:p>
-    <w:p>
-      <w:pPr>
-        <w:pStyle w:val="Normal"/>
-        <w:ind w:hanging="0" w:start="0"/>
-        <w:rPr>
-          <w:b/>
-          <w:bCs/>
-        </w:rPr>
-      </w:pPr>
-      <w:r>
-        <w:rPr>
-          <w:rFonts w:hint="cs"/>
-          <w:b/>
-          <w:b/>
-          <w:bCs/>
-          <w:rtl w:val="true"/>
+          <w:rtl/>
         </w:rPr>
         <w:t>מצלמה חיצונית</w:t>
       </w:r>
     </w:p>
     <w:p>
       <w:pPr>
-        <w:pStyle w:val="Normal"/>
-        <w:ind w:start="360"/>
-        <w:rPr/>
-      </w:pPr>
-      <w:r>
-        <w:rPr>
-          <w:rtl w:val="true"/>
+        <w:ind w:left="360"/>
+      </w:pPr>
+      <w:r>
+        <w:rPr>
+          <w:noProof/>
+          <w:rtl/>
         </w:rPr>
         <w:drawing>
-          <wp:inline distT="0" distB="0" distL="0" distR="0">
+          <wp:inline distT="0" distB="0" distL="0" distR="0" wp14:anchorId="3653D78C" wp14:editId="4980DFAA">
             <wp:extent cx="4543425" cy="1984375"/>
             <wp:effectExtent l="0" t="0" r="0" b="0"/>
             <wp:docPr id="5" name="Picture 4"/>
@@ -985,7 +843,7 @@
                     </pic:cNvPicPr>
                   </pic:nvPicPr>
                   <pic:blipFill>
-                    <a:blip r:embed="rId6"/>
+                    <a:blip r:embed="rId9"/>
                     <a:stretch>
                       <a:fillRect/>
                     </a:stretch>
@@ -1009,28 +867,6 @@
     </w:p>
     <w:p>
       <w:pPr>
-        <w:pStyle w:val="Normal"/>
-        <w:ind w:hanging="0" w:start="0"/>
-        <w:rPr>
-          <w:b/>
-          <w:bCs/>
-        </w:rPr>
-      </w:pPr>
-      <w:r>
-        <w:rPr>
-          <w:rFonts w:hint="cs"/>
-          <w:b/>
-          <w:b/>
-          <w:bCs/>
-          <w:rtl w:val="true"/>
-        </w:rPr>
-        <w:t>מקלט</w:t>
-      </w:r>
-    </w:p>
-    <w:p>
-      <w:pPr>
-        <w:pStyle w:val="Normal"/>
-        <w:ind w:hanging="0" w:start="0"/>
         <w:rPr>
           <w:b/>
           <w:bCs/>
@@ -1041,24 +877,33 @@
           <w:rFonts w:hint="cs"/>
           <w:b/>
           <w:bCs/>
-          <w:rtl w:val="true"/>
-        </w:rPr>
-      </w:r>
-    </w:p>
-    <w:p>
-      <w:pPr>
-        <w:pStyle w:val="Normal"/>
-        <w:ind w:start="360"/>
+          <w:rtl/>
+        </w:rPr>
+        <w:t>מקלט</w:t>
+      </w:r>
+    </w:p>
+    <w:p>
+      <w:pPr>
+        <w:rPr>
+          <w:b/>
+          <w:bCs/>
+        </w:rPr>
+      </w:pPr>
+    </w:p>
+    <w:p>
+      <w:pPr>
+        <w:ind w:left="360"/>
         <w:rPr>
           <w:rFonts w:cs="Arial"/>
         </w:rPr>
       </w:pPr>
       <w:r>
         <w:rPr>
-          <w:rtl w:val="true"/>
+          <w:noProof/>
+          <w:rtl/>
         </w:rPr>
         <w:drawing>
-          <wp:inline distT="0" distB="0" distL="0" distR="0">
+          <wp:inline distT="0" distB="0" distL="0" distR="0" wp14:anchorId="7011535F" wp14:editId="63B862D0">
             <wp:extent cx="4676775" cy="2059305"/>
             <wp:effectExtent l="0" t="0" r="0" b="0"/>
             <wp:docPr id="6" name="Picture 5"/>
@@ -1075,7 +920,7 @@
                     </pic:cNvPicPr>
                   </pic:nvPicPr>
                   <pic:blipFill>
-                    <a:blip r:embed="rId7"/>
+                    <a:blip r:embed="rId10"/>
                     <a:stretch>
                       <a:fillRect/>
                     </a:stretch>
@@ -1099,8 +944,7 @@
     </w:p>
     <w:p>
       <w:pPr>
-        <w:pStyle w:val="Normal"/>
-        <w:ind w:start="360"/>
+        <w:ind w:left="360"/>
         <w:rPr>
           <w:rFonts w:cs="Arial"/>
         </w:rPr>
@@ -1108,33 +952,18 @@
       <w:r>
         <w:rPr>
           <w:rFonts w:hint="cs"/>
-          <w:rtl w:val="true"/>
-        </w:rPr>
-        <w:t>הערוצים שרצים על שני הקטרים הם</w:t>
-      </w:r>
-      <w:r>
-        <w:rPr>
-          <w:rFonts w:hint="cs"/>
-          <w:rtl w:val="true"/>
-        </w:rPr>
-        <w:t>:</w:t>
+          <w:rtl/>
+        </w:rPr>
+        <w:t>הערוצים שרצים על שני הקטרים הם:</w:t>
       </w:r>
     </w:p>
     <w:tbl>
       <w:tblPr>
         <w:tblStyle w:val="TableGrid"/>
-        <w:bidiVisual w:val="true"/>
+        <w:bidiVisual/>
         <w:tblW w:w="8200" w:type="dxa"/>
-        <w:jc w:val="start"/>
-        <w:tblInd w:w="0" w:type="dxa"/>
         <w:tblLayout w:type="fixed"/>
-        <w:tblCellMar>
-          <w:top w:w="0" w:type="dxa"/>
-          <w:start w:w="108" w:type="dxa"/>
-          <w:bottom w:w="0" w:type="dxa"/>
-          <w:end w:w="108" w:type="dxa"/>
-        </w:tblCellMar>
-        <w:tblLook w:firstRow="1" w:noVBand="1" w:lastRow="0" w:firstColumn="1" w:lastColumn="0" w:noHBand="0" w:val="04a0"/>
+        <w:tblLook w:val="04A0" w:firstRow="1" w:lastRow="0" w:firstColumn="1" w:lastColumn="0" w:noHBand="0" w:noVBand="1"/>
       </w:tblPr>
       <w:tblGrid>
         <w:gridCol w:w="2089"/>
@@ -1143,38 +972,25 @@
         <w:gridCol w:w="2074"/>
       </w:tblGrid>
       <w:tr>
-        <w:trPr/>
         <w:tc>
           <w:tcPr>
             <w:tcW w:w="2089" w:type="dxa"/>
-            <w:tcBorders/>
           </w:tcPr>
           <w:p>
             <w:pPr>
-              <w:pStyle w:val="Normal"/>
-              <w:widowControl/>
               <w:tabs>
-                <w:tab w:val="clear" w:pos="720"/>
-                <w:tab w:val="left" w:pos="1758" w:leader="none"/>
+                <w:tab w:val="left" w:pos="1758"/>
               </w:tabs>
-              <w:spacing w:lineRule="auto" w:line="240" w:before="0" w:after="0"/>
+              <w:spacing w:after="0" w:line="240" w:lineRule="auto"/>
               <w:jc w:val="center"/>
               <w:rPr>
-                <w:rFonts w:ascii="Calibri" w:hAnsi="Calibri" w:eastAsia="Calibri" w:cs="Arial"/>
-                <w:kern w:val="0"/>
-                <w:sz w:val="22"/>
-                <w:szCs w:val="22"/>
-                <w:lang w:val="en-US" w:eastAsia="en-US" w:bidi="he-IL"/>
+                <w:rFonts w:ascii="Calibri" w:eastAsia="Calibri" w:hAnsi="Calibri" w:cs="Arial"/>
               </w:rPr>
             </w:pPr>
             <w:r>
               <w:rPr>
-                <w:rFonts w:ascii="Calibri" w:hAnsi="Calibri" w:eastAsia="Calibri" w:hint="cs"/>
-                <w:kern w:val="0"/>
-                <w:sz w:val="22"/>
-                <w:szCs w:val="22"/>
-                <w:rtl w:val="true"/>
-                <w:lang w:val="en-US" w:eastAsia="en-US" w:bidi="he-IL"/>
+                <w:rFonts w:ascii="Calibri" w:eastAsia="Calibri" w:hAnsi="Calibri" w:hint="cs"/>
+                <w:rtl/>
               </w:rPr>
               <w:t xml:space="preserve">קטר </w:t>
             </w:r>
@@ -1183,55 +999,35 @@
         <w:tc>
           <w:tcPr>
             <w:tcW w:w="1962" w:type="dxa"/>
-            <w:tcBorders/>
           </w:tcPr>
           <w:p>
             <w:pPr>
-              <w:pStyle w:val="Normal"/>
-              <w:widowControl/>
               <w:tabs>
-                <w:tab w:val="clear" w:pos="720"/>
-                <w:tab w:val="left" w:pos="1758" w:leader="none"/>
+                <w:tab w:val="left" w:pos="1758"/>
               </w:tabs>
-              <w:spacing w:lineRule="auto" w:line="240" w:before="0" w:after="0"/>
+              <w:spacing w:after="0" w:line="240" w:lineRule="auto"/>
               <w:jc w:val="center"/>
               <w:rPr>
-                <w:rFonts w:ascii="Calibri" w:hAnsi="Calibri" w:eastAsia="Calibri" w:cs="Arial"/>
-                <w:kern w:val="0"/>
-                <w:sz w:val="22"/>
-                <w:szCs w:val="22"/>
-                <w:lang w:val="en-US" w:eastAsia="en-US" w:bidi="he-IL"/>
+                <w:rFonts w:ascii="Calibri" w:eastAsia="Calibri" w:hAnsi="Calibri" w:cs="Arial"/>
               </w:rPr>
             </w:pPr>
             <w:r>
               <w:rPr>
                 <w:rFonts w:eastAsia="Calibri" w:cs="Arial" w:hint="cs"/>
-                <w:kern w:val="0"/>
-                <w:sz w:val="22"/>
-                <w:szCs w:val="22"/>
-                <w:lang w:val="en-US" w:eastAsia="en-US" w:bidi="he-IL"/>
               </w:rPr>
               <w:t>20215</w:t>
             </w:r>
             <w:r>
               <w:rPr>
                 <w:rFonts w:eastAsia="Calibri" w:cs="Arial" w:hint="cs"/>
-                <w:kern w:val="0"/>
-                <w:sz w:val="22"/>
-                <w:szCs w:val="22"/>
-                <w:rtl w:val="true"/>
-                <w:lang w:val="en-US" w:eastAsia="en-US" w:bidi="he-IL"/>
+                <w:rtl/>
               </w:rPr>
               <w:t xml:space="preserve"> </w:t>
             </w:r>
             <w:r>
               <w:rPr>
-                <w:rFonts w:ascii="Calibri" w:hAnsi="Calibri" w:eastAsia="Calibri" w:hint="cs"/>
-                <w:kern w:val="0"/>
-                <w:sz w:val="22"/>
-                <w:szCs w:val="22"/>
-                <w:rtl w:val="true"/>
-                <w:lang w:val="en-US" w:eastAsia="en-US" w:bidi="he-IL"/>
+                <w:rFonts w:ascii="Calibri" w:eastAsia="Calibri" w:hAnsi="Calibri" w:hint="cs"/>
+                <w:rtl/>
               </w:rPr>
               <w:t>עץ קריסמס</w:t>
             </w:r>
@@ -1240,55 +1036,35 @@
         <w:tc>
           <w:tcPr>
             <w:tcW w:w="2075" w:type="dxa"/>
-            <w:tcBorders/>
           </w:tcPr>
           <w:p>
             <w:pPr>
-              <w:pStyle w:val="Normal"/>
-              <w:widowControl/>
               <w:tabs>
-                <w:tab w:val="clear" w:pos="720"/>
-                <w:tab w:val="left" w:pos="1758" w:leader="none"/>
+                <w:tab w:val="left" w:pos="1758"/>
               </w:tabs>
-              <w:spacing w:lineRule="auto" w:line="240" w:before="0" w:after="0"/>
+              <w:spacing w:after="0" w:line="240" w:lineRule="auto"/>
               <w:jc w:val="center"/>
               <w:rPr>
-                <w:rFonts w:ascii="Calibri" w:hAnsi="Calibri" w:eastAsia="Calibri" w:cs="Arial"/>
-                <w:kern w:val="0"/>
-                <w:sz w:val="22"/>
-                <w:szCs w:val="22"/>
-                <w:lang w:val="en-US" w:eastAsia="en-US" w:bidi="he-IL"/>
+                <w:rFonts w:ascii="Calibri" w:eastAsia="Calibri" w:hAnsi="Calibri" w:cs="Arial"/>
               </w:rPr>
             </w:pPr>
             <w:r>
               <w:rPr>
                 <w:rFonts w:eastAsia="Calibri" w:cs="Arial" w:hint="cs"/>
-                <w:kern w:val="0"/>
-                <w:sz w:val="22"/>
-                <w:szCs w:val="22"/>
-                <w:lang w:val="en-US" w:eastAsia="en-US" w:bidi="he-IL"/>
               </w:rPr>
               <w:t>70308</w:t>
             </w:r>
             <w:r>
               <w:rPr>
                 <w:rFonts w:eastAsia="Calibri" w:cs="Arial" w:hint="cs"/>
-                <w:kern w:val="0"/>
-                <w:sz w:val="22"/>
-                <w:szCs w:val="22"/>
-                <w:rtl w:val="true"/>
-                <w:lang w:val="en-US" w:eastAsia="en-US" w:bidi="he-IL"/>
+                <w:rtl/>
               </w:rPr>
               <w:t xml:space="preserve"> </w:t>
             </w:r>
             <w:r>
               <w:rPr>
-                <w:rFonts w:ascii="Calibri" w:hAnsi="Calibri" w:eastAsia="Calibri" w:hint="cs"/>
-                <w:kern w:val="0"/>
-                <w:sz w:val="22"/>
-                <w:szCs w:val="22"/>
-                <w:rtl w:val="true"/>
-                <w:lang w:val="en-US" w:eastAsia="en-US" w:bidi="he-IL"/>
+                <w:rFonts w:ascii="Calibri" w:eastAsia="Calibri" w:hAnsi="Calibri" w:hint="cs"/>
+                <w:rtl/>
               </w:rPr>
               <w:t>קריסמס</w:t>
             </w:r>
@@ -1297,66 +1073,42 @@
         <w:tc>
           <w:tcPr>
             <w:tcW w:w="2074" w:type="dxa"/>
-            <w:tcBorders/>
           </w:tcPr>
           <w:p>
             <w:pPr>
-              <w:pStyle w:val="Normal"/>
-              <w:widowControl/>
               <w:tabs>
-                <w:tab w:val="clear" w:pos="720"/>
-                <w:tab w:val="left" w:pos="1758" w:leader="none"/>
+                <w:tab w:val="left" w:pos="1758"/>
               </w:tabs>
-              <w:spacing w:lineRule="auto" w:line="240" w:before="0" w:after="0"/>
+              <w:spacing w:after="0" w:line="240" w:lineRule="auto"/>
               <w:jc w:val="center"/>
               <w:rPr>
-                <w:rFonts w:ascii="Calibri" w:hAnsi="Calibri" w:eastAsia="Calibri" w:cs="Arial"/>
-                <w:kern w:val="0"/>
-                <w:sz w:val="22"/>
-                <w:szCs w:val="22"/>
-                <w:lang w:val="en-US" w:eastAsia="en-US" w:bidi="he-IL"/>
+                <w:rFonts w:ascii="Calibri" w:eastAsia="Calibri" w:hAnsi="Calibri" w:cs="Arial"/>
               </w:rPr>
             </w:pPr>
             <w:r>
               <w:rPr>
                 <w:rFonts w:eastAsia="Calibri" w:cs="Arial" w:hint="cs"/>
-                <w:kern w:val="0"/>
-                <w:sz w:val="22"/>
-                <w:szCs w:val="22"/>
-                <w:lang w:val="en-US" w:eastAsia="en-US" w:bidi="he-IL"/>
               </w:rPr>
               <w:t>20301</w:t>
             </w:r>
             <w:r>
               <w:rPr>
                 <w:rFonts w:eastAsia="Calibri" w:cs="Arial" w:hint="cs"/>
-                <w:kern w:val="0"/>
-                <w:sz w:val="22"/>
-                <w:szCs w:val="22"/>
-                <w:rtl w:val="true"/>
-                <w:lang w:val="en-US" w:eastAsia="en-US" w:bidi="he-IL"/>
+                <w:rtl/>
               </w:rPr>
               <w:t xml:space="preserve"> (</w:t>
             </w:r>
             <w:r>
               <w:rPr>
-                <w:rFonts w:ascii="Calibri" w:hAnsi="Calibri" w:eastAsia="Calibri" w:hint="cs"/>
-                <w:kern w:val="0"/>
-                <w:sz w:val="22"/>
-                <w:szCs w:val="22"/>
-                <w:rtl w:val="true"/>
-                <w:lang w:val="en-US" w:eastAsia="en-US" w:bidi="he-IL"/>
+                <w:rFonts w:ascii="Calibri" w:eastAsia="Calibri" w:hAnsi="Calibri" w:hint="cs"/>
+                <w:rtl/>
               </w:rPr>
               <w:t>כתום</w:t>
             </w:r>
             <w:r>
               <w:rPr>
                 <w:rFonts w:eastAsia="Calibri" w:cs="Arial" w:hint="cs"/>
-                <w:kern w:val="0"/>
-                <w:sz w:val="22"/>
-                <w:szCs w:val="22"/>
-                <w:rtl w:val="true"/>
-                <w:lang w:val="en-US" w:eastAsia="en-US" w:bidi="he-IL"/>
+                <w:rtl/>
               </w:rPr>
               <w:t>)</w:t>
             </w:r>
@@ -1364,68 +1116,38 @@
         </w:tc>
       </w:tr>
       <w:tr>
-        <w:trPr/>
         <w:tc>
           <w:tcPr>
             <w:tcW w:w="2089" w:type="dxa"/>
             <w:vMerge w:val="restart"/>
-            <w:tcBorders/>
           </w:tcPr>
           <w:p>
             <w:pPr>
-              <w:pStyle w:val="Normal"/>
-              <w:widowControl/>
               <w:tabs>
-                <w:tab w:val="clear" w:pos="720"/>
-                <w:tab w:val="left" w:pos="1758" w:leader="none"/>
+                <w:tab w:val="left" w:pos="1758"/>
               </w:tabs>
-              <w:spacing w:lineRule="auto" w:line="240" w:before="0" w:after="0"/>
+              <w:spacing w:after="0" w:line="240" w:lineRule="auto"/>
               <w:jc w:val="center"/>
               <w:rPr>
-                <w:rFonts w:ascii="Calibri" w:hAnsi="Calibri" w:eastAsia="Calibri" w:cs="Arial"/>
-                <w:kern w:val="0"/>
-                <w:sz w:val="22"/>
-                <w:szCs w:val="22"/>
-                <w:lang w:val="en-US" w:eastAsia="en-US" w:bidi="he-IL"/>
+                <w:rFonts w:ascii="Calibri" w:eastAsia="Calibri" w:hAnsi="Calibri" w:cs="Arial"/>
               </w:rPr>
             </w:pPr>
-            <w:r>
-              <w:rPr>
-                <w:rFonts w:eastAsia="Calibri" w:cs="Arial"/>
-                <w:kern w:val="0"/>
-                <w:sz w:val="22"/>
-                <w:szCs w:val="22"/>
-                <w:rtl w:val="true"/>
-                <w:lang w:val="en-US" w:eastAsia="en-US" w:bidi="he-IL"/>
-              </w:rPr>
-            </w:r>
           </w:p>
           <w:p>
             <w:pPr>
-              <w:pStyle w:val="Normal"/>
-              <w:widowControl/>
               <w:tabs>
-                <w:tab w:val="clear" w:pos="720"/>
-                <w:tab w:val="left" w:pos="1758" w:leader="none"/>
+                <w:tab w:val="left" w:pos="1758"/>
               </w:tabs>
-              <w:spacing w:lineRule="auto" w:line="240" w:before="0" w:after="0"/>
+              <w:spacing w:after="0" w:line="240" w:lineRule="auto"/>
               <w:jc w:val="center"/>
               <w:rPr>
-                <w:rFonts w:ascii="Calibri" w:hAnsi="Calibri" w:eastAsia="Calibri" w:cs="Arial"/>
-                <w:kern w:val="0"/>
-                <w:sz w:val="22"/>
-                <w:szCs w:val="22"/>
-                <w:lang w:val="en-US" w:eastAsia="en-US" w:bidi="he-IL"/>
+                <w:rFonts w:ascii="Calibri" w:eastAsia="Calibri" w:hAnsi="Calibri" w:cs="Arial"/>
               </w:rPr>
             </w:pPr>
             <w:r>
               <w:rPr>
-                <w:rFonts w:ascii="Calibri" w:hAnsi="Calibri" w:eastAsia="Calibri" w:hint="cs"/>
-                <w:kern w:val="0"/>
-                <w:sz w:val="22"/>
-                <w:szCs w:val="22"/>
-                <w:rtl w:val="true"/>
-                <w:lang w:val="en-US" w:eastAsia="en-US" w:bidi="he-IL"/>
+                <w:rFonts w:ascii="Calibri" w:eastAsia="Calibri" w:hAnsi="Calibri" w:hint="cs"/>
+                <w:rtl/>
               </w:rPr>
               <w:t>ערוצים</w:t>
             </w:r>
@@ -1434,33 +1156,21 @@
         <w:tc>
           <w:tcPr>
             <w:tcW w:w="1962" w:type="dxa"/>
-            <w:tcBorders/>
           </w:tcPr>
           <w:p>
             <w:pPr>
-              <w:pStyle w:val="Normal"/>
-              <w:widowControl/>
               <w:tabs>
-                <w:tab w:val="clear" w:pos="720"/>
-                <w:tab w:val="left" w:pos="1758" w:leader="none"/>
+                <w:tab w:val="left" w:pos="1758"/>
               </w:tabs>
-              <w:spacing w:lineRule="auto" w:line="240" w:before="0" w:after="0"/>
+              <w:spacing w:after="0" w:line="240" w:lineRule="auto"/>
               <w:jc w:val="center"/>
               <w:rPr>
-                <w:rFonts w:ascii="Calibri" w:hAnsi="Calibri" w:eastAsia="Calibri" w:cs="Arial"/>
-                <w:kern w:val="0"/>
-                <w:sz w:val="22"/>
-                <w:szCs w:val="22"/>
-                <w:lang w:val="en-US" w:eastAsia="en-US" w:bidi="he-IL"/>
+                <w:rFonts w:ascii="Calibri" w:eastAsia="Calibri" w:hAnsi="Calibri" w:cs="Arial"/>
               </w:rPr>
             </w:pPr>
             <w:r>
               <w:rPr>
                 <w:rFonts w:eastAsia="Calibri" w:cs="Arial" w:hint="cs"/>
-                <w:kern w:val="0"/>
-                <w:sz w:val="22"/>
-                <w:szCs w:val="22"/>
-                <w:lang w:val="en-US" w:eastAsia="en-US" w:bidi="he-IL"/>
               </w:rPr>
               <w:t>31</w:t>
             </w:r>
@@ -1469,33 +1179,21 @@
         <w:tc>
           <w:tcPr>
             <w:tcW w:w="2075" w:type="dxa"/>
-            <w:tcBorders/>
           </w:tcPr>
           <w:p>
             <w:pPr>
-              <w:pStyle w:val="Normal"/>
-              <w:widowControl/>
               <w:tabs>
-                <w:tab w:val="clear" w:pos="720"/>
-                <w:tab w:val="left" w:pos="1758" w:leader="none"/>
+                <w:tab w:val="left" w:pos="1758"/>
               </w:tabs>
-              <w:spacing w:lineRule="auto" w:line="240" w:before="0" w:after="0"/>
+              <w:spacing w:after="0" w:line="240" w:lineRule="auto"/>
               <w:jc w:val="center"/>
               <w:rPr>
-                <w:rFonts w:ascii="Calibri" w:hAnsi="Calibri" w:eastAsia="Calibri" w:cs="Arial"/>
-                <w:kern w:val="0"/>
-                <w:sz w:val="22"/>
-                <w:szCs w:val="22"/>
-                <w:lang w:val="en-US" w:eastAsia="en-US" w:bidi="he-IL"/>
+                <w:rFonts w:ascii="Calibri" w:eastAsia="Calibri" w:hAnsi="Calibri" w:cs="Arial"/>
               </w:rPr>
             </w:pPr>
             <w:r>
               <w:rPr>
                 <w:rFonts w:eastAsia="Calibri" w:cs="Arial" w:hint="cs"/>
-                <w:kern w:val="0"/>
-                <w:sz w:val="22"/>
-                <w:szCs w:val="22"/>
-                <w:lang w:val="en-US" w:eastAsia="en-US" w:bidi="he-IL"/>
               </w:rPr>
               <w:t>13</w:t>
             </w:r>
@@ -1504,33 +1202,21 @@
         <w:tc>
           <w:tcPr>
             <w:tcW w:w="2074" w:type="dxa"/>
-            <w:tcBorders/>
           </w:tcPr>
           <w:p>
             <w:pPr>
-              <w:pStyle w:val="Normal"/>
-              <w:widowControl/>
               <w:tabs>
-                <w:tab w:val="clear" w:pos="720"/>
-                <w:tab w:val="left" w:pos="1758" w:leader="none"/>
+                <w:tab w:val="left" w:pos="1758"/>
               </w:tabs>
-              <w:spacing w:lineRule="auto" w:line="240" w:before="0" w:after="0"/>
+              <w:spacing w:after="0" w:line="240" w:lineRule="auto"/>
               <w:jc w:val="center"/>
               <w:rPr>
-                <w:rFonts w:ascii="Calibri" w:hAnsi="Calibri" w:eastAsia="Calibri" w:cs="Arial"/>
-                <w:kern w:val="0"/>
-                <w:sz w:val="22"/>
-                <w:szCs w:val="22"/>
-                <w:lang w:val="en-US" w:eastAsia="en-US" w:bidi="he-IL"/>
+                <w:rFonts w:ascii="Calibri" w:eastAsia="Calibri" w:hAnsi="Calibri" w:cs="Arial"/>
               </w:rPr>
             </w:pPr>
             <w:r>
               <w:rPr>
                 <w:rFonts w:eastAsia="Calibri" w:cs="Arial" w:hint="cs"/>
-                <w:kern w:val="0"/>
-                <w:sz w:val="22"/>
-                <w:szCs w:val="22"/>
-                <w:lang w:val="en-US" w:eastAsia="en-US" w:bidi="he-IL"/>
               </w:rPr>
               <w:t>16</w:t>
             </w:r>
@@ -1538,108 +1224,59 @@
         </w:tc>
       </w:tr>
       <w:tr>
-        <w:trPr/>
         <w:tc>
           <w:tcPr>
             <w:tcW w:w="2089" w:type="dxa"/>
-            <w:vMerge w:val="continue"/>
-            <w:tcBorders/>
+            <w:vMerge/>
           </w:tcPr>
           <w:p>
             <w:pPr>
-              <w:pStyle w:val="Normal"/>
-              <w:widowControl/>
               <w:tabs>
-                <w:tab w:val="clear" w:pos="720"/>
-                <w:tab w:val="left" w:pos="1758" w:leader="none"/>
+                <w:tab w:val="left" w:pos="1758"/>
               </w:tabs>
-              <w:spacing w:lineRule="auto" w:line="240" w:before="0" w:after="0"/>
+              <w:spacing w:after="0" w:line="240" w:lineRule="auto"/>
               <w:jc w:val="center"/>
               <w:rPr>
-                <w:rFonts w:ascii="Calibri" w:hAnsi="Calibri" w:eastAsia="Calibri" w:cs="Arial"/>
-                <w:kern w:val="0"/>
-                <w:sz w:val="22"/>
-                <w:szCs w:val="22"/>
-                <w:lang w:val="en-US" w:eastAsia="en-US" w:bidi="he-IL"/>
+                <w:rFonts w:ascii="Calibri" w:eastAsia="Calibri" w:hAnsi="Calibri" w:cs="Arial"/>
               </w:rPr>
             </w:pPr>
-            <w:r>
-              <w:rPr>
-                <w:rFonts w:eastAsia="Calibri" w:cs="Arial"/>
-                <w:kern w:val="0"/>
-                <w:sz w:val="22"/>
-                <w:szCs w:val="22"/>
-                <w:rtl w:val="true"/>
-                <w:lang w:val="en-US" w:eastAsia="en-US" w:bidi="he-IL"/>
-              </w:rPr>
-            </w:r>
           </w:p>
         </w:tc>
         <w:tc>
           <w:tcPr>
             <w:tcW w:w="1962" w:type="dxa"/>
-            <w:tcBorders/>
           </w:tcPr>
           <w:p>
             <w:pPr>
-              <w:pStyle w:val="Normal"/>
-              <w:widowControl/>
               <w:tabs>
-                <w:tab w:val="clear" w:pos="720"/>
-                <w:tab w:val="left" w:pos="1758" w:leader="none"/>
+                <w:tab w:val="left" w:pos="1758"/>
               </w:tabs>
-              <w:spacing w:lineRule="auto" w:line="240" w:before="0" w:after="0"/>
+              <w:spacing w:after="0" w:line="240" w:lineRule="auto"/>
               <w:jc w:val="center"/>
               <w:rPr>
-                <w:rFonts w:ascii="Calibri" w:hAnsi="Calibri" w:eastAsia="Calibri" w:cs="Arial"/>
-                <w:kern w:val="0"/>
-                <w:sz w:val="22"/>
-                <w:szCs w:val="22"/>
-                <w:lang w:val="en-US" w:eastAsia="en-US" w:bidi="he-IL"/>
+                <w:rFonts w:ascii="Calibri" w:eastAsia="Calibri" w:hAnsi="Calibri" w:cs="Arial"/>
               </w:rPr>
             </w:pPr>
-            <w:r>
-              <w:rPr>
-                <w:rFonts w:eastAsia="Calibri" w:cs="Arial"/>
-                <w:kern w:val="0"/>
-                <w:sz w:val="22"/>
-                <w:szCs w:val="22"/>
-                <w:rtl w:val="true"/>
-                <w:lang w:val="en-US" w:eastAsia="en-US" w:bidi="he-IL"/>
-              </w:rPr>
-            </w:r>
           </w:p>
         </w:tc>
         <w:tc>
           <w:tcPr>
             <w:tcW w:w="2075" w:type="dxa"/>
-            <w:tcBorders/>
           </w:tcPr>
           <w:p>
             <w:pPr>
-              <w:pStyle w:val="Normal"/>
-              <w:widowControl/>
               <w:tabs>
-                <w:tab w:val="clear" w:pos="720"/>
-                <w:tab w:val="left" w:pos="1758" w:leader="none"/>
+                <w:tab w:val="left" w:pos="1758"/>
               </w:tabs>
-              <w:spacing w:lineRule="auto" w:line="240" w:before="0" w:after="0"/>
+              <w:spacing w:after="0" w:line="240" w:lineRule="auto"/>
               <w:jc w:val="center"/>
               <w:rPr>
-                <w:rFonts w:ascii="Calibri" w:hAnsi="Calibri" w:eastAsia="Calibri" w:cs="Arial"/>
-                <w:kern w:val="0"/>
-                <w:sz w:val="22"/>
-                <w:szCs w:val="22"/>
-                <w:lang w:val="en-US" w:eastAsia="en-US" w:bidi="he-IL"/>
+                <w:rFonts w:ascii="Calibri" w:eastAsia="Calibri" w:hAnsi="Calibri" w:cs="Arial"/>
               </w:rPr>
             </w:pPr>
             <w:r>
               <w:rPr>
                 <w:rFonts w:eastAsia="Calibri" w:cs="Arial" w:hint="cs"/>
-                <w:kern w:val="0"/>
-                <w:sz w:val="22"/>
-                <w:szCs w:val="22"/>
-                <w:lang w:val="en-US" w:eastAsia="en-US" w:bidi="he-IL"/>
               </w:rPr>
               <w:t>26</w:t>
             </w:r>
@@ -1648,29 +1285,18 @@
         <w:tc>
           <w:tcPr>
             <w:tcW w:w="2074" w:type="dxa"/>
-            <w:tcBorders/>
           </w:tcPr>
           <w:p>
             <w:pPr>
-              <w:pStyle w:val="Normal"/>
-              <w:widowControl/>
               <w:tabs>
-                <w:tab w:val="clear" w:pos="720"/>
-                <w:tab w:val="left" w:pos="1758" w:leader="none"/>
+                <w:tab w:val="left" w:pos="1758"/>
               </w:tabs>
-              <w:spacing w:lineRule="auto" w:line="240" w:before="0" w:after="0"/>
+              <w:spacing w:after="0" w:line="240" w:lineRule="auto"/>
               <w:jc w:val="center"/>
-              <w:rPr>
-                <w:rFonts w:hint="cs"/>
-              </w:rPr>
             </w:pPr>
             <w:r>
               <w:rPr>
                 <w:rFonts w:eastAsia="Calibri" w:cs="Arial" w:hint="cs"/>
-                <w:kern w:val="0"/>
-                <w:sz w:val="22"/>
-                <w:szCs w:val="22"/>
-                <w:lang w:val="en-US" w:eastAsia="en-US" w:bidi="he-IL"/>
               </w:rPr>
               <w:t>23</w:t>
             </w:r>
@@ -1678,108 +1304,59 @@
         </w:tc>
       </w:tr>
       <w:tr>
-        <w:trPr/>
         <w:tc>
           <w:tcPr>
             <w:tcW w:w="2089" w:type="dxa"/>
-            <w:vMerge w:val="continue"/>
-            <w:tcBorders/>
+            <w:vMerge/>
           </w:tcPr>
           <w:p>
             <w:pPr>
-              <w:pStyle w:val="Normal"/>
-              <w:widowControl/>
               <w:tabs>
-                <w:tab w:val="clear" w:pos="720"/>
-                <w:tab w:val="left" w:pos="1758" w:leader="none"/>
+                <w:tab w:val="left" w:pos="1758"/>
               </w:tabs>
-              <w:spacing w:lineRule="auto" w:line="240" w:before="0" w:after="0"/>
+              <w:spacing w:after="0" w:line="240" w:lineRule="auto"/>
               <w:jc w:val="center"/>
               <w:rPr>
-                <w:rFonts w:ascii="Calibri" w:hAnsi="Calibri" w:eastAsia="Calibri" w:cs="Arial"/>
-                <w:kern w:val="0"/>
-                <w:sz w:val="22"/>
-                <w:szCs w:val="22"/>
-                <w:lang w:val="en-US" w:eastAsia="en-US" w:bidi="he-IL"/>
+                <w:rFonts w:ascii="Calibri" w:eastAsia="Calibri" w:hAnsi="Calibri" w:cs="Arial"/>
               </w:rPr>
             </w:pPr>
-            <w:r>
-              <w:rPr>
-                <w:rFonts w:eastAsia="Calibri" w:cs="Arial"/>
-                <w:kern w:val="0"/>
-                <w:sz w:val="22"/>
-                <w:szCs w:val="22"/>
-                <w:rtl w:val="true"/>
-                <w:lang w:val="en-US" w:eastAsia="en-US" w:bidi="he-IL"/>
-              </w:rPr>
-            </w:r>
           </w:p>
         </w:tc>
         <w:tc>
           <w:tcPr>
             <w:tcW w:w="1962" w:type="dxa"/>
-            <w:tcBorders/>
           </w:tcPr>
           <w:p>
             <w:pPr>
-              <w:pStyle w:val="Normal"/>
-              <w:widowControl/>
               <w:tabs>
-                <w:tab w:val="clear" w:pos="720"/>
-                <w:tab w:val="left" w:pos="1758" w:leader="none"/>
+                <w:tab w:val="left" w:pos="1758"/>
               </w:tabs>
-              <w:spacing w:lineRule="auto" w:line="240" w:before="0" w:after="0"/>
+              <w:spacing w:after="0" w:line="240" w:lineRule="auto"/>
               <w:jc w:val="center"/>
               <w:rPr>
-                <w:rFonts w:ascii="Calibri" w:hAnsi="Calibri" w:eastAsia="Calibri" w:cs="Arial"/>
-                <w:kern w:val="0"/>
-                <w:sz w:val="22"/>
-                <w:szCs w:val="22"/>
-                <w:lang w:val="en-US" w:eastAsia="en-US" w:bidi="he-IL"/>
+                <w:rFonts w:ascii="Calibri" w:eastAsia="Calibri" w:hAnsi="Calibri" w:cs="Arial"/>
               </w:rPr>
             </w:pPr>
-            <w:r>
-              <w:rPr>
-                <w:rFonts w:eastAsia="Calibri" w:cs="Arial"/>
-                <w:kern w:val="0"/>
-                <w:sz w:val="22"/>
-                <w:szCs w:val="22"/>
-                <w:rtl w:val="true"/>
-                <w:lang w:val="en-US" w:eastAsia="en-US" w:bidi="he-IL"/>
-              </w:rPr>
-            </w:r>
           </w:p>
         </w:tc>
         <w:tc>
           <w:tcPr>
             <w:tcW w:w="2075" w:type="dxa"/>
-            <w:tcBorders/>
           </w:tcPr>
           <w:p>
             <w:pPr>
-              <w:pStyle w:val="Normal"/>
-              <w:widowControl/>
               <w:tabs>
-                <w:tab w:val="clear" w:pos="720"/>
-                <w:tab w:val="left" w:pos="1758" w:leader="none"/>
+                <w:tab w:val="left" w:pos="1758"/>
               </w:tabs>
-              <w:spacing w:lineRule="auto" w:line="240" w:before="0" w:after="0"/>
+              <w:spacing w:after="0" w:line="240" w:lineRule="auto"/>
               <w:jc w:val="center"/>
               <w:rPr>
-                <w:rFonts w:ascii="Calibri" w:hAnsi="Calibri" w:eastAsia="Calibri" w:cs="Arial"/>
-                <w:kern w:val="0"/>
-                <w:sz w:val="22"/>
-                <w:szCs w:val="22"/>
-                <w:lang w:val="en-US" w:eastAsia="en-US" w:bidi="he-IL"/>
+                <w:rFonts w:ascii="Calibri" w:eastAsia="Calibri" w:hAnsi="Calibri" w:cs="Arial"/>
               </w:rPr>
             </w:pPr>
             <w:r>
               <w:rPr>
                 <w:rFonts w:eastAsia="Calibri" w:cs="Arial" w:hint="cs"/>
-                <w:kern w:val="0"/>
-                <w:sz w:val="22"/>
-                <w:szCs w:val="22"/>
-                <w:lang w:val="en-US" w:eastAsia="en-US" w:bidi="he-IL"/>
               </w:rPr>
               <w:t>45</w:t>
             </w:r>
@@ -1788,29 +1365,18 @@
         <w:tc>
           <w:tcPr>
             <w:tcW w:w="2074" w:type="dxa"/>
-            <w:tcBorders/>
           </w:tcPr>
           <w:p>
             <w:pPr>
-              <w:pStyle w:val="Normal"/>
-              <w:widowControl/>
               <w:tabs>
-                <w:tab w:val="clear" w:pos="720"/>
-                <w:tab w:val="left" w:pos="1758" w:leader="none"/>
+                <w:tab w:val="left" w:pos="1758"/>
               </w:tabs>
-              <w:spacing w:lineRule="auto" w:line="240" w:before="0" w:after="0"/>
+              <w:spacing w:after="0" w:line="240" w:lineRule="auto"/>
               <w:jc w:val="center"/>
-              <w:rPr>
-                <w:rFonts w:hint="cs"/>
-              </w:rPr>
             </w:pPr>
             <w:r>
               <w:rPr>
                 <w:rFonts w:eastAsia="Calibri" w:cs="Arial" w:hint="cs"/>
-                <w:kern w:val="0"/>
-                <w:sz w:val="22"/>
-                <w:szCs w:val="22"/>
-                <w:lang w:val="en-US" w:eastAsia="en-US" w:bidi="he-IL"/>
               </w:rPr>
               <w:t>42</w:t>
             </w:r>
@@ -1818,143 +1384,76 @@
         </w:tc>
       </w:tr>
       <w:tr>
-        <w:trPr/>
         <w:tc>
           <w:tcPr>
             <w:tcW w:w="2089" w:type="dxa"/>
-            <w:vMerge w:val="continue"/>
-            <w:tcBorders/>
+            <w:vMerge/>
           </w:tcPr>
           <w:p>
             <w:pPr>
-              <w:pStyle w:val="Normal"/>
-              <w:widowControl/>
               <w:tabs>
-                <w:tab w:val="clear" w:pos="720"/>
-                <w:tab w:val="left" w:pos="1758" w:leader="none"/>
+                <w:tab w:val="left" w:pos="1758"/>
               </w:tabs>
-              <w:spacing w:lineRule="auto" w:line="240" w:before="0" w:after="0"/>
+              <w:spacing w:after="0" w:line="240" w:lineRule="auto"/>
               <w:jc w:val="center"/>
               <w:rPr>
-                <w:rFonts w:ascii="Calibri" w:hAnsi="Calibri" w:eastAsia="Calibri" w:cs="Arial"/>
-                <w:kern w:val="0"/>
-                <w:sz w:val="22"/>
-                <w:szCs w:val="22"/>
-                <w:lang w:val="en-US" w:eastAsia="en-US" w:bidi="he-IL"/>
+                <w:rFonts w:ascii="Calibri" w:eastAsia="Calibri" w:hAnsi="Calibri" w:cs="Arial"/>
               </w:rPr>
             </w:pPr>
-            <w:r>
-              <w:rPr>
-                <w:rFonts w:eastAsia="Calibri" w:cs="Arial"/>
-                <w:kern w:val="0"/>
-                <w:sz w:val="22"/>
-                <w:szCs w:val="22"/>
-                <w:rtl w:val="true"/>
-                <w:lang w:val="en-US" w:eastAsia="en-US" w:bidi="he-IL"/>
-              </w:rPr>
-            </w:r>
           </w:p>
         </w:tc>
         <w:tc>
           <w:tcPr>
             <w:tcW w:w="1962" w:type="dxa"/>
-            <w:tcBorders/>
           </w:tcPr>
           <w:p>
             <w:pPr>
-              <w:pStyle w:val="Normal"/>
-              <w:widowControl/>
               <w:tabs>
-                <w:tab w:val="clear" w:pos="720"/>
-                <w:tab w:val="left" w:pos="1758" w:leader="none"/>
+                <w:tab w:val="left" w:pos="1758"/>
               </w:tabs>
-              <w:spacing w:lineRule="auto" w:line="240" w:before="0" w:after="0"/>
+              <w:spacing w:after="0" w:line="240" w:lineRule="auto"/>
               <w:jc w:val="center"/>
               <w:rPr>
-                <w:rFonts w:ascii="Calibri" w:hAnsi="Calibri" w:eastAsia="Calibri" w:cs="Arial"/>
-                <w:kern w:val="0"/>
-                <w:sz w:val="22"/>
-                <w:szCs w:val="22"/>
-                <w:lang w:val="en-US" w:eastAsia="en-US" w:bidi="he-IL"/>
+                <w:rFonts w:ascii="Calibri" w:eastAsia="Calibri" w:hAnsi="Calibri" w:cs="Arial"/>
               </w:rPr>
             </w:pPr>
-            <w:r>
-              <w:rPr>
-                <w:rFonts w:eastAsia="Calibri" w:cs="Arial"/>
-                <w:kern w:val="0"/>
-                <w:sz w:val="22"/>
-                <w:szCs w:val="22"/>
-                <w:rtl w:val="true"/>
-                <w:lang w:val="en-US" w:eastAsia="en-US" w:bidi="he-IL"/>
-              </w:rPr>
-            </w:r>
           </w:p>
         </w:tc>
         <w:tc>
           <w:tcPr>
             <w:tcW w:w="2075" w:type="dxa"/>
-            <w:tcBorders/>
           </w:tcPr>
           <w:p>
             <w:pPr>
-              <w:pStyle w:val="Normal"/>
-              <w:widowControl/>
               <w:tabs>
-                <w:tab w:val="clear" w:pos="720"/>
-                <w:tab w:val="left" w:pos="1758" w:leader="none"/>
+                <w:tab w:val="left" w:pos="1758"/>
               </w:tabs>
-              <w:spacing w:lineRule="auto" w:line="240" w:before="0" w:after="0"/>
+              <w:spacing w:after="0" w:line="240" w:lineRule="auto"/>
               <w:jc w:val="center"/>
               <w:rPr>
-                <w:rFonts w:ascii="Calibri" w:hAnsi="Calibri" w:eastAsia="Calibri" w:cs="Arial"/>
-                <w:kern w:val="0"/>
-                <w:sz w:val="22"/>
-                <w:szCs w:val="22"/>
-                <w:lang w:val="en-US" w:eastAsia="en-US" w:bidi="he-IL"/>
+                <w:rFonts w:ascii="Calibri" w:eastAsia="Calibri" w:hAnsi="Calibri" w:cs="Arial"/>
               </w:rPr>
             </w:pPr>
-            <w:r>
-              <w:rPr>
-                <w:rFonts w:eastAsia="Calibri" w:cs="Arial"/>
-                <w:kern w:val="0"/>
-                <w:sz w:val="22"/>
-                <w:szCs w:val="22"/>
-                <w:rtl w:val="true"/>
-                <w:lang w:val="en-US" w:eastAsia="en-US" w:bidi="he-IL"/>
-              </w:rPr>
-            </w:r>
           </w:p>
         </w:tc>
         <w:tc>
           <w:tcPr>
             <w:tcW w:w="2074" w:type="dxa"/>
-            <w:tcBorders/>
           </w:tcPr>
           <w:p>
             <w:pPr>
-              <w:pStyle w:val="Normal"/>
-              <w:widowControl/>
               <w:tabs>
-                <w:tab w:val="clear" w:pos="720"/>
-                <w:tab w:val="left" w:pos="1758" w:leader="none"/>
+                <w:tab w:val="left" w:pos="1758"/>
               </w:tabs>
-              <w:spacing w:lineRule="auto" w:line="240" w:before="0" w:after="0"/>
+              <w:spacing w:after="0" w:line="240" w:lineRule="auto"/>
               <w:jc w:val="center"/>
               <w:rPr>
-                <w:rFonts w:ascii="Calibri" w:hAnsi="Calibri" w:eastAsia="Calibri" w:cs="Arial"/>
-                <w:kern w:val="0"/>
-                <w:sz w:val="22"/>
-                <w:szCs w:val="22"/>
-                <w:lang w:val="en-US" w:eastAsia="en-US" w:bidi="he-IL"/>
+                <w:rFonts w:ascii="Calibri" w:eastAsia="Calibri" w:hAnsi="Calibri" w:cs="Arial"/>
               </w:rPr>
             </w:pPr>
             <w:r>
               <w:rPr>
                 <w:rFonts w:eastAsia="Calibri" w:cs="Arial" w:hint="cs"/>
-                <w:kern w:val="0"/>
-                <w:sz w:val="22"/>
-                <w:szCs w:val="22"/>
-                <w:lang w:val="en-US" w:eastAsia="en-US" w:bidi="he-IL"/>
               </w:rPr>
               <w:t>54</w:t>
             </w:r>
@@ -1964,49 +1463,34 @@
     </w:tbl>
     <w:p>
       <w:pPr>
-        <w:pStyle w:val="Normal"/>
         <w:tabs>
-          <w:tab w:val="clear" w:pos="720"/>
-          <w:tab w:val="left" w:pos="1758" w:leader="none"/>
+          <w:tab w:val="left" w:pos="1758"/>
         </w:tabs>
-        <w:rPr/>
-      </w:pPr>
-      <w:r>
-        <w:rPr>
-          <w:rtl w:val="true"/>
-        </w:rPr>
-      </w:r>
-    </w:p>
-    <w:p>
-      <w:pPr>
-        <w:pStyle w:val="Normal"/>
+      </w:pPr>
+    </w:p>
+    <w:p>
+      <w:pPr>
         <w:tabs>
-          <w:tab w:val="clear" w:pos="720"/>
-          <w:tab w:val="left" w:pos="1758" w:leader="none"/>
+          <w:tab w:val="left" w:pos="1758"/>
         </w:tabs>
-        <w:ind w:start="360"/>
-        <w:rPr/>
-      </w:pPr>
-      <w:r>
-        <w:rPr>
-          <w:rtl w:val="true"/>
-        </w:rPr>
-      </w:r>
-    </w:p>
-    <w:p>
-      <w:pPr>
-        <w:pStyle w:val="Normal"/>
+        <w:ind w:left="360"/>
+      </w:pPr>
+    </w:p>
+    <w:p>
+      <w:pPr>
         <w:tabs>
-          <w:tab w:val="clear" w:pos="720"/>
-          <w:tab w:val="left" w:pos="1758" w:leader="none"/>
+          <w:tab w:val="left" w:pos="1758"/>
         </w:tabs>
         <w:rPr>
           <w:rFonts w:cs="Arial"/>
         </w:rPr>
       </w:pPr>
       <w:r>
+        <w:rPr>
+          <w:noProof/>
+        </w:rPr>
         <w:drawing>
-          <wp:anchor behindDoc="0" distT="0" distB="0" distL="114300" distR="114300" simplePos="0" locked="0" layoutInCell="0" allowOverlap="1" relativeHeight="9">
+          <wp:anchor distT="0" distB="0" distL="114300" distR="114300" simplePos="0" relativeHeight="9" behindDoc="0" locked="0" layoutInCell="0" allowOverlap="1" wp14:anchorId="33B3B6C8" wp14:editId="1077DBBE">
             <wp:simplePos x="0" y="0"/>
             <wp:positionH relativeFrom="margin">
               <wp:posOffset>1693545</wp:posOffset>
@@ -2031,7 +1515,7 @@
                     </pic:cNvPicPr>
                   </pic:nvPicPr>
                   <pic:blipFill>
-                    <a:blip r:embed="rId8"/>
+                    <a:blip r:embed="rId11"/>
                     <a:srcRect l="3366" t="5532" r="3662" b="8455"/>
                     <a:stretch>
                       <a:fillRect/>
@@ -2052,8 +1536,13 @@
             </a:graphic>
           </wp:anchor>
         </w:drawing>
+      </w:r>
+      <w:r>
+        <w:rPr>
+          <w:noProof/>
+        </w:rPr>
         <w:drawing>
-          <wp:anchor behindDoc="0" distT="0" distB="0" distL="114300" distR="114300" simplePos="0" locked="0" layoutInCell="0" allowOverlap="1" relativeHeight="10">
+          <wp:anchor distT="0" distB="0" distL="114300" distR="114300" simplePos="0" relativeHeight="10" behindDoc="0" locked="0" layoutInCell="0" allowOverlap="1" wp14:anchorId="6135CDA1" wp14:editId="681E8FDF">
             <wp:simplePos x="0" y="0"/>
             <wp:positionH relativeFrom="column">
               <wp:posOffset>3251835</wp:posOffset>
@@ -2078,7 +1567,7 @@
                     </pic:cNvPicPr>
                   </pic:nvPicPr>
                   <pic:blipFill>
-                    <a:blip r:embed="rId9"/>
+                    <a:blip r:embed="rId12"/>
                     <a:stretch>
                       <a:fillRect/>
                     </a:stretch>
@@ -2098,8 +1587,13 @@
             </a:graphic>
           </wp:anchor>
         </w:drawing>
+      </w:r>
+      <w:r>
+        <w:rPr>
+          <w:noProof/>
+        </w:rPr>
         <w:drawing>
-          <wp:anchor behindDoc="0" distT="0" distB="0" distL="0" distR="114300" simplePos="0" locked="0" layoutInCell="0" allowOverlap="1" relativeHeight="11">
+          <wp:anchor distT="0" distB="0" distL="0" distR="114300" simplePos="0" relativeHeight="11" behindDoc="0" locked="0" layoutInCell="0" allowOverlap="1" wp14:anchorId="77825DE9" wp14:editId="5F59B62B">
             <wp:simplePos x="0" y="0"/>
             <wp:positionH relativeFrom="margin">
               <wp:align>left</wp:align>
@@ -2124,7 +1618,7 @@
                     </pic:cNvPicPr>
                   </pic:nvPicPr>
                   <pic:blipFill>
-                    <a:blip r:embed="rId10"/>
+                    <a:blip r:embed="rId13"/>
                     <a:srcRect l="13532" t="3563" r="-216" b="1956"/>
                     <a:stretch>
                       <a:fillRect/>
@@ -2149,7 +1643,7 @@
       <w:r>
         <w:rPr>
           <w:rFonts w:cs="Arial"/>
-          <w:rtl w:val="true"/>
+          <w:rtl/>
         </w:rPr>
         <w:tab/>
       </w:r>
@@ -2162,10 +1656,22 @@
       <w:r>
         <w:rPr>
           <w:rFonts w:cs="Arial"/>
-          <w:rtl w:val="true"/>
+          <w:rtl/>
         </w:rPr>
         <w:tab/>
+      </w:r>
+      <w:r>
+        <w:rPr>
+          <w:rFonts w:cs="Arial"/>
+          <w:rtl/>
+        </w:rPr>
         <w:tab/>
+      </w:r>
+      <w:r>
+        <w:rPr>
+          <w:rFonts w:cs="Arial"/>
+          <w:rtl/>
+        </w:rPr>
         <w:tab/>
       </w:r>
       <w:r>
@@ -2177,29 +1683,35 @@
       <w:r>
         <w:rPr>
           <w:rFonts w:cs="Arial"/>
-          <w:rtl w:val="true"/>
+          <w:rtl/>
         </w:rPr>
         <w:tab/>
       </w:r>
       <w:r>
         <w:rPr>
           <w:rFonts w:cs="Arial" w:hint="cs"/>
-          <w:rtl w:val="true"/>
+          <w:rtl/>
         </w:rPr>
         <w:t xml:space="preserve">  </w:t>
       </w:r>
       <w:r>
         <w:rPr>
           <w:rFonts w:cs="Arial"/>
-          <w:rtl w:val="true"/>
+          <w:rtl/>
         </w:rPr>
         <w:tab/>
+      </w:r>
+      <w:r>
+        <w:rPr>
+          <w:rFonts w:cs="Arial"/>
+          <w:rtl/>
+        </w:rPr>
         <w:tab/>
       </w:r>
       <w:r>
         <w:rPr>
           <w:rFonts w:cs="Arial" w:hint="cs"/>
-          <w:rtl w:val="true"/>
+          <w:rtl/>
         </w:rPr>
         <w:t xml:space="preserve">       </w:t>
       </w:r>
@@ -2212,28 +1724,18 @@
     </w:p>
     <w:p>
       <w:pPr>
-        <w:pStyle w:val="Normal"/>
         <w:tabs>
-          <w:tab w:val="clear" w:pos="720"/>
-          <w:tab w:val="left" w:pos="1758" w:leader="none"/>
+          <w:tab w:val="left" w:pos="1758"/>
         </w:tabs>
         <w:rPr>
           <w:rFonts w:cs="Arial"/>
         </w:rPr>
       </w:pPr>
-      <w:r>
-        <w:rPr>
-          <w:rFonts w:cs="Arial"/>
-          <w:rtl w:val="true"/>
-        </w:rPr>
-      </w:r>
-    </w:p>
-    <w:p>
-      <w:pPr>
-        <w:pStyle w:val="Normal"/>
+    </w:p>
+    <w:p>
+      <w:pPr>
         <w:tabs>
-          <w:tab w:val="clear" w:pos="720"/>
-          <w:tab w:val="left" w:pos="1758" w:leader="none"/>
+          <w:tab w:val="left" w:pos="1758"/>
         </w:tabs>
         <w:rPr>
           <w:rFonts w:cs="Arial"/>
@@ -2241,21 +1743,11 @@
           <w:szCs w:val="12"/>
         </w:rPr>
       </w:pPr>
-      <w:r>
-        <w:rPr>
-          <w:rFonts w:cs="Arial"/>
-          <w:sz w:val="12"/>
-          <w:szCs w:val="12"/>
-          <w:rtl w:val="true"/>
-        </w:rPr>
-      </w:r>
-    </w:p>
-    <w:p>
-      <w:pPr>
-        <w:pStyle w:val="Normal"/>
+    </w:p>
+    <w:p>
+      <w:pPr>
         <w:tabs>
-          <w:tab w:val="clear" w:pos="720"/>
-          <w:tab w:val="left" w:pos="1758" w:leader="none"/>
+          <w:tab w:val="left" w:pos="1758"/>
         </w:tabs>
         <w:rPr>
           <w:b/>
@@ -2269,21 +1761,22 @@
           <w:bCs/>
           <w:u w:val="single"/>
         </w:rPr>
+        <w:lastRenderedPageBreak/>
         <w:t>05/02/2026</w:t>
       </w:r>
     </w:p>
     <w:p>
       <w:pPr>
-        <w:pStyle w:val="Normal"/>
         <w:tabs>
-          <w:tab w:val="clear" w:pos="720"/>
-          <w:tab w:val="left" w:pos="1758" w:leader="none"/>
+          <w:tab w:val="left" w:pos="1758"/>
         </w:tabs>
-        <w:rPr/>
-      </w:pPr>
-      <w:r>
+      </w:pPr>
+      <w:r>
+        <w:rPr>
+          <w:noProof/>
+        </w:rPr>
         <w:drawing>
-          <wp:anchor behindDoc="0" distT="0" distB="0" distL="114300" distR="114300" simplePos="0" locked="0" layoutInCell="0" allowOverlap="1" relativeHeight="7">
+          <wp:anchor distT="0" distB="0" distL="114300" distR="114300" simplePos="0" relativeHeight="7" behindDoc="0" locked="0" layoutInCell="0" allowOverlap="1" wp14:anchorId="0FAE79A6" wp14:editId="337D899B">
             <wp:simplePos x="0" y="0"/>
             <wp:positionH relativeFrom="margin">
               <wp:align>center</wp:align>
@@ -2308,7 +1801,7 @@
                     </pic:cNvPicPr>
                   </pic:nvPicPr>
                   <pic:blipFill>
-                    <a:blip r:embed="rId11"/>
+                    <a:blip r:embed="rId14"/>
                     <a:stretch>
                       <a:fillRect/>
                     </a:stretch>
@@ -2332,67 +1825,43 @@
       <w:r>
         <w:rPr>
           <w:rFonts w:hint="cs"/>
-          <w:rtl w:val="true"/>
-        </w:rPr>
-        <w:t xml:space="preserve">הותקן קטר חדש </w:t>
+          <w:rtl/>
+        </w:rPr>
+        <w:t>הותקן קטר חדש (</w:t>
       </w:r>
       <w:r>
         <w:rPr>
           <w:rFonts w:hint="cs"/>
-          <w:rtl w:val="true"/>
-        </w:rPr>
-        <w:t>(</w:t>
+        </w:rPr>
+        <w:t>70308</w:t>
       </w:r>
       <w:r>
         <w:rPr>
           <w:rFonts w:hint="cs"/>
-        </w:rPr>
-        <w:t>70308</w:t>
+          <w:rtl/>
+        </w:rPr>
+        <w:t xml:space="preserve">) .הקטר צהוב </w:t>
       </w:r>
       <w:r>
         <w:rPr>
           <w:rFonts w:hint="cs"/>
-          <w:rtl w:val="true"/>
-        </w:rPr>
-        <w:t>) .</w:t>
-      </w:r>
+          <w:rtl/>
+        </w:rPr>
+        <w:t>יצא מהפסים בגלל בעיה מכנית.</w:t>
+      </w:r>
+    </w:p>
+    <w:p>
+      <w:pPr>
+        <w:tabs>
+          <w:tab w:val="left" w:pos="1758"/>
+        </w:tabs>
+      </w:pPr>
       <w:r>
         <w:rPr>
           <w:rFonts w:hint="cs"/>
-          <w:rtl w:val="true"/>
-        </w:rPr>
-        <w:t>הקטר צהוב יצא מהפסים בגלל בעיה מכנית</w:t>
-      </w:r>
-      <w:r>
-        <w:rPr>
-          <w:rFonts w:hint="cs"/>
-          <w:rtl w:val="true"/>
-        </w:rPr>
-        <w:t>.</w:t>
-      </w:r>
-    </w:p>
-    <w:p>
-      <w:pPr>
-        <w:pStyle w:val="Normal"/>
-        <w:tabs>
-          <w:tab w:val="clear" w:pos="720"/>
-          <w:tab w:val="left" w:pos="1758" w:leader="none"/>
-        </w:tabs>
-        <w:rPr/>
-      </w:pPr>
-      <w:r>
-        <w:rPr>
-          <w:rFonts w:hint="cs"/>
-          <w:rtl w:val="true"/>
-        </w:rPr>
-        <w:t>נתונים על המעגל</w:t>
-      </w:r>
-      <w:r>
-        <w:rPr>
-          <w:rFonts w:hint="cs"/>
-          <w:rtl w:val="true"/>
-        </w:rPr>
-        <w:t>:</w:t>
+          <w:rtl/>
+        </w:rPr>
+        <w:t>נתונים על המעגל:</w:t>
       </w:r>
     </w:p>
     <w:p>
@@ -2403,15 +1872,13 @@
           <w:numId w:val="3"/>
         </w:numPr>
         <w:tabs>
-          <w:tab w:val="clear" w:pos="720"/>
-          <w:tab w:val="left" w:pos="1758" w:leader="none"/>
+          <w:tab w:val="left" w:pos="1758"/>
         </w:tabs>
-        <w:rPr/>
       </w:pPr>
       <w:r>
         <w:rPr>
           <w:rFonts w:hint="cs"/>
-          <w:rtl w:val="true"/>
+          <w:rtl/>
         </w:rPr>
         <w:t xml:space="preserve">מתח וזרם שצורכת המצלמה </w:t>
       </w:r>
@@ -2425,7 +1892,7 @@
       <w:r>
         <w:rPr>
           <w:rFonts w:hint="cs"/>
-          <w:rtl w:val="true"/>
+          <w:rtl/>
         </w:rPr>
         <w:t>.</w:t>
       </w:r>
@@ -2438,52 +1905,15 @@
           <w:numId w:val="3"/>
         </w:numPr>
         <w:tabs>
-          <w:tab w:val="clear" w:pos="720"/>
-          <w:tab w:val="left" w:pos="1758" w:leader="none"/>
+          <w:tab w:val="left" w:pos="1758"/>
         </w:tabs>
-        <w:rPr/>
       </w:pPr>
       <w:r>
         <w:rPr>
           <w:rFonts w:hint="cs"/>
-          <w:rtl w:val="true"/>
-        </w:rPr>
-        <w:t xml:space="preserve">זרם שצורך המצלמה </w:t>
-      </w:r>
-      <w:r>
-        <w:rPr>
-          <w:rFonts w:hint="cs"/>
-          <w:rtl w:val="true"/>
-        </w:rPr>
-        <w:t xml:space="preserve">+ </w:t>
-      </w:r>
-      <w:r>
-        <w:rPr>
-          <w:rFonts w:hint="cs"/>
-          <w:rtl w:val="true"/>
-        </w:rPr>
-        <w:t xml:space="preserve">קטר כשהם לא על הפסים </w:t>
-      </w:r>
-      <w:r>
-        <w:rPr>
-          <w:rFonts w:hint="cs"/>
-          <w:rtl w:val="true"/>
-        </w:rPr>
-        <w:t>(</w:t>
-      </w:r>
-      <w:r>
-        <w:rPr>
-          <w:rFonts w:hint="cs"/>
-          <w:rtl w:val="true"/>
-        </w:rPr>
-        <w:t>ללא עומס</w:t>
-      </w:r>
-      <w:r>
-        <w:rPr>
-          <w:rFonts w:hint="cs"/>
-          <w:rtl w:val="true"/>
-        </w:rPr>
-        <w:t xml:space="preserve">) </w:t>
+          <w:rtl/>
+        </w:rPr>
+        <w:t xml:space="preserve">זרם שצורך המצלמה + קטר כשהם לא על הפסים (ללא עומס) </w:t>
       </w:r>
       <w:r>
         <w:rPr>
@@ -2510,7 +1940,7 @@
       <w:r>
         <w:rPr>
           <w:rFonts w:hint="cs"/>
-          <w:rtl w:val="true"/>
+          <w:rtl/>
         </w:rPr>
         <w:t>.</w:t>
       </w:r>
@@ -2523,15 +1953,13 @@
           <w:numId w:val="3"/>
         </w:numPr>
         <w:tabs>
-          <w:tab w:val="clear" w:pos="720"/>
-          <w:tab w:val="left" w:pos="1758" w:leader="none"/>
+          <w:tab w:val="left" w:pos="1758"/>
         </w:tabs>
-        <w:rPr/>
       </w:pPr>
       <w:r>
         <w:rPr>
           <w:rFonts w:hint="cs"/>
-          <w:rtl w:val="true"/>
+          <w:rtl/>
         </w:rPr>
         <w:t xml:space="preserve">זמן ממוצע שהקבל מתפרק ומצליח להדליק את המצלמה </w:t>
       </w:r>
@@ -2545,105 +1973,60 @@
       <w:r>
         <w:rPr>
           <w:rFonts w:hint="cs"/>
-          <w:rtl w:val="true"/>
-        </w:rPr>
-        <w:t>.</w:t>
-      </w:r>
-      <w:r>
-        <w:rPr>
-          <w:rFonts w:hint="cs"/>
-          <w:rtl w:val="true"/>
-        </w:rPr>
-        <w:t>בעזרת הנתונים</w:t>
-      </w:r>
-      <w:r>
-        <w:rPr>
-          <w:rFonts w:hint="cs"/>
-          <w:rtl w:val="true"/>
-        </w:rPr>
-        <w:t xml:space="preserve">: </w:t>
+          <w:rtl/>
+        </w:rPr>
+        <w:t xml:space="preserve">.בעזרת הנתונים: </w:t>
       </w:r>
     </w:p>
     <w:tbl>
       <w:tblPr>
         <w:tblStyle w:val="TableGrid"/>
-        <w:bidiVisual w:val="true"/>
+        <w:bidiVisual/>
         <w:tblW w:w="7936" w:type="dxa"/>
-        <w:jc w:val="start"/>
         <w:tblInd w:w="360" w:type="dxa"/>
         <w:tblLayout w:type="fixed"/>
-        <w:tblCellMar>
-          <w:top w:w="0" w:type="dxa"/>
-          <w:start w:w="108" w:type="dxa"/>
-          <w:bottom w:w="0" w:type="dxa"/>
-          <w:end w:w="108" w:type="dxa"/>
-        </w:tblCellMar>
-        <w:tblLook w:firstRow="1" w:noVBand="1" w:lastRow="0" w:firstColumn="1" w:lastColumn="0" w:noHBand="0" w:val="04a0"/>
+        <w:tblLook w:val="04A0" w:firstRow="1" w:lastRow="0" w:firstColumn="1" w:lastColumn="0" w:noHBand="0" w:noVBand="1"/>
       </w:tblPr>
       <w:tblGrid>
         <w:gridCol w:w="3968"/>
         <w:gridCol w:w="3968"/>
       </w:tblGrid>
       <w:tr>
-        <w:trPr/>
         <w:tc>
           <w:tcPr>
             <w:tcW w:w="3968" w:type="dxa"/>
-            <w:tcBorders/>
           </w:tcPr>
           <w:p>
             <w:pPr>
-              <w:pStyle w:val="Normal"/>
-              <w:widowControl/>
               <w:tabs>
-                <w:tab w:val="clear" w:pos="720"/>
-                <w:tab w:val="left" w:pos="1758" w:leader="none"/>
+                <w:tab w:val="left" w:pos="1758"/>
               </w:tabs>
-              <w:spacing w:lineRule="auto" w:line="240" w:before="0" w:after="0"/>
+              <w:spacing w:after="0" w:line="240" w:lineRule="auto"/>
               <w:jc w:val="center"/>
-              <w:rPr>
-                <w:rFonts w:hint="cs"/>
-              </w:rPr>
             </w:pPr>
             <w:r>
               <w:rPr>
-                <w:rFonts w:ascii="Calibri" w:hAnsi="Calibri" w:eastAsia="Calibri" w:hint="cs"/>
-                <w:kern w:val="0"/>
-                <w:sz w:val="22"/>
-                <w:szCs w:val="22"/>
-                <w:rtl w:val="true"/>
-                <w:lang w:val="en-US" w:eastAsia="en-US" w:bidi="he-IL"/>
+                <w:rFonts w:ascii="Calibri" w:eastAsia="Calibri" w:hAnsi="Calibri" w:hint="cs"/>
+                <w:rtl/>
               </w:rPr>
               <w:t>מתח כניסה מה</w:t>
             </w:r>
             <w:r>
               <w:rPr>
                 <w:rFonts w:eastAsia="Calibri" w:cs="Arial" w:hint="cs"/>
-                <w:kern w:val="0"/>
-                <w:sz w:val="22"/>
-                <w:szCs w:val="22"/>
-                <w:rtl w:val="true"/>
-                <w:lang w:val="en-US" w:eastAsia="en-US" w:bidi="he-IL"/>
+                <w:rtl/>
               </w:rPr>
               <w:t>-</w:t>
             </w:r>
             <w:r>
               <w:rPr>
                 <w:rFonts w:eastAsia="Calibri" w:cs="Arial" w:hint="cs"/>
-                <w:kern w:val="0"/>
-                <w:sz w:val="22"/>
-                <w:szCs w:val="22"/>
-                <w:lang w:val="en-US" w:eastAsia="en-US" w:bidi="he-IL"/>
               </w:rPr>
               <w:t>S</w:t>
             </w:r>
             <w:r>
               <w:rPr>
                 <w:rFonts w:eastAsia="Calibri" w:cs="Arial"/>
-                <w:kern w:val="0"/>
-                <w:sz w:val="22"/>
-                <w:szCs w:val="22"/>
-                <w:lang w:val="en-US" w:eastAsia="en-US" w:bidi="he-IL"/>
               </w:rPr>
               <w:t>tepDown</w:t>
             </w:r>
@@ -2652,61 +2035,38 @@
         <w:tc>
           <w:tcPr>
             <w:tcW w:w="3968" w:type="dxa"/>
-            <w:tcBorders/>
           </w:tcPr>
           <w:p>
             <w:pPr>
-              <w:pStyle w:val="Normal"/>
-              <w:widowControl/>
               <w:tabs>
-                <w:tab w:val="clear" w:pos="720"/>
-                <w:tab w:val="left" w:pos="1758" w:leader="none"/>
+                <w:tab w:val="left" w:pos="1758"/>
               </w:tabs>
-              <w:spacing w:lineRule="auto" w:line="240" w:before="0" w:after="0"/>
+              <w:spacing w:after="0" w:line="240" w:lineRule="auto"/>
               <w:jc w:val="center"/>
-              <w:rPr>
-                <w:rFonts w:hint="cs"/>
-              </w:rPr>
             </w:pPr>
             <w:r>
               <w:rPr>
-                <w:rFonts w:ascii="Calibri" w:hAnsi="Calibri" w:eastAsia="Calibri" w:hint="cs"/>
-                <w:kern w:val="0"/>
-                <w:sz w:val="22"/>
-                <w:szCs w:val="22"/>
-                <w:rtl w:val="true"/>
-                <w:lang w:val="en-US" w:eastAsia="en-US" w:bidi="he-IL"/>
+                <w:rFonts w:ascii="Calibri" w:eastAsia="Calibri" w:hAnsi="Calibri" w:hint="cs"/>
+                <w:rtl/>
               </w:rPr>
               <w:t>זרם כניסה מה</w:t>
             </w:r>
             <w:r>
               <w:rPr>
                 <w:rFonts w:eastAsia="Calibri" w:cs="Arial" w:hint="cs"/>
-                <w:kern w:val="0"/>
-                <w:sz w:val="22"/>
-                <w:szCs w:val="22"/>
-                <w:rtl w:val="true"/>
-                <w:lang w:val="en-US" w:eastAsia="en-US" w:bidi="he-IL"/>
+                <w:rtl/>
               </w:rPr>
               <w:t xml:space="preserve">- </w:t>
             </w:r>
             <w:r>
               <w:rPr>
                 <w:rFonts w:eastAsia="Calibri" w:cs="Arial" w:hint="cs"/>
-                <w:kern w:val="0"/>
-                <w:sz w:val="22"/>
-                <w:szCs w:val="22"/>
-                <w:lang w:val="en-US" w:eastAsia="en-US" w:bidi="he-IL"/>
               </w:rPr>
               <w:t>S</w:t>
             </w:r>
             <w:r>
               <w:rPr>
                 <w:rFonts w:eastAsia="Calibri" w:cs="Arial"/>
-                <w:kern w:val="0"/>
-                <w:sz w:val="22"/>
-                <w:szCs w:val="22"/>
-                <w:lang w:val="en-US" w:eastAsia="en-US" w:bidi="he-IL"/>
               </w:rPr>
               <w:t>tepDown</w:t>
             </w:r>
@@ -2714,48 +2074,31 @@
         </w:tc>
       </w:tr>
       <w:tr>
-        <w:trPr/>
         <w:tc>
           <w:tcPr>
             <w:tcW w:w="3968" w:type="dxa"/>
-            <w:tcBorders/>
           </w:tcPr>
           <w:p>
             <w:pPr>
-              <w:pStyle w:val="Normal"/>
-              <w:widowControl/>
               <w:tabs>
-                <w:tab w:val="clear" w:pos="720"/>
-                <w:tab w:val="left" w:pos="1758" w:leader="none"/>
+                <w:tab w:val="left" w:pos="1758"/>
               </w:tabs>
-              <w:spacing w:lineRule="auto" w:line="240" w:before="0" w:after="0"/>
+              <w:spacing w:after="0" w:line="240" w:lineRule="auto"/>
               <w:jc w:val="center"/>
               <w:rPr>
-                <w:rFonts w:ascii="Calibri" w:hAnsi="Calibri" w:eastAsia="Calibri" w:cs="Arial"/>
-                <w:kern w:val="0"/>
-                <w:sz w:val="22"/>
-                <w:szCs w:val="22"/>
-                <w:lang w:val="en-US" w:eastAsia="en-US" w:bidi="he-IL"/>
+                <w:rFonts w:ascii="Calibri" w:eastAsia="Calibri" w:hAnsi="Calibri" w:cs="Arial"/>
               </w:rPr>
             </w:pPr>
             <w:r>
               <w:rPr>
                 <w:rFonts w:eastAsia="Calibri" w:cs="Arial"/>
-                <w:kern w:val="0"/>
-                <w:sz w:val="22"/>
-                <w:szCs w:val="22"/>
-                <w:lang w:val="en-US" w:eastAsia="en-US" w:bidi="he-IL"/>
               </w:rPr>
               <w:t>7V</w:t>
             </w:r>
             <w:r>
               <w:rPr>
                 <w:rFonts w:eastAsia="Calibri" w:cs="Arial" w:hint="cs"/>
-                <w:kern w:val="0"/>
-                <w:sz w:val="22"/>
-                <w:szCs w:val="22"/>
-                <w:rtl w:val="true"/>
-                <w:lang w:val="en-US" w:eastAsia="en-US" w:bidi="he-IL"/>
+                <w:rtl/>
               </w:rPr>
               <w:t xml:space="preserve"> </w:t>
             </w:r>
@@ -2764,33 +2107,21 @@
         <w:tc>
           <w:tcPr>
             <w:tcW w:w="3968" w:type="dxa"/>
-            <w:tcBorders/>
           </w:tcPr>
           <w:p>
             <w:pPr>
-              <w:pStyle w:val="Normal"/>
-              <w:widowControl/>
               <w:tabs>
-                <w:tab w:val="clear" w:pos="720"/>
-                <w:tab w:val="left" w:pos="1758" w:leader="none"/>
+                <w:tab w:val="left" w:pos="1758"/>
               </w:tabs>
-              <w:spacing w:lineRule="auto" w:line="240" w:before="0" w:after="0"/>
+              <w:spacing w:after="0" w:line="240" w:lineRule="auto"/>
               <w:jc w:val="center"/>
               <w:rPr>
-                <w:rFonts w:ascii="Calibri" w:hAnsi="Calibri" w:eastAsia="Calibri" w:cs="Arial"/>
-                <w:kern w:val="0"/>
-                <w:sz w:val="22"/>
-                <w:szCs w:val="22"/>
-                <w:lang w:val="en-US" w:eastAsia="en-US" w:bidi="he-IL"/>
+                <w:rFonts w:ascii="Calibri" w:eastAsia="Calibri" w:hAnsi="Calibri" w:cs="Arial"/>
               </w:rPr>
             </w:pPr>
             <w:r>
               <w:rPr>
                 <w:rFonts w:eastAsia="Calibri" w:cs="Arial"/>
-                <w:kern w:val="0"/>
-                <w:sz w:val="22"/>
-                <w:szCs w:val="22"/>
-                <w:lang w:val="en-US" w:eastAsia="en-US" w:bidi="he-IL"/>
               </w:rPr>
               <w:t>300mA</w:t>
             </w:r>
@@ -2798,37 +2129,24 @@
         </w:tc>
       </w:tr>
       <w:tr>
-        <w:trPr/>
         <w:tc>
           <w:tcPr>
             <w:tcW w:w="3968" w:type="dxa"/>
-            <w:tcBorders/>
           </w:tcPr>
           <w:p>
             <w:pPr>
-              <w:pStyle w:val="Normal"/>
-              <w:widowControl/>
               <w:tabs>
-                <w:tab w:val="clear" w:pos="720"/>
-                <w:tab w:val="left" w:pos="1758" w:leader="none"/>
+                <w:tab w:val="left" w:pos="1758"/>
               </w:tabs>
-              <w:spacing w:lineRule="auto" w:line="240" w:before="0" w:after="0"/>
+              <w:spacing w:after="0" w:line="240" w:lineRule="auto"/>
               <w:jc w:val="center"/>
               <w:rPr>
-                <w:rFonts w:ascii="Calibri" w:hAnsi="Calibri" w:eastAsia="Calibri" w:cs="Arial"/>
-                <w:kern w:val="0"/>
-                <w:sz w:val="22"/>
-                <w:szCs w:val="22"/>
-                <w:lang w:val="en-US" w:eastAsia="en-US" w:bidi="he-IL"/>
+                <w:rFonts w:ascii="Calibri" w:eastAsia="Calibri" w:hAnsi="Calibri" w:cs="Arial"/>
               </w:rPr>
             </w:pPr>
             <w:r>
               <w:rPr>
                 <w:rFonts w:eastAsia="Calibri" w:cs="Arial"/>
-                <w:kern w:val="0"/>
-                <w:sz w:val="22"/>
-                <w:szCs w:val="22"/>
-                <w:lang w:val="en-US" w:eastAsia="en-US" w:bidi="he-IL"/>
               </w:rPr>
               <w:t>13V</w:t>
             </w:r>
@@ -2837,33 +2155,21 @@
         <w:tc>
           <w:tcPr>
             <w:tcW w:w="3968" w:type="dxa"/>
-            <w:tcBorders/>
           </w:tcPr>
           <w:p>
             <w:pPr>
-              <w:pStyle w:val="Normal"/>
-              <w:widowControl/>
               <w:tabs>
-                <w:tab w:val="clear" w:pos="720"/>
-                <w:tab w:val="left" w:pos="1758" w:leader="none"/>
+                <w:tab w:val="left" w:pos="1758"/>
               </w:tabs>
-              <w:spacing w:lineRule="auto" w:line="240" w:before="0" w:after="0"/>
+              <w:spacing w:after="0" w:line="240" w:lineRule="auto"/>
               <w:jc w:val="center"/>
               <w:rPr>
-                <w:rFonts w:ascii="Calibri" w:hAnsi="Calibri" w:eastAsia="Calibri" w:cs="Arial"/>
-                <w:kern w:val="0"/>
-                <w:sz w:val="22"/>
-                <w:szCs w:val="22"/>
-                <w:lang w:val="en-US" w:eastAsia="en-US" w:bidi="he-IL"/>
+                <w:rFonts w:ascii="Calibri" w:eastAsia="Calibri" w:hAnsi="Calibri" w:cs="Arial"/>
               </w:rPr>
             </w:pPr>
             <w:r>
               <w:rPr>
                 <w:rFonts w:eastAsia="Calibri" w:cs="Arial"/>
-                <w:kern w:val="0"/>
-                <w:sz w:val="22"/>
-                <w:szCs w:val="22"/>
-                <w:lang w:val="en-US" w:eastAsia="en-US" w:bidi="he-IL"/>
               </w:rPr>
               <w:t>110mA</w:t>
             </w:r>
@@ -2871,37 +2177,24 @@
         </w:tc>
       </w:tr>
       <w:tr>
-        <w:trPr/>
         <w:tc>
           <w:tcPr>
             <w:tcW w:w="3968" w:type="dxa"/>
-            <w:tcBorders/>
           </w:tcPr>
           <w:p>
             <w:pPr>
-              <w:pStyle w:val="Normal"/>
-              <w:widowControl/>
               <w:tabs>
-                <w:tab w:val="clear" w:pos="720"/>
-                <w:tab w:val="left" w:pos="1758" w:leader="none"/>
+                <w:tab w:val="left" w:pos="1758"/>
               </w:tabs>
-              <w:spacing w:lineRule="auto" w:line="240" w:before="0" w:after="0"/>
+              <w:spacing w:after="0" w:line="240" w:lineRule="auto"/>
               <w:jc w:val="center"/>
               <w:rPr>
-                <w:rFonts w:ascii="Calibri" w:hAnsi="Calibri" w:eastAsia="Calibri" w:cs="Arial"/>
-                <w:kern w:val="0"/>
-                <w:sz w:val="22"/>
-                <w:szCs w:val="22"/>
-                <w:lang w:val="en-US" w:eastAsia="en-US" w:bidi="he-IL"/>
+                <w:rFonts w:ascii="Calibri" w:eastAsia="Calibri" w:hAnsi="Calibri" w:cs="Arial"/>
               </w:rPr>
             </w:pPr>
             <w:r>
               <w:rPr>
                 <w:rFonts w:eastAsia="Calibri" w:cs="Arial"/>
-                <w:kern w:val="0"/>
-                <w:sz w:val="22"/>
-                <w:szCs w:val="22"/>
-                <w:lang w:val="en-US" w:eastAsia="en-US" w:bidi="he-IL"/>
               </w:rPr>
               <w:t>15V</w:t>
             </w:r>
@@ -2910,33 +2203,21 @@
         <w:tc>
           <w:tcPr>
             <w:tcW w:w="3968" w:type="dxa"/>
-            <w:tcBorders/>
           </w:tcPr>
           <w:p>
             <w:pPr>
-              <w:pStyle w:val="Normal"/>
-              <w:widowControl/>
               <w:tabs>
-                <w:tab w:val="clear" w:pos="720"/>
-                <w:tab w:val="left" w:pos="1758" w:leader="none"/>
+                <w:tab w:val="left" w:pos="1758"/>
               </w:tabs>
-              <w:spacing w:lineRule="auto" w:line="240" w:before="0" w:after="0"/>
+              <w:spacing w:after="0" w:line="240" w:lineRule="auto"/>
               <w:jc w:val="center"/>
               <w:rPr>
-                <w:rFonts w:ascii="Calibri" w:hAnsi="Calibri" w:eastAsia="Calibri" w:cs="Arial"/>
-                <w:kern w:val="0"/>
-                <w:sz w:val="22"/>
-                <w:szCs w:val="22"/>
-                <w:lang w:val="en-US" w:eastAsia="en-US" w:bidi="he-IL"/>
+                <w:rFonts w:ascii="Calibri" w:eastAsia="Calibri" w:hAnsi="Calibri" w:cs="Arial"/>
               </w:rPr>
             </w:pPr>
             <w:r>
               <w:rPr>
                 <w:rFonts w:eastAsia="Calibri" w:cs="Arial"/>
-                <w:kern w:val="0"/>
-                <w:sz w:val="22"/>
-                <w:szCs w:val="22"/>
-                <w:lang w:val="en-US" w:eastAsia="en-US" w:bidi="he-IL"/>
               </w:rPr>
               <w:t>91mA</w:t>
             </w:r>
@@ -2944,37 +2225,24 @@
         </w:tc>
       </w:tr>
       <w:tr>
-        <w:trPr/>
         <w:tc>
           <w:tcPr>
             <w:tcW w:w="3968" w:type="dxa"/>
-            <w:tcBorders/>
           </w:tcPr>
           <w:p>
             <w:pPr>
-              <w:pStyle w:val="Normal"/>
-              <w:widowControl/>
               <w:tabs>
-                <w:tab w:val="clear" w:pos="720"/>
-                <w:tab w:val="left" w:pos="1758" w:leader="none"/>
+                <w:tab w:val="left" w:pos="1758"/>
               </w:tabs>
-              <w:spacing w:lineRule="auto" w:line="240" w:before="0" w:after="0"/>
+              <w:spacing w:after="0" w:line="240" w:lineRule="auto"/>
               <w:jc w:val="center"/>
               <w:rPr>
-                <w:rFonts w:ascii="Calibri" w:hAnsi="Calibri" w:eastAsia="Calibri" w:cs="Arial"/>
-                <w:kern w:val="0"/>
-                <w:sz w:val="22"/>
-                <w:szCs w:val="22"/>
-                <w:lang w:val="en-US" w:eastAsia="en-US" w:bidi="he-IL"/>
+                <w:rFonts w:ascii="Calibri" w:eastAsia="Calibri" w:hAnsi="Calibri" w:cs="Arial"/>
               </w:rPr>
             </w:pPr>
             <w:r>
               <w:rPr>
                 <w:rFonts w:eastAsia="Calibri" w:cs="Arial"/>
-                <w:kern w:val="0"/>
-                <w:sz w:val="22"/>
-                <w:szCs w:val="22"/>
-                <w:lang w:val="en-US" w:eastAsia="en-US" w:bidi="he-IL"/>
               </w:rPr>
               <w:t>18V</w:t>
             </w:r>
@@ -2983,33 +2251,21 @@
         <w:tc>
           <w:tcPr>
             <w:tcW w:w="3968" w:type="dxa"/>
-            <w:tcBorders/>
           </w:tcPr>
           <w:p>
             <w:pPr>
-              <w:pStyle w:val="Normal"/>
-              <w:widowControl/>
               <w:tabs>
-                <w:tab w:val="clear" w:pos="720"/>
-                <w:tab w:val="left" w:pos="1758" w:leader="none"/>
+                <w:tab w:val="left" w:pos="1758"/>
               </w:tabs>
-              <w:spacing w:lineRule="auto" w:line="240" w:before="0" w:after="0"/>
+              <w:spacing w:after="0" w:line="240" w:lineRule="auto"/>
               <w:jc w:val="center"/>
               <w:rPr>
-                <w:rFonts w:ascii="Calibri" w:hAnsi="Calibri" w:eastAsia="Calibri" w:cs="Arial"/>
-                <w:kern w:val="0"/>
-                <w:sz w:val="22"/>
-                <w:szCs w:val="22"/>
-                <w:lang w:val="en-US" w:eastAsia="en-US" w:bidi="he-IL"/>
+                <w:rFonts w:ascii="Calibri" w:eastAsia="Calibri" w:hAnsi="Calibri" w:cs="Arial"/>
               </w:rPr>
             </w:pPr>
             <w:r>
               <w:rPr>
                 <w:rFonts w:eastAsia="Calibri" w:cs="Arial"/>
-                <w:kern w:val="0"/>
-                <w:sz w:val="22"/>
-                <w:szCs w:val="22"/>
-                <w:lang w:val="en-US" w:eastAsia="en-US" w:bidi="he-IL"/>
               </w:rPr>
               <w:t>75mA</w:t>
             </w:r>
@@ -3019,63 +2275,82 @@
     </w:tbl>
     <w:p>
       <w:pPr>
-        <w:pStyle w:val="Normal"/>
         <w:tabs>
-          <w:tab w:val="clear" w:pos="720"/>
-          <w:tab w:val="left" w:pos="1758" w:leader="none"/>
+          <w:tab w:val="left" w:pos="1758"/>
         </w:tabs>
-        <w:ind w:start="360"/>
+        <w:ind w:left="360"/>
         <w:jc w:val="center"/>
-        <w:rPr>
-          <w:rFonts w:hint="cs"/>
-        </w:rPr>
-      </w:pPr>
-      <w:r>
-        <w:rPr>
-          <w:rtl w:val="true"/>
-        </w:rPr>
-      </w:r>
-      <m:oMathPara xmlns:m="http://schemas.openxmlformats.org/officeDocument/2006/math">
+      </w:pPr>
+      <m:oMathPara>
         <m:oMathParaPr>
           <m:jc m:val="center"/>
         </m:oMathParaPr>
         <m:oMath>
           <m:r>
-            <m:t xml:space="preserve">dt</m:t>
+            <w:rPr>
+              <w:rFonts w:ascii="Cambria Math" w:hAnsi="Cambria Math"/>
+            </w:rPr>
+            <m:t>dt</m:t>
           </m:r>
           <m:r>
             <m:rPr>
               <m:lit/>
               <m:nor/>
             </m:rPr>
-            <m:t xml:space="preserve">=</m:t>
+            <m:t>=</m:t>
           </m:r>
           <m:r>
-            <m:t xml:space="preserve">C</m:t>
+            <w:rPr>
+              <w:rFonts w:ascii="Cambria Math" w:hAnsi="Cambria Math"/>
+            </w:rPr>
+            <m:t>C</m:t>
           </m:r>
           <m:r>
             <m:rPr>
               <m:lit/>
               <m:nor/>
             </m:rPr>
-            <m:t xml:space="preserve">*</m:t>
+            <m:t>*</m:t>
           </m:r>
           <m:f>
+            <m:fPr>
+              <m:ctrlPr>
+                <w:rPr>
+                  <w:rFonts w:ascii="Cambria Math" w:hAnsi="Cambria Math"/>
+                </w:rPr>
+              </m:ctrlPr>
+            </m:fPr>
             <m:num>
               <m:r>
-                <m:t xml:space="preserve">dV</m:t>
+                <w:rPr>
+                  <w:rFonts w:ascii="Cambria Math" w:hAnsi="Cambria Math"/>
+                </w:rPr>
+                <m:t>dV</m:t>
               </m:r>
             </m:num>
             <m:den>
               <m:sSub>
+                <m:sSubPr>
+                  <m:ctrlPr>
+                    <w:rPr>
+                      <w:rFonts w:ascii="Cambria Math" w:hAnsi="Cambria Math"/>
+                    </w:rPr>
+                  </m:ctrlPr>
+                </m:sSubPr>
                 <m:e>
                   <m:r>
-                    <m:t xml:space="preserve">I</m:t>
+                    <w:rPr>
+                      <w:rFonts w:ascii="Cambria Math" w:hAnsi="Cambria Math"/>
+                    </w:rPr>
+                    <m:t>I</m:t>
                   </m:r>
                 </m:e>
                 <m:sub>
                   <m:r>
-                    <m:t xml:space="preserve">avg</m:t>
+                    <w:rPr>
+                      <w:rFonts w:ascii="Cambria Math" w:hAnsi="Cambria Math"/>
+                    </w:rPr>
+                    <m:t>avg</m:t>
                   </m:r>
                 </m:sub>
               </m:sSub>
@@ -3086,64 +2361,67 @@
     </w:p>
     <w:p>
       <w:pPr>
-        <w:pStyle w:val="Normal"/>
         <w:tabs>
-          <w:tab w:val="clear" w:pos="720"/>
-          <w:tab w:val="left" w:pos="1758" w:leader="none"/>
+          <w:tab w:val="left" w:pos="1758"/>
         </w:tabs>
         <w:bidi w:val="0"/>
         <w:jc w:val="center"/>
-        <w:rPr>
-          <w:rFonts w:hint="cs"/>
-        </w:rPr>
-      </w:pPr>
-      <w:r>
-        <w:rPr/>
-      </w:r>
-      <m:oMathPara xmlns:m="http://schemas.openxmlformats.org/officeDocument/2006/math">
+      </w:pPr>
+      <m:oMathPara>
         <m:oMathParaPr>
           <m:jc m:val="center"/>
         </m:oMathParaPr>
         <m:oMath>
           <m:r>
-            <m:t xml:space="preserve">dV</m:t>
+            <w:rPr>
+              <w:rFonts w:ascii="Cambria Math" w:hAnsi="Cambria Math"/>
+            </w:rPr>
+            <m:t>dV</m:t>
           </m:r>
           <m:r>
             <m:rPr>
               <m:lit/>
               <m:nor/>
             </m:rPr>
-            <m:t xml:space="preserve">=</m:t>
+            <m:t>=</m:t>
           </m:r>
           <m:r>
-            <m:t xml:space="preserve">Vmax</m:t>
+            <w:rPr>
+              <w:rFonts w:ascii="Cambria Math" w:hAnsi="Cambria Math"/>
+            </w:rPr>
+            <m:t>Vmax</m:t>
           </m:r>
           <m:r>
             <m:rPr>
               <m:lit/>
               <m:nor/>
             </m:rPr>
-            <m:t xml:space="preserve">-</m:t>
+            <m:t>-</m:t>
           </m:r>
           <m:r>
-            <m:t xml:space="preserve">Vmin</m:t>
+            <w:rPr>
+              <w:rFonts w:ascii="Cambria Math" w:hAnsi="Cambria Math"/>
+            </w:rPr>
+            <m:t>Vmin</m:t>
           </m:r>
         </m:oMath>
       </m:oMathPara>
     </w:p>
     <w:p>
       <w:pPr>
-        <w:pStyle w:val="Normal"/>
-        <w:spacing w:before="0" w:after="160"/>
         <w:rPr>
           <w:rFonts w:cs="Arial"/>
           <w:b/>
           <w:bCs/>
-        </w:rPr>
-      </w:pPr>
-      <w:r>
+          <w:rtl/>
+        </w:rPr>
+      </w:pPr>
+      <w:r>
+        <w:rPr>
+          <w:noProof/>
+        </w:rPr>
         <w:drawing>
-          <wp:anchor behindDoc="0" distT="0" distB="0" distL="114300" distR="114300" simplePos="0" locked="0" layoutInCell="0" allowOverlap="1" relativeHeight="8">
+          <wp:anchor distT="0" distB="0" distL="114300" distR="114300" simplePos="0" relativeHeight="8" behindDoc="0" locked="0" layoutInCell="0" allowOverlap="1" wp14:anchorId="7214D0E7" wp14:editId="239F26B4">
             <wp:simplePos x="0" y="0"/>
             <wp:positionH relativeFrom="margin">
               <wp:posOffset>4105910</wp:posOffset>
@@ -3168,8 +2446,8 @@
                     </pic:cNvPicPr>
                   </pic:nvPicPr>
                   <pic:blipFill>
-                    <a:blip r:embed="rId12"/>
-                    <a:srcRect l="0" t="771" r="58221" b="33107"/>
+                    <a:blip r:embed="rId15"/>
+                    <a:srcRect t="771" r="58221" b="33107"/>
                     <a:stretch>
                       <a:fillRect/>
                     </a:stretch>
@@ -3193,7 +2471,7 @@
       <w:r>
         <w:rPr>
           <w:rFonts w:hint="cs"/>
-          <w:rtl w:val="true"/>
+          <w:rtl/>
         </w:rPr>
         <w:t xml:space="preserve">המצלמה שהשתמשתי הוא כמו בתאריך </w:t>
       </w:r>
@@ -3210,39 +2488,2363 @@
           <w:rFonts w:cs="Arial" w:hint="cs"/>
           <w:b/>
           <w:bCs/>
-          <w:rtl w:val="true"/>
+          <w:rtl/>
         </w:rPr>
         <w:t>:</w:t>
       </w:r>
     </w:p>
+    <w:p>
+      <w:pPr>
+        <w:rPr>
+          <w:rFonts w:cs="Arial"/>
+          <w:b/>
+          <w:bCs/>
+          <w:u w:val="single"/>
+          <w:rtl/>
+        </w:rPr>
+      </w:pPr>
+      <w:r>
+        <w:rPr>
+          <w:rFonts w:cs="Arial"/>
+          <w:b/>
+          <w:bCs/>
+          <w:u w:val="single"/>
+        </w:rPr>
+        <w:lastRenderedPageBreak/>
+        <w:t>18/0</w:t>
+      </w:r>
+      <w:r>
+        <w:rPr>
+          <w:rFonts w:cs="Arial"/>
+          <w:b/>
+          <w:bCs/>
+          <w:u w:val="single"/>
+        </w:rPr>
+        <w:t>3</w:t>
+      </w:r>
+      <w:r>
+        <w:rPr>
+          <w:rFonts w:cs="Arial"/>
+          <w:b/>
+          <w:bCs/>
+          <w:u w:val="single"/>
+        </w:rPr>
+        <w:t>/2026</w:t>
+      </w:r>
+    </w:p>
+    <w:p>
+      <w:pPr>
+        <w:rPr>
+          <w:rFonts w:cs="Arial"/>
+          <w:rtl/>
+        </w:rPr>
+      </w:pPr>
+      <w:r>
+        <w:rPr>
+          <w:rFonts w:cs="Arial" w:hint="cs"/>
+          <w:rtl/>
+        </w:rPr>
+        <w:t>הותקן ב-4 נקודות 2 זוגות חוטים שמתחברים למסילות (ראה איור)</w:t>
+      </w:r>
+    </w:p>
+    <w:p>
+      <w:pPr>
+        <w:rPr>
+          <w:rFonts w:cs="Arial"/>
+          <w:rtl/>
+        </w:rPr>
+      </w:pPr>
+      <w:r>
+        <w:rPr>
+          <w:noProof/>
+        </w:rPr>
+        <w:drawing>
+          <wp:inline distT="0" distB="0" distL="0" distR="0" wp14:anchorId="5540A459" wp14:editId="7F80847E">
+            <wp:extent cx="5949950" cy="8212109"/>
+            <wp:effectExtent l="0" t="0" r="0" b="0"/>
+            <wp:docPr id="14" name="Picture 14"/>
+            <wp:cNvGraphicFramePr>
+              <a:graphicFrameLocks xmlns:a="http://schemas.openxmlformats.org/drawingml/2006/main" noChangeAspect="1"/>
+            </wp:cNvGraphicFramePr>
+            <a:graphic xmlns:a="http://schemas.openxmlformats.org/drawingml/2006/main">
+              <a:graphicData uri="http://schemas.openxmlformats.org/drawingml/2006/picture">
+                <pic:pic xmlns:pic="http://schemas.openxmlformats.org/drawingml/2006/picture">
+                  <pic:nvPicPr>
+                    <pic:cNvPr id="0" name="Picture 1"/>
+                    <pic:cNvPicPr>
+                      <a:picLocks noChangeAspect="1" noChangeArrowheads="1"/>
+                    </pic:cNvPicPr>
+                  </pic:nvPicPr>
+                  <pic:blipFill rotWithShape="1">
+                    <a:blip r:embed="rId16">
+                      <a:extLst>
+                        <a:ext uri="{28A0092B-C50C-407E-A947-70E740481C1C}">
+                          <a14:useLocalDpi xmlns:a14="http://schemas.microsoft.com/office/drawing/2010/main" val="0"/>
+                        </a:ext>
+                      </a:extLst>
+                    </a:blip>
+                    <a:srcRect l="13845" t="15351" r="25355" b="19800"/>
+                    <a:stretch/>
+                  </pic:blipFill>
+                  <pic:spPr bwMode="auto">
+                    <a:xfrm>
+                      <a:off x="0" y="0"/>
+                      <a:ext cx="5949950" cy="8212109"/>
+                    </a:xfrm>
+                    <a:prstGeom prst="rect">
+                      <a:avLst/>
+                    </a:prstGeom>
+                    <a:noFill/>
+                    <a:ln>
+                      <a:noFill/>
+                    </a:ln>
+                    <a:extLst>
+                      <a:ext uri="{53640926-AAD7-44D8-BBD7-CCE9431645EC}">
+                        <a14:shadowObscured xmlns:a14="http://schemas.microsoft.com/office/drawing/2010/main"/>
+                      </a:ext>
+                    </a:extLst>
+                  </pic:spPr>
+                </pic:pic>
+              </a:graphicData>
+            </a:graphic>
+          </wp:inline>
+        </w:drawing>
+      </w:r>
+    </w:p>
+    <w:p>
+      <w:pPr>
+        <w:rPr>
+          <w:rFonts w:cs="Arial"/>
+          <w:rtl/>
+        </w:rPr>
+      </w:pPr>
+      <w:r>
+        <w:rPr>
+          <w:rFonts w:cs="Arial" w:hint="cs"/>
+          <w:rtl/>
+        </w:rPr>
+        <w:lastRenderedPageBreak/>
+        <w:t>אנו מפרידים את שני המסלולים עם מדבקות שרשום (מסלול חיצוני ומסלול פנימי)</w:t>
+      </w:r>
+    </w:p>
+    <w:p>
+      <w:pPr>
+        <w:rPr>
+          <w:rFonts w:cs="Arial"/>
+          <w:rtl/>
+        </w:rPr>
+      </w:pPr>
+      <w:r>
+        <w:rPr>
+          <w:noProof/>
+        </w:rPr>
+        <w:drawing>
+          <wp:anchor distT="0" distB="0" distL="114300" distR="114300" simplePos="0" relativeHeight="251659264" behindDoc="1" locked="0" layoutInCell="0" allowOverlap="1" wp14:anchorId="6FF1B2A6" wp14:editId="55899DB3">
+            <wp:simplePos x="0" y="0"/>
+            <wp:positionH relativeFrom="margin">
+              <wp:align>center</wp:align>
+            </wp:positionH>
+            <wp:positionV relativeFrom="paragraph">
+              <wp:posOffset>129540</wp:posOffset>
+            </wp:positionV>
+            <wp:extent cx="1353820" cy="889000"/>
+            <wp:effectExtent l="0" t="0" r="0" b="6350"/>
+            <wp:wrapTight wrapText="bothSides">
+              <wp:wrapPolygon edited="0">
+                <wp:start x="0" y="0"/>
+                <wp:lineTo x="0" y="21291"/>
+                <wp:lineTo x="21276" y="21291"/>
+                <wp:lineTo x="21276" y="0"/>
+                <wp:lineTo x="0" y="0"/>
+              </wp:wrapPolygon>
+            </wp:wrapTight>
+            <wp:docPr id="12" name="Picture 11"/>
+            <wp:cNvGraphicFramePr>
+              <a:graphicFrameLocks xmlns:a="http://schemas.openxmlformats.org/drawingml/2006/main" noChangeAspect="1"/>
+            </wp:cNvGraphicFramePr>
+            <a:graphic xmlns:a="http://schemas.openxmlformats.org/drawingml/2006/main">
+              <a:graphicData uri="http://schemas.openxmlformats.org/drawingml/2006/picture">
+                <pic:pic xmlns:pic="http://schemas.openxmlformats.org/drawingml/2006/picture">
+                  <pic:nvPicPr>
+                    <pic:cNvPr id="7" name="Picture 11"/>
+                    <pic:cNvPicPr>
+                      <a:picLocks noChangeAspect="1" noChangeArrowheads="1"/>
+                    </pic:cNvPicPr>
+                  </pic:nvPicPr>
+                  <pic:blipFill>
+                    <a:blip r:embed="rId11"/>
+                    <a:srcRect l="3366" t="5532" r="3662" b="8455"/>
+                    <a:stretch>
+                      <a:fillRect/>
+                    </a:stretch>
+                  </pic:blipFill>
+                  <pic:spPr bwMode="auto">
+                    <a:xfrm>
+                      <a:off x="0" y="0"/>
+                      <a:ext cx="1353820" cy="889000"/>
+                    </a:xfrm>
+                    <a:prstGeom prst="rect">
+                      <a:avLst/>
+                    </a:prstGeom>
+                    <a:noFill/>
+                  </pic:spPr>
+                </pic:pic>
+              </a:graphicData>
+            </a:graphic>
+          </wp:anchor>
+        </w:drawing>
+      </w:r>
+      <w:r>
+        <w:rPr>
+          <w:rFonts w:cs="Arial" w:hint="cs"/>
+          <w:rtl/>
+        </w:rPr>
+        <w:t>כל ספק נותן מתח למסלול אחר.</w:t>
+      </w:r>
+    </w:p>
+    <w:p>
+      <w:r>
+        <w:rPr>
+          <w:rFonts w:cs="Arial" w:hint="cs"/>
+          <w:b/>
+          <w:bCs/>
+          <w:rtl/>
+        </w:rPr>
+        <w:t>במסלול הפנימי</w:t>
+      </w:r>
+      <w:r>
+        <w:rPr>
+          <w:rFonts w:cs="Arial" w:hint="cs"/>
+          <w:rtl/>
+        </w:rPr>
+        <w:t xml:space="preserve"> רץ הקטר  </w:t>
+      </w:r>
+      <w:r>
+        <w:rPr>
+          <w:rFonts w:cs="Arial" w:hint="cs"/>
+        </w:rPr>
+        <w:t>70308</w:t>
+      </w:r>
+    </w:p>
+    <w:p>
+      <w:pPr>
+        <w:rPr>
+          <w:rFonts w:cs="Arial"/>
+          <w:rtl/>
+        </w:rPr>
+      </w:pPr>
+    </w:p>
+    <w:p>
+      <w:pPr>
+        <w:rPr>
+          <w:rFonts w:cs="Arial"/>
+          <w:rtl/>
+        </w:rPr>
+      </w:pPr>
+    </w:p>
+    <w:p>
+      <w:pPr>
+        <w:rPr>
+          <w:rFonts w:cs="Arial"/>
+          <w:rtl/>
+        </w:rPr>
+      </w:pPr>
+      <w:r>
+        <w:rPr>
+          <w:noProof/>
+        </w:rPr>
+        <w:drawing>
+          <wp:anchor distT="0" distB="0" distL="114300" distR="114300" simplePos="0" relativeHeight="251661312" behindDoc="1" locked="0" layoutInCell="0" allowOverlap="1" wp14:anchorId="3077CD9D" wp14:editId="4C26EF2E">
+            <wp:simplePos x="0" y="0"/>
+            <wp:positionH relativeFrom="column">
+              <wp:posOffset>1892300</wp:posOffset>
+            </wp:positionH>
+            <wp:positionV relativeFrom="paragraph">
+              <wp:posOffset>28575</wp:posOffset>
+            </wp:positionV>
+            <wp:extent cx="1407160" cy="969645"/>
+            <wp:effectExtent l="0" t="0" r="2540" b="1905"/>
+            <wp:wrapTight wrapText="bothSides">
+              <wp:wrapPolygon edited="0">
+                <wp:start x="0" y="0"/>
+                <wp:lineTo x="0" y="21218"/>
+                <wp:lineTo x="21347" y="21218"/>
+                <wp:lineTo x="21347" y="0"/>
+                <wp:lineTo x="0" y="0"/>
+              </wp:wrapPolygon>
+            </wp:wrapTight>
+            <wp:docPr id="13" name="Picture 12"/>
+            <wp:cNvGraphicFramePr>
+              <a:graphicFrameLocks xmlns:a="http://schemas.openxmlformats.org/drawingml/2006/main" noChangeAspect="1"/>
+            </wp:cNvGraphicFramePr>
+            <a:graphic xmlns:a="http://schemas.openxmlformats.org/drawingml/2006/main">
+              <a:graphicData uri="http://schemas.openxmlformats.org/drawingml/2006/picture">
+                <pic:pic xmlns:pic="http://schemas.openxmlformats.org/drawingml/2006/picture">
+                  <pic:nvPicPr>
+                    <pic:cNvPr id="8" name="Picture 12"/>
+                    <pic:cNvPicPr>
+                      <a:picLocks noChangeAspect="1" noChangeArrowheads="1"/>
+                    </pic:cNvPicPr>
+                  </pic:nvPicPr>
+                  <pic:blipFill>
+                    <a:blip r:embed="rId12"/>
+                    <a:stretch>
+                      <a:fillRect/>
+                    </a:stretch>
+                  </pic:blipFill>
+                  <pic:spPr bwMode="auto">
+                    <a:xfrm>
+                      <a:off x="0" y="0"/>
+                      <a:ext cx="1407160" cy="969645"/>
+                    </a:xfrm>
+                    <a:prstGeom prst="rect">
+                      <a:avLst/>
+                    </a:prstGeom>
+                    <a:noFill/>
+                  </pic:spPr>
+                </pic:pic>
+              </a:graphicData>
+            </a:graphic>
+          </wp:anchor>
+        </w:drawing>
+      </w:r>
+    </w:p>
+    <w:p>
+      <w:r>
+        <w:rPr>
+          <w:rFonts w:cs="Arial" w:hint="cs"/>
+          <w:b/>
+          <w:bCs/>
+          <w:rtl/>
+        </w:rPr>
+        <w:t>במסלול ה</w:t>
+      </w:r>
+      <w:r>
+        <w:rPr>
+          <w:rFonts w:cs="Arial" w:hint="cs"/>
+          <w:b/>
+          <w:bCs/>
+          <w:rtl/>
+        </w:rPr>
+        <w:t>חיצונ</w:t>
+      </w:r>
+      <w:r>
+        <w:rPr>
+          <w:rFonts w:cs="Arial" w:hint="cs"/>
+          <w:b/>
+          <w:bCs/>
+          <w:rtl/>
+        </w:rPr>
+        <w:t>י</w:t>
+      </w:r>
+      <w:r>
+        <w:rPr>
+          <w:rFonts w:cs="Arial" w:hint="cs"/>
+          <w:rtl/>
+        </w:rPr>
+        <w:t xml:space="preserve"> רץ הקטר  </w:t>
+      </w:r>
+      <w:r>
+        <w:rPr>
+          <w:rFonts w:cs="Arial" w:hint="cs"/>
+        </w:rPr>
+        <w:t>20215</w:t>
+      </w:r>
+    </w:p>
+    <w:p/>
+    <w:p>
+      <w:pPr>
+        <w:rPr>
+          <w:rFonts w:cs="Arial"/>
+          <w:rtl/>
+        </w:rPr>
+      </w:pPr>
+    </w:p>
+    <w:p>
+      <w:pPr>
+        <w:rPr>
+          <w:rFonts w:cs="Arial"/>
+          <w:rtl/>
+        </w:rPr>
+      </w:pPr>
+    </w:p>
+    <w:p>
+      <w:pPr>
+        <w:rPr>
+          <w:rFonts w:cs="Arial"/>
+          <w:rtl/>
+        </w:rPr>
+      </w:pPr>
+      <w:r>
+        <w:rPr>
+          <w:rFonts w:cs="Arial" w:hint="cs"/>
+          <w:rtl/>
+        </w:rPr>
+        <w:t>יש ספק משתנה של (</w:t>
+      </w:r>
+      <w:r>
+        <w:rPr>
+          <w:rFonts w:cs="Arial"/>
+        </w:rPr>
+        <w:t>9-24V 5A</w:t>
+      </w:r>
+      <w:r>
+        <w:rPr>
+          <w:rFonts w:cs="Arial" w:hint="cs"/>
+          <w:rtl/>
+        </w:rPr>
+        <w:t xml:space="preserve">) </w:t>
+      </w:r>
+      <w:r>
+        <w:rPr>
+          <w:rFonts w:cs="Arial" w:hint="cs"/>
+          <w:b/>
+          <w:bCs/>
+          <w:rtl/>
+        </w:rPr>
+        <w:t>במסלול החיצוני</w:t>
+      </w:r>
+      <w:r>
+        <w:rPr>
+          <w:rFonts w:cs="Arial" w:hint="cs"/>
+          <w:b/>
+          <w:bCs/>
+          <w:rtl/>
+        </w:rPr>
+        <w:t>.</w:t>
+      </w:r>
+    </w:p>
+    <w:p>
+      <w:pPr>
+        <w:rPr>
+          <w:rFonts w:cs="Arial"/>
+          <w:rtl/>
+        </w:rPr>
+      </w:pPr>
+      <w:r>
+        <w:rPr>
+          <w:noProof/>
+        </w:rPr>
+        <w:drawing>
+          <wp:anchor distT="0" distB="0" distL="114300" distR="114300" simplePos="0" relativeHeight="251668480" behindDoc="0" locked="0" layoutInCell="1" allowOverlap="1" wp14:anchorId="7B813B9B" wp14:editId="0E27B3E6">
+            <wp:simplePos x="0" y="0"/>
+            <wp:positionH relativeFrom="margin">
+              <wp:posOffset>-282525</wp:posOffset>
+            </wp:positionH>
+            <wp:positionV relativeFrom="paragraph">
+              <wp:posOffset>209550</wp:posOffset>
+            </wp:positionV>
+            <wp:extent cx="2462530" cy="814070"/>
+            <wp:effectExtent l="0" t="0" r="0" b="5080"/>
+            <wp:wrapSquare wrapText="bothSides"/>
+            <wp:docPr id="20" name="Picture 20"/>
+            <wp:cNvGraphicFramePr>
+              <a:graphicFrameLocks xmlns:a="http://schemas.openxmlformats.org/drawingml/2006/main" noChangeAspect="1"/>
+            </wp:cNvGraphicFramePr>
+            <a:graphic xmlns:a="http://schemas.openxmlformats.org/drawingml/2006/main">
+              <a:graphicData uri="http://schemas.openxmlformats.org/drawingml/2006/picture">
+                <pic:pic xmlns:pic="http://schemas.openxmlformats.org/drawingml/2006/picture">
+                  <pic:nvPicPr>
+                    <pic:cNvPr id="0" name="Picture 13"/>
+                    <pic:cNvPicPr>
+                      <a:picLocks noChangeAspect="1" noChangeArrowheads="1"/>
+                    </pic:cNvPicPr>
+                  </pic:nvPicPr>
+                  <pic:blipFill>
+                    <a:blip r:embed="rId17">
+                      <a:extLst>
+                        <a:ext uri="{28A0092B-C50C-407E-A947-70E740481C1C}">
+                          <a14:useLocalDpi xmlns:a14="http://schemas.microsoft.com/office/drawing/2010/main" val="0"/>
+                        </a:ext>
+                      </a:extLst>
+                    </a:blip>
+                    <a:srcRect/>
+                    <a:stretch>
+                      <a:fillRect/>
+                    </a:stretch>
+                  </pic:blipFill>
+                  <pic:spPr bwMode="auto">
+                    <a:xfrm>
+                      <a:off x="0" y="0"/>
+                      <a:ext cx="2462530" cy="814070"/>
+                    </a:xfrm>
+                    <a:prstGeom prst="rect">
+                      <a:avLst/>
+                    </a:prstGeom>
+                    <a:noFill/>
+                    <a:ln>
+                      <a:noFill/>
+                    </a:ln>
+                  </pic:spPr>
+                </pic:pic>
+              </a:graphicData>
+            </a:graphic>
+            <wp14:sizeRelH relativeFrom="margin">
+              <wp14:pctWidth>0</wp14:pctWidth>
+            </wp14:sizeRelH>
+            <wp14:sizeRelV relativeFrom="margin">
+              <wp14:pctHeight>0</wp14:pctHeight>
+            </wp14:sizeRelV>
+          </wp:anchor>
+        </w:drawing>
+      </w:r>
+      <w:r>
+        <w:rPr>
+          <w:rFonts w:cs="Arial" w:hint="cs"/>
+          <w:rtl/>
+        </w:rPr>
+        <w:t xml:space="preserve">יש ספק של </w:t>
+      </w:r>
+      <w:r>
+        <w:rPr>
+          <w:rFonts w:cs="Arial"/>
+        </w:rPr>
+        <w:t>19V</w:t>
+      </w:r>
+      <w:r>
+        <w:rPr>
+          <w:rFonts w:cs="Arial" w:hint="cs"/>
+          <w:rtl/>
+        </w:rPr>
+        <w:t xml:space="preserve"> שמתחבר לבורר המוציא מתח משתנה  </w:t>
+      </w:r>
+      <w:r>
+        <w:rPr>
+          <w:rFonts w:cs="Arial" w:hint="cs"/>
+          <w:rtl/>
+        </w:rPr>
+        <w:t>מ-</w:t>
+      </w:r>
+      <w:r>
+        <w:rPr>
+          <w:rFonts w:cs="Arial"/>
+        </w:rPr>
+        <w:t>-</w:t>
+      </w:r>
+      <w:r>
+        <w:rPr>
+          <w:rFonts w:cs="Arial"/>
+        </w:rPr>
+        <w:t>15</w:t>
+      </w:r>
+      <w:r>
+        <w:rPr>
+          <w:rFonts w:cs="Arial"/>
+        </w:rPr>
+        <w:t>V</w:t>
+      </w:r>
+      <w:r>
+        <w:rPr>
+          <w:rFonts w:cs="Arial"/>
+        </w:rPr>
+        <w:t xml:space="preserve"> </w:t>
+      </w:r>
+      <w:r>
+        <w:rPr>
+          <w:rFonts w:cs="Arial" w:hint="cs"/>
+          <w:rtl/>
+        </w:rPr>
+        <w:t xml:space="preserve"> עד </w:t>
+      </w:r>
+      <w:r>
+        <w:rPr>
+          <w:rFonts w:cs="Arial"/>
+        </w:rPr>
+        <w:t>15V</w:t>
+      </w:r>
+      <w:r>
+        <w:rPr>
+          <w:rFonts w:cs="Arial" w:hint="cs"/>
+          <w:rtl/>
+        </w:rPr>
+        <w:t xml:space="preserve"> (הספק והבורר מקורי מגיעים מהקופסא של הקטר 70308) </w:t>
+      </w:r>
+      <w:r>
+        <w:rPr>
+          <w:rFonts w:cs="Arial" w:hint="cs"/>
+          <w:b/>
+          <w:bCs/>
+          <w:rtl/>
+        </w:rPr>
+        <w:t>במסלול הפנימי</w:t>
+      </w:r>
+      <w:r>
+        <w:rPr>
+          <w:rFonts w:cs="Arial" w:hint="cs"/>
+          <w:rtl/>
+        </w:rPr>
+        <w:t>.</w:t>
+      </w:r>
+    </w:p>
+    <w:p>
+      <w:pPr>
+        <w:rPr>
+          <w:rFonts w:cs="Arial" w:hint="cs"/>
+          <w:rtl/>
+        </w:rPr>
+      </w:pPr>
+      <w:r>
+        <w:rPr>
+          <w:rFonts w:cs="Arial" w:hint="cs"/>
+          <w:rtl/>
+        </w:rPr>
+        <w:t>הקטרים רצי</w:t>
+      </w:r>
+      <w:r>
+        <w:rPr>
+          <w:rFonts w:cs="Arial" w:hint="cs"/>
+          <w:rtl/>
+        </w:rPr>
+        <w:t>ם</w:t>
+      </w:r>
+      <w:r>
+        <w:rPr>
+          <w:rFonts w:cs="Arial" w:hint="cs"/>
+          <w:rtl/>
+        </w:rPr>
+        <w:t xml:space="preserve"> נגד כיוון השעון כאשר הגדרנו ש </w:t>
+      </w:r>
+      <w:r>
+        <w:rPr>
+          <w:rFonts w:cs="Arial"/>
+        </w:rPr>
+        <w:t>V+</w:t>
+      </w:r>
+      <w:r>
+        <w:rPr>
+          <w:rFonts w:cs="Arial" w:hint="cs"/>
+          <w:rtl/>
+        </w:rPr>
+        <w:t xml:space="preserve"> מתחבר לפס הפנימי</w:t>
+      </w:r>
+      <w:r>
+        <w:rPr>
+          <w:rFonts w:cs="Arial" w:hint="cs"/>
+          <w:rtl/>
+        </w:rPr>
+        <w:t xml:space="preserve"> של כל מסלול</w:t>
+      </w:r>
+      <w:r>
+        <w:rPr>
+          <w:rFonts w:cs="Arial" w:hint="cs"/>
+          <w:rtl/>
+        </w:rPr>
+        <w:t>.</w:t>
+      </w:r>
+      <w:r>
+        <w:t xml:space="preserve"> </w:t>
+      </w:r>
+    </w:p>
+    <w:p>
+      <w:pPr>
+        <w:rPr>
+          <w:rFonts w:hint="cs"/>
+          <w:b/>
+          <w:bCs/>
+          <w:noProof/>
+        </w:rPr>
+      </w:pPr>
+      <w:r>
+        <w:rPr>
+          <w:rFonts w:hint="cs"/>
+          <w:noProof/>
+          <w:rtl/>
+        </w:rPr>
+        <w:t>ת</w:t>
+      </w:r>
+      <w:r>
+        <w:rPr>
+          <w:rFonts w:hint="cs"/>
+          <w:b/>
+          <w:bCs/>
+          <w:noProof/>
+          <w:rtl/>
+        </w:rPr>
+        <w:t>מונות של מיקום ה</w:t>
+      </w:r>
+      <w:r>
+        <w:rPr>
+          <w:rFonts w:hint="cs"/>
+          <w:b/>
+          <w:bCs/>
+          <w:noProof/>
+          <w:rtl/>
+        </w:rPr>
+        <w:t>חיווטים</w:t>
+      </w:r>
+      <w:r>
+        <w:rPr>
+          <w:noProof/>
+        </w:rPr>
+        <w:drawing>
+          <wp:anchor distT="0" distB="0" distL="114300" distR="114300" simplePos="0" relativeHeight="251664384" behindDoc="0" locked="0" layoutInCell="1" allowOverlap="1" wp14:anchorId="29E924D0" wp14:editId="0FD38825">
+            <wp:simplePos x="0" y="0"/>
+            <wp:positionH relativeFrom="margin">
+              <wp:posOffset>2565324</wp:posOffset>
+            </wp:positionH>
+            <wp:positionV relativeFrom="paragraph">
+              <wp:posOffset>217703</wp:posOffset>
+            </wp:positionV>
+            <wp:extent cx="2303780" cy="2164080"/>
+            <wp:effectExtent l="0" t="0" r="1270" b="7620"/>
+            <wp:wrapTopAndBottom/>
+            <wp:docPr id="17" name="Picture 17"/>
+            <wp:cNvGraphicFramePr>
+              <a:graphicFrameLocks xmlns:a="http://schemas.openxmlformats.org/drawingml/2006/main" noChangeAspect="1"/>
+            </wp:cNvGraphicFramePr>
+            <a:graphic xmlns:a="http://schemas.openxmlformats.org/drawingml/2006/main">
+              <a:graphicData uri="http://schemas.openxmlformats.org/drawingml/2006/picture">
+                <pic:pic xmlns:pic="http://schemas.openxmlformats.org/drawingml/2006/picture">
+                  <pic:nvPicPr>
+                    <pic:cNvPr id="0" name="Picture 5"/>
+                    <pic:cNvPicPr>
+                      <a:picLocks noChangeAspect="1" noChangeArrowheads="1"/>
+                    </pic:cNvPicPr>
+                  </pic:nvPicPr>
+                  <pic:blipFill rotWithShape="1">
+                    <a:blip r:embed="rId18" cstate="print">
+                      <a:extLst>
+                        <a:ext uri="{28A0092B-C50C-407E-A947-70E740481C1C}">
+                          <a14:useLocalDpi xmlns:a14="http://schemas.microsoft.com/office/drawing/2010/main" val="0"/>
+                        </a:ext>
+                      </a:extLst>
+                    </a:blip>
+                    <a:srcRect b="22889"/>
+                    <a:stretch/>
+                  </pic:blipFill>
+                  <pic:spPr bwMode="auto">
+                    <a:xfrm>
+                      <a:off x="0" y="0"/>
+                      <a:ext cx="2303780" cy="2164080"/>
+                    </a:xfrm>
+                    <a:prstGeom prst="rect">
+                      <a:avLst/>
+                    </a:prstGeom>
+                    <a:noFill/>
+                    <a:ln>
+                      <a:noFill/>
+                    </a:ln>
+                    <a:extLst>
+                      <a:ext uri="{53640926-AAD7-44D8-BBD7-CCE9431645EC}">
+                        <a14:shadowObscured xmlns:a14="http://schemas.microsoft.com/office/drawing/2010/main"/>
+                      </a:ext>
+                    </a:extLst>
+                  </pic:spPr>
+                </pic:pic>
+              </a:graphicData>
+            </a:graphic>
+            <wp14:sizeRelH relativeFrom="margin">
+              <wp14:pctWidth>0</wp14:pctWidth>
+            </wp14:sizeRelH>
+            <wp14:sizeRelV relativeFrom="margin">
+              <wp14:pctHeight>0</wp14:pctHeight>
+            </wp14:sizeRelV>
+          </wp:anchor>
+        </w:drawing>
+      </w:r>
+      <w:r>
+        <w:rPr>
+          <w:noProof/>
+        </w:rPr>
+        <w:drawing>
+          <wp:anchor distT="0" distB="0" distL="114300" distR="114300" simplePos="0" relativeHeight="251663360" behindDoc="0" locked="0" layoutInCell="1" allowOverlap="1" wp14:anchorId="70360192" wp14:editId="18584EB6">
+            <wp:simplePos x="0" y="0"/>
+            <wp:positionH relativeFrom="column">
+              <wp:posOffset>-309931</wp:posOffset>
+            </wp:positionH>
+            <wp:positionV relativeFrom="paragraph">
+              <wp:posOffset>254254</wp:posOffset>
+            </wp:positionV>
+            <wp:extent cx="2311400" cy="2159635"/>
+            <wp:effectExtent l="0" t="0" r="0" b="0"/>
+            <wp:wrapTopAndBottom/>
+            <wp:docPr id="16" name="Picture 16"/>
+            <wp:cNvGraphicFramePr>
+              <a:graphicFrameLocks xmlns:a="http://schemas.openxmlformats.org/drawingml/2006/main" noChangeAspect="1"/>
+            </wp:cNvGraphicFramePr>
+            <a:graphic xmlns:a="http://schemas.openxmlformats.org/drawingml/2006/main">
+              <a:graphicData uri="http://schemas.openxmlformats.org/drawingml/2006/picture">
+                <pic:pic xmlns:pic="http://schemas.openxmlformats.org/drawingml/2006/picture">
+                  <pic:nvPicPr>
+                    <pic:cNvPr id="0" name="Picture 4"/>
+                    <pic:cNvPicPr>
+                      <a:picLocks noChangeAspect="1" noChangeArrowheads="1"/>
+                    </pic:cNvPicPr>
+                  </pic:nvPicPr>
+                  <pic:blipFill rotWithShape="1">
+                    <a:blip r:embed="rId19" cstate="print">
+                      <a:extLst>
+                        <a:ext uri="{28A0092B-C50C-407E-A947-70E740481C1C}">
+                          <a14:useLocalDpi xmlns:a14="http://schemas.microsoft.com/office/drawing/2010/main" val="0"/>
+                        </a:ext>
+                      </a:extLst>
+                    </a:blip>
+                    <a:srcRect l="1" t="3690" r="-377" b="25949"/>
+                    <a:stretch/>
+                  </pic:blipFill>
+                  <pic:spPr bwMode="auto">
+                    <a:xfrm>
+                      <a:off x="0" y="0"/>
+                      <a:ext cx="2311400" cy="2159635"/>
+                    </a:xfrm>
+                    <a:prstGeom prst="rect">
+                      <a:avLst/>
+                    </a:prstGeom>
+                    <a:noFill/>
+                    <a:ln>
+                      <a:noFill/>
+                    </a:ln>
+                    <a:extLst>
+                      <a:ext uri="{53640926-AAD7-44D8-BBD7-CCE9431645EC}">
+                        <a14:shadowObscured xmlns:a14="http://schemas.microsoft.com/office/drawing/2010/main"/>
+                      </a:ext>
+                    </a:extLst>
+                  </pic:spPr>
+                </pic:pic>
+              </a:graphicData>
+            </a:graphic>
+            <wp14:sizeRelH relativeFrom="margin">
+              <wp14:pctWidth>0</wp14:pctWidth>
+            </wp14:sizeRelH>
+            <wp14:sizeRelV relativeFrom="margin">
+              <wp14:pctHeight>0</wp14:pctHeight>
+            </wp14:sizeRelV>
+          </wp:anchor>
+        </w:drawing>
+      </w:r>
+    </w:p>
+    <w:p>
+      <w:pPr>
+        <w:rPr>
+          <w:noProof/>
+        </w:rPr>
+      </w:pPr>
+      <w:r>
+        <w:rPr>
+          <w:noProof/>
+        </w:rPr>
+        <w:drawing>
+          <wp:anchor distT="0" distB="0" distL="114300" distR="114300" simplePos="0" relativeHeight="251666432" behindDoc="0" locked="0" layoutInCell="1" allowOverlap="1" wp14:anchorId="1235C2B3" wp14:editId="3ECE742E">
+            <wp:simplePos x="0" y="0"/>
+            <wp:positionH relativeFrom="margin">
+              <wp:posOffset>-325755</wp:posOffset>
+            </wp:positionH>
+            <wp:positionV relativeFrom="paragraph">
+              <wp:posOffset>2338375</wp:posOffset>
+            </wp:positionV>
+            <wp:extent cx="2282190" cy="2144395"/>
+            <wp:effectExtent l="0" t="0" r="3810" b="8255"/>
+            <wp:wrapTopAndBottom/>
+            <wp:docPr id="18" name="Picture 18"/>
+            <wp:cNvGraphicFramePr>
+              <a:graphicFrameLocks xmlns:a="http://schemas.openxmlformats.org/drawingml/2006/main" noChangeAspect="1"/>
+            </wp:cNvGraphicFramePr>
+            <a:graphic xmlns:a="http://schemas.openxmlformats.org/drawingml/2006/main">
+              <a:graphicData uri="http://schemas.openxmlformats.org/drawingml/2006/picture">
+                <pic:pic xmlns:pic="http://schemas.openxmlformats.org/drawingml/2006/picture">
+                  <pic:nvPicPr>
+                    <pic:cNvPr id="0" name="Picture 6"/>
+                    <pic:cNvPicPr>
+                      <a:picLocks noChangeAspect="1" noChangeArrowheads="1"/>
+                    </pic:cNvPicPr>
+                  </pic:nvPicPr>
+                  <pic:blipFill rotWithShape="1">
+                    <a:blip r:embed="rId20" cstate="print">
+                      <a:extLst>
+                        <a:ext uri="{28A0092B-C50C-407E-A947-70E740481C1C}">
+                          <a14:useLocalDpi xmlns:a14="http://schemas.microsoft.com/office/drawing/2010/main" val="0"/>
+                        </a:ext>
+                      </a:extLst>
+                    </a:blip>
+                    <a:srcRect t="17246" r="434" b="316"/>
+                    <a:stretch/>
+                  </pic:blipFill>
+                  <pic:spPr bwMode="auto">
+                    <a:xfrm>
+                      <a:off x="0" y="0"/>
+                      <a:ext cx="2282190" cy="2144395"/>
+                    </a:xfrm>
+                    <a:prstGeom prst="rect">
+                      <a:avLst/>
+                    </a:prstGeom>
+                    <a:noFill/>
+                    <a:ln>
+                      <a:noFill/>
+                    </a:ln>
+                    <a:extLst>
+                      <a:ext uri="{53640926-AAD7-44D8-BBD7-CCE9431645EC}">
+                        <a14:shadowObscured xmlns:a14="http://schemas.microsoft.com/office/drawing/2010/main"/>
+                      </a:ext>
+                    </a:extLst>
+                  </pic:spPr>
+                </pic:pic>
+              </a:graphicData>
+            </a:graphic>
+            <wp14:sizeRelH relativeFrom="margin">
+              <wp14:pctWidth>0</wp14:pctWidth>
+            </wp14:sizeRelH>
+            <wp14:sizeRelV relativeFrom="margin">
+              <wp14:pctHeight>0</wp14:pctHeight>
+            </wp14:sizeRelV>
+          </wp:anchor>
+        </w:drawing>
+      </w:r>
+      <w:r>
+        <w:rPr>
+          <w:noProof/>
+        </w:rPr>
+        <w:drawing>
+          <wp:anchor distT="0" distB="0" distL="114300" distR="114300" simplePos="0" relativeHeight="251662336" behindDoc="0" locked="0" layoutInCell="1" allowOverlap="1" wp14:anchorId="62E73F37" wp14:editId="04DCCC19">
+            <wp:simplePos x="0" y="0"/>
+            <wp:positionH relativeFrom="margin">
+              <wp:posOffset>2564079</wp:posOffset>
+            </wp:positionH>
+            <wp:positionV relativeFrom="paragraph">
+              <wp:posOffset>2344775</wp:posOffset>
+            </wp:positionV>
+            <wp:extent cx="2303145" cy="2106295"/>
+            <wp:effectExtent l="0" t="0" r="1905" b="8255"/>
+            <wp:wrapTopAndBottom/>
+            <wp:docPr id="15" name="Picture 15"/>
+            <wp:cNvGraphicFramePr>
+              <a:graphicFrameLocks xmlns:a="http://schemas.openxmlformats.org/drawingml/2006/main" noChangeAspect="1"/>
+            </wp:cNvGraphicFramePr>
+            <a:graphic xmlns:a="http://schemas.openxmlformats.org/drawingml/2006/main">
+              <a:graphicData uri="http://schemas.openxmlformats.org/drawingml/2006/picture">
+                <pic:pic xmlns:pic="http://schemas.openxmlformats.org/drawingml/2006/picture">
+                  <pic:nvPicPr>
+                    <pic:cNvPr id="0" name="Picture 3"/>
+                    <pic:cNvPicPr>
+                      <a:picLocks noChangeAspect="1" noChangeArrowheads="1"/>
+                    </pic:cNvPicPr>
+                  </pic:nvPicPr>
+                  <pic:blipFill rotWithShape="1">
+                    <a:blip r:embed="rId21" cstate="print">
+                      <a:extLst>
+                        <a:ext uri="{28A0092B-C50C-407E-A947-70E740481C1C}">
+                          <a14:useLocalDpi xmlns:a14="http://schemas.microsoft.com/office/drawing/2010/main" val="0"/>
+                        </a:ext>
+                      </a:extLst>
+                    </a:blip>
+                    <a:srcRect t="28533" r="-48" b="14220"/>
+                    <a:stretch/>
+                  </pic:blipFill>
+                  <pic:spPr bwMode="auto">
+                    <a:xfrm>
+                      <a:off x="0" y="0"/>
+                      <a:ext cx="2303145" cy="2106295"/>
+                    </a:xfrm>
+                    <a:prstGeom prst="rect">
+                      <a:avLst/>
+                    </a:prstGeom>
+                    <a:noFill/>
+                    <a:ln>
+                      <a:noFill/>
+                    </a:ln>
+                    <a:extLst>
+                      <a:ext uri="{53640926-AAD7-44D8-BBD7-CCE9431645EC}">
+                        <a14:shadowObscured xmlns:a14="http://schemas.microsoft.com/office/drawing/2010/main"/>
+                      </a:ext>
+                    </a:extLst>
+                  </pic:spPr>
+                </pic:pic>
+              </a:graphicData>
+            </a:graphic>
+            <wp14:sizeRelH relativeFrom="margin">
+              <wp14:pctWidth>0</wp14:pctWidth>
+            </wp14:sizeRelH>
+            <wp14:sizeRelV relativeFrom="margin">
+              <wp14:pctHeight>0</wp14:pctHeight>
+            </wp14:sizeRelV>
+          </wp:anchor>
+        </w:drawing>
+      </w:r>
+    </w:p>
+    <w:p>
+      <w:pPr>
+        <w:rPr>
+          <w:rFonts w:cs="Arial"/>
+          <w:rtl/>
+        </w:rPr>
+      </w:pPr>
+      <w:r>
+        <w:rPr>
+          <w:rFonts w:cs="Arial" w:hint="cs"/>
+          <w:rtl/>
+        </w:rPr>
+        <w:lastRenderedPageBreak/>
+        <w:t>מה שהותקן עד עכשיו</w:t>
+      </w:r>
+    </w:p>
+    <w:p>
+      <w:pPr>
+        <w:pStyle w:val="ListParagraph"/>
+        <w:numPr>
+          <w:ilvl w:val="0"/>
+          <w:numId w:val="7"/>
+        </w:numPr>
+        <w:rPr>
+          <w:rFonts w:cs="Arial"/>
+        </w:rPr>
+      </w:pPr>
+      <w:r>
+        <w:rPr>
+          <w:rFonts w:cs="Arial" w:hint="cs"/>
+          <w:rtl/>
+        </w:rPr>
+        <w:t>פנימי 1</w:t>
+      </w:r>
+    </w:p>
+    <w:p>
+      <w:pPr>
+        <w:pStyle w:val="ListParagraph"/>
+        <w:numPr>
+          <w:ilvl w:val="0"/>
+          <w:numId w:val="7"/>
+        </w:numPr>
+        <w:rPr>
+          <w:rFonts w:cs="Arial"/>
+        </w:rPr>
+      </w:pPr>
+      <w:r>
+        <w:rPr>
+          <w:rFonts w:cs="Arial" w:hint="cs"/>
+          <w:rtl/>
+        </w:rPr>
+        <w:t>חיצוני 1</w:t>
+      </w:r>
+    </w:p>
+    <w:p>
+      <w:pPr>
+        <w:pStyle w:val="ListParagraph"/>
+        <w:numPr>
+          <w:ilvl w:val="0"/>
+          <w:numId w:val="10"/>
+        </w:numPr>
+        <w:rPr>
+          <w:rFonts w:cs="Arial"/>
+        </w:rPr>
+      </w:pPr>
+      <w:r>
+        <w:rPr>
+          <w:rFonts w:cs="Arial" w:hint="cs"/>
+          <w:rtl/>
+        </w:rPr>
+        <w:t xml:space="preserve">פנימי </w:t>
+      </w:r>
+      <w:r>
+        <w:rPr>
+          <w:rFonts w:cs="Arial" w:hint="cs"/>
+          <w:rtl/>
+        </w:rPr>
+        <w:t>2</w:t>
+      </w:r>
+    </w:p>
+    <w:p>
+      <w:pPr>
+        <w:pStyle w:val="ListParagraph"/>
+        <w:numPr>
+          <w:ilvl w:val="0"/>
+          <w:numId w:val="8"/>
+        </w:numPr>
+        <w:rPr>
+          <w:rFonts w:cs="Arial" w:hint="cs"/>
+        </w:rPr>
+      </w:pPr>
+      <w:r>
+        <w:rPr>
+          <w:rFonts w:cs="Arial" w:hint="cs"/>
+          <w:rtl/>
+        </w:rPr>
+        <w:t xml:space="preserve">חיצוני </w:t>
+      </w:r>
+      <w:r>
+        <w:rPr>
+          <w:rFonts w:cs="Arial" w:hint="cs"/>
+          <w:rtl/>
+        </w:rPr>
+        <w:t>2</w:t>
+      </w:r>
+    </w:p>
+    <w:p>
+      <w:pPr>
+        <w:pStyle w:val="ListParagraph"/>
+        <w:numPr>
+          <w:ilvl w:val="0"/>
+          <w:numId w:val="11"/>
+        </w:numPr>
+        <w:rPr>
+          <w:rFonts w:cs="Arial"/>
+        </w:rPr>
+      </w:pPr>
+      <w:r>
+        <w:rPr>
+          <w:rFonts w:cs="Arial" w:hint="cs"/>
+          <w:rtl/>
+        </w:rPr>
+        <w:t xml:space="preserve">פנימי </w:t>
+      </w:r>
+      <w:r>
+        <w:rPr>
+          <w:rFonts w:cs="Arial" w:hint="cs"/>
+          <w:rtl/>
+        </w:rPr>
+        <w:t>3</w:t>
+      </w:r>
+    </w:p>
+    <w:p>
+      <w:pPr>
+        <w:pStyle w:val="ListParagraph"/>
+        <w:numPr>
+          <w:ilvl w:val="0"/>
+          <w:numId w:val="11"/>
+        </w:numPr>
+        <w:rPr>
+          <w:rFonts w:cs="Arial" w:hint="cs"/>
+        </w:rPr>
+      </w:pPr>
+      <w:r>
+        <w:rPr>
+          <w:rFonts w:cs="Arial" w:hint="cs"/>
+          <w:rtl/>
+        </w:rPr>
+        <w:t xml:space="preserve">חיצוני </w:t>
+      </w:r>
+      <w:r>
+        <w:rPr>
+          <w:rFonts w:cs="Arial" w:hint="cs"/>
+          <w:rtl/>
+        </w:rPr>
+        <w:t>3</w:t>
+      </w:r>
+    </w:p>
+    <w:p>
+      <w:pPr>
+        <w:pStyle w:val="ListParagraph"/>
+        <w:numPr>
+          <w:ilvl w:val="0"/>
+          <w:numId w:val="9"/>
+        </w:numPr>
+        <w:rPr>
+          <w:rFonts w:cs="Arial"/>
+        </w:rPr>
+      </w:pPr>
+      <w:r>
+        <w:rPr>
+          <w:rFonts w:cs="Arial" w:hint="cs"/>
+          <w:rtl/>
+        </w:rPr>
+        <w:t xml:space="preserve">פנימי </w:t>
+      </w:r>
+      <w:r>
+        <w:rPr>
+          <w:rFonts w:cs="Arial" w:hint="cs"/>
+          <w:rtl/>
+        </w:rPr>
+        <w:t>4</w:t>
+      </w:r>
+    </w:p>
+    <w:p>
+      <w:pPr>
+        <w:pStyle w:val="ListParagraph"/>
+        <w:numPr>
+          <w:ilvl w:val="0"/>
+          <w:numId w:val="9"/>
+        </w:numPr>
+        <w:rPr>
+          <w:rFonts w:cs="Arial" w:hint="cs"/>
+        </w:rPr>
+      </w:pPr>
+      <w:r>
+        <w:rPr>
+          <w:rFonts w:cs="Arial" w:hint="cs"/>
+          <w:rtl/>
+        </w:rPr>
+        <w:t xml:space="preserve">חיצוני </w:t>
+      </w:r>
+      <w:r>
+        <w:rPr>
+          <w:rFonts w:cs="Arial" w:hint="cs"/>
+          <w:rtl/>
+        </w:rPr>
+        <w:t>4</w:t>
+      </w:r>
+    </w:p>
+    <w:p>
+      <w:pPr>
+        <w:rPr>
+          <w:rFonts w:cs="Arial"/>
+          <w:rtl/>
+        </w:rPr>
+      </w:pPr>
+      <w:r>
+        <w:rPr>
+          <w:noProof/>
+        </w:rPr>
+        <w:drawing>
+          <wp:anchor distT="0" distB="0" distL="114300" distR="114300" simplePos="0" relativeHeight="251667456" behindDoc="1" locked="0" layoutInCell="1" allowOverlap="1" wp14:anchorId="72F94A9A" wp14:editId="15E3DA3A">
+            <wp:simplePos x="0" y="0"/>
+            <wp:positionH relativeFrom="margin">
+              <wp:posOffset>2470099</wp:posOffset>
+            </wp:positionH>
+            <wp:positionV relativeFrom="paragraph">
+              <wp:posOffset>269698</wp:posOffset>
+            </wp:positionV>
+            <wp:extent cx="2677795" cy="2011680"/>
+            <wp:effectExtent l="0" t="0" r="8255" b="7620"/>
+            <wp:wrapTight wrapText="bothSides">
+              <wp:wrapPolygon edited="0">
+                <wp:start x="0" y="0"/>
+                <wp:lineTo x="0" y="21477"/>
+                <wp:lineTo x="21513" y="21477"/>
+                <wp:lineTo x="21513" y="0"/>
+                <wp:lineTo x="0" y="0"/>
+              </wp:wrapPolygon>
+            </wp:wrapTight>
+            <wp:docPr id="19" name="Picture 19"/>
+            <wp:cNvGraphicFramePr>
+              <a:graphicFrameLocks xmlns:a="http://schemas.openxmlformats.org/drawingml/2006/main" noChangeAspect="1"/>
+            </wp:cNvGraphicFramePr>
+            <a:graphic xmlns:a="http://schemas.openxmlformats.org/drawingml/2006/main">
+              <a:graphicData uri="http://schemas.openxmlformats.org/drawingml/2006/picture">
+                <pic:pic xmlns:pic="http://schemas.openxmlformats.org/drawingml/2006/picture">
+                  <pic:nvPicPr>
+                    <pic:cNvPr id="0" name="Picture 11"/>
+                    <pic:cNvPicPr>
+                      <a:picLocks noChangeAspect="1" noChangeArrowheads="1"/>
+                    </pic:cNvPicPr>
+                  </pic:nvPicPr>
+                  <pic:blipFill>
+                    <a:blip r:embed="rId22">
+                      <a:extLst>
+                        <a:ext uri="{28A0092B-C50C-407E-A947-70E740481C1C}">
+                          <a14:useLocalDpi xmlns:a14="http://schemas.microsoft.com/office/drawing/2010/main" val="0"/>
+                        </a:ext>
+                      </a:extLst>
+                    </a:blip>
+                    <a:srcRect/>
+                    <a:stretch>
+                      <a:fillRect/>
+                    </a:stretch>
+                  </pic:blipFill>
+                  <pic:spPr bwMode="auto">
+                    <a:xfrm>
+                      <a:off x="0" y="0"/>
+                      <a:ext cx="2677795" cy="2011680"/>
+                    </a:xfrm>
+                    <a:prstGeom prst="rect">
+                      <a:avLst/>
+                    </a:prstGeom>
+                    <a:noFill/>
+                    <a:ln>
+                      <a:noFill/>
+                    </a:ln>
+                  </pic:spPr>
+                </pic:pic>
+              </a:graphicData>
+            </a:graphic>
+            <wp14:sizeRelH relativeFrom="margin">
+              <wp14:pctWidth>0</wp14:pctWidth>
+            </wp14:sizeRelH>
+            <wp14:sizeRelV relativeFrom="margin">
+              <wp14:pctHeight>0</wp14:pctHeight>
+            </wp14:sizeRelV>
+          </wp:anchor>
+        </w:drawing>
+      </w:r>
+      <w:r>
+        <w:rPr>
+          <w:rFonts w:cs="Arial" w:hint="cs"/>
+          <w:rtl/>
+        </w:rPr>
+        <w:t>צריך לחכות שהמחברים יגיעו ולסיים את ההתקנה</w:t>
+      </w:r>
+      <w:r>
+        <w:rPr>
+          <w:rFonts w:cs="Arial" w:hint="cs"/>
+          <w:rtl/>
+        </w:rPr>
+        <w:t xml:space="preserve"> (פנימי 2 פנימי 3 חיצוני 3)</w:t>
+      </w:r>
+    </w:p>
+    <w:p>
+      <w:pPr>
+        <w:rPr>
+          <w:rFonts w:cs="Arial"/>
+          <w:rtl/>
+        </w:rPr>
+      </w:pPr>
+    </w:p>
+    <w:p>
+      <w:pPr>
+        <w:rPr>
+          <w:rFonts w:cs="Arial"/>
+          <w:rtl/>
+        </w:rPr>
+      </w:pPr>
+    </w:p>
+    <w:p>
+      <w:pPr>
+        <w:rPr>
+          <w:rFonts w:cs="Arial"/>
+          <w:rtl/>
+        </w:rPr>
+      </w:pPr>
+    </w:p>
+    <w:p>
+      <w:pPr>
+        <w:rPr>
+          <w:rFonts w:cs="Arial"/>
+          <w:rtl/>
+        </w:rPr>
+      </w:pPr>
+    </w:p>
+    <w:p>
+      <w:pPr>
+        <w:rPr>
+          <w:rFonts w:cs="Arial"/>
+          <w:rtl/>
+        </w:rPr>
+      </w:pPr>
+    </w:p>
+    <w:p>
+      <w:pPr>
+        <w:rPr>
+          <w:rFonts w:cs="Arial"/>
+          <w:rtl/>
+        </w:rPr>
+      </w:pPr>
+    </w:p>
+    <w:p>
+      <w:pPr>
+        <w:rPr>
+          <w:rFonts w:cs="Arial"/>
+          <w:rtl/>
+        </w:rPr>
+      </w:pPr>
+    </w:p>
+    <w:p>
+      <w:pPr>
+        <w:rPr>
+          <w:rFonts w:cs="Arial"/>
+          <w:rtl/>
+        </w:rPr>
+      </w:pPr>
+    </w:p>
+    <w:p>
+      <w:pPr>
+        <w:rPr>
+          <w:rFonts w:cs="Arial"/>
+          <w:b/>
+          <w:bCs/>
+          <w:rtl/>
+        </w:rPr>
+      </w:pPr>
+      <w:r>
+        <w:rPr>
+          <w:rFonts w:cs="Arial" w:hint="cs"/>
+          <w:b/>
+          <w:bCs/>
+          <w:rtl/>
+        </w:rPr>
+        <w:t>תמונות ספקים</w:t>
+      </w:r>
+    </w:p>
+    <w:p>
+      <w:pPr>
+        <w:rPr>
+          <w:rFonts w:cs="Arial" w:hint="cs"/>
+          <w:rtl/>
+        </w:rPr>
+      </w:pPr>
+      <w:r>
+        <w:rPr>
+          <w:noProof/>
+        </w:rPr>
+        <w:drawing>
+          <wp:anchor distT="0" distB="0" distL="114300" distR="114300" simplePos="0" relativeHeight="251671552" behindDoc="0" locked="0" layoutInCell="1" allowOverlap="1" wp14:anchorId="4524DCC5" wp14:editId="3004A9D0">
+            <wp:simplePos x="0" y="0"/>
+            <wp:positionH relativeFrom="column">
+              <wp:posOffset>-285750</wp:posOffset>
+            </wp:positionH>
+            <wp:positionV relativeFrom="paragraph">
+              <wp:posOffset>225425</wp:posOffset>
+            </wp:positionV>
+            <wp:extent cx="3614420" cy="3578225"/>
+            <wp:effectExtent l="0" t="0" r="5080" b="3175"/>
+            <wp:wrapTopAndBottom/>
+            <wp:docPr id="23" name="Picture 23"/>
+            <wp:cNvGraphicFramePr>
+              <a:graphicFrameLocks xmlns:a="http://schemas.openxmlformats.org/drawingml/2006/main" noChangeAspect="1"/>
+            </wp:cNvGraphicFramePr>
+            <a:graphic xmlns:a="http://schemas.openxmlformats.org/drawingml/2006/main">
+              <a:graphicData uri="http://schemas.openxmlformats.org/drawingml/2006/picture">
+                <pic:pic xmlns:pic="http://schemas.openxmlformats.org/drawingml/2006/picture">
+                  <pic:nvPicPr>
+                    <pic:cNvPr id="0" name="Picture 18"/>
+                    <pic:cNvPicPr>
+                      <a:picLocks noChangeAspect="1" noChangeArrowheads="1"/>
+                    </pic:cNvPicPr>
+                  </pic:nvPicPr>
+                  <pic:blipFill rotWithShape="1">
+                    <a:blip r:embed="rId23" cstate="print">
+                      <a:extLst>
+                        <a:ext uri="{28A0092B-C50C-407E-A947-70E740481C1C}">
+                          <a14:useLocalDpi xmlns:a14="http://schemas.microsoft.com/office/drawing/2010/main" val="0"/>
+                        </a:ext>
+                      </a:extLst>
+                    </a:blip>
+                    <a:srcRect r="274" b="25935"/>
+                    <a:stretch/>
+                  </pic:blipFill>
+                  <pic:spPr bwMode="auto">
+                    <a:xfrm>
+                      <a:off x="0" y="0"/>
+                      <a:ext cx="3614420" cy="3578225"/>
+                    </a:xfrm>
+                    <a:prstGeom prst="rect">
+                      <a:avLst/>
+                    </a:prstGeom>
+                    <a:noFill/>
+                    <a:ln>
+                      <a:noFill/>
+                    </a:ln>
+                    <a:extLst>
+                      <a:ext uri="{53640926-AAD7-44D8-BBD7-CCE9431645EC}">
+                        <a14:shadowObscured xmlns:a14="http://schemas.microsoft.com/office/drawing/2010/main"/>
+                      </a:ext>
+                    </a:extLst>
+                  </pic:spPr>
+                </pic:pic>
+              </a:graphicData>
+            </a:graphic>
+            <wp14:sizeRelH relativeFrom="margin">
+              <wp14:pctWidth>0</wp14:pctWidth>
+            </wp14:sizeRelH>
+            <wp14:sizeRelV relativeFrom="margin">
+              <wp14:pctHeight>0</wp14:pctHeight>
+            </wp14:sizeRelV>
+          </wp:anchor>
+        </w:drawing>
+      </w:r>
+      <w:r>
+        <w:rPr>
+          <w:noProof/>
+        </w:rPr>
+        <w:drawing>
+          <wp:anchor distT="0" distB="0" distL="114300" distR="114300" simplePos="0" relativeHeight="251670528" behindDoc="0" locked="0" layoutInCell="1" allowOverlap="1" wp14:anchorId="76C7262C" wp14:editId="10DE8D1F">
+            <wp:simplePos x="0" y="0"/>
+            <wp:positionH relativeFrom="margin">
+              <wp:posOffset>3421697</wp:posOffset>
+            </wp:positionH>
+            <wp:positionV relativeFrom="paragraph">
+              <wp:posOffset>244475</wp:posOffset>
+            </wp:positionV>
+            <wp:extent cx="1920875" cy="2561590"/>
+            <wp:effectExtent l="0" t="0" r="3175" b="0"/>
+            <wp:wrapTopAndBottom/>
+            <wp:docPr id="22" name="Picture 22"/>
+            <wp:cNvGraphicFramePr>
+              <a:graphicFrameLocks xmlns:a="http://schemas.openxmlformats.org/drawingml/2006/main" noChangeAspect="1"/>
+            </wp:cNvGraphicFramePr>
+            <a:graphic xmlns:a="http://schemas.openxmlformats.org/drawingml/2006/main">
+              <a:graphicData uri="http://schemas.openxmlformats.org/drawingml/2006/picture">
+                <pic:pic xmlns:pic="http://schemas.openxmlformats.org/drawingml/2006/picture">
+                  <pic:nvPicPr>
+                    <pic:cNvPr id="0" name="Picture 17"/>
+                    <pic:cNvPicPr>
+                      <a:picLocks noChangeAspect="1" noChangeArrowheads="1"/>
+                    </pic:cNvPicPr>
+                  </pic:nvPicPr>
+                  <pic:blipFill>
+                    <a:blip r:embed="rId24" cstate="print">
+                      <a:extLst>
+                        <a:ext uri="{28A0092B-C50C-407E-A947-70E740481C1C}">
+                          <a14:useLocalDpi xmlns:a14="http://schemas.microsoft.com/office/drawing/2010/main" val="0"/>
+                        </a:ext>
+                      </a:extLst>
+                    </a:blip>
+                    <a:srcRect/>
+                    <a:stretch>
+                      <a:fillRect/>
+                    </a:stretch>
+                  </pic:blipFill>
+                  <pic:spPr bwMode="auto">
+                    <a:xfrm>
+                      <a:off x="0" y="0"/>
+                      <a:ext cx="1920875" cy="2561590"/>
+                    </a:xfrm>
+                    <a:prstGeom prst="rect">
+                      <a:avLst/>
+                    </a:prstGeom>
+                    <a:noFill/>
+                    <a:ln>
+                      <a:noFill/>
+                    </a:ln>
+                  </pic:spPr>
+                </pic:pic>
+              </a:graphicData>
+            </a:graphic>
+            <wp14:sizeRelH relativeFrom="margin">
+              <wp14:pctWidth>0</wp14:pctWidth>
+            </wp14:sizeRelH>
+            <wp14:sizeRelV relativeFrom="margin">
+              <wp14:pctHeight>0</wp14:pctHeight>
+            </wp14:sizeRelV>
+          </wp:anchor>
+        </w:drawing>
+      </w:r>
+      <w:r>
+        <w:rPr>
+          <w:rFonts w:cs="Arial" w:hint="cs"/>
+          <w:rtl/>
+        </w:rPr>
+        <w:t>הספקים נמצאים ליד מסך זכוכית.</w:t>
+      </w:r>
+      <w:r>
+        <w:rPr>
+          <w:noProof/>
+        </w:rPr>
+        <w:t xml:space="preserve"> </w:t>
+      </w:r>
+    </w:p>
+    <w:p>
+      <w:pPr>
+        <w:suppressAutoHyphens w:val="0"/>
+        <w:spacing w:before="100" w:beforeAutospacing="1" w:after="100" w:afterAutospacing="1" w:line="240" w:lineRule="auto"/>
+        <w:rPr>
+          <w:rFonts w:ascii="Times New Roman" w:eastAsia="Times New Roman" w:hAnsi="Times New Roman" w:cs="Times New Roman" w:hint="cs"/>
+          <w:sz w:val="24"/>
+          <w:szCs w:val="24"/>
+          <w:rtl/>
+        </w:rPr>
+      </w:pPr>
+    </w:p>
+    <w:p>
+      <w:pPr>
+        <w:rPr>
+          <w:rFonts w:cs="Arial" w:hint="cs"/>
+          <w:rtl/>
+        </w:rPr>
+      </w:pPr>
+      <w:r>
+        <w:rPr>
+          <w:rFonts w:ascii="Times New Roman" w:eastAsia="Times New Roman" w:hAnsi="Times New Roman" w:cs="Times New Roman"/>
+          <w:noProof/>
+          <w:sz w:val="24"/>
+          <w:szCs w:val="24"/>
+        </w:rPr>
+        <w:lastRenderedPageBreak/>
+        <w:drawing>
+          <wp:anchor distT="0" distB="0" distL="114300" distR="114300" simplePos="0" relativeHeight="251669504" behindDoc="0" locked="0" layoutInCell="1" allowOverlap="1" wp14:anchorId="5850D390" wp14:editId="111D19B1">
+            <wp:simplePos x="0" y="0"/>
+            <wp:positionH relativeFrom="margin">
+              <wp:posOffset>-271780</wp:posOffset>
+            </wp:positionH>
+            <wp:positionV relativeFrom="paragraph">
+              <wp:posOffset>396558</wp:posOffset>
+            </wp:positionV>
+            <wp:extent cx="5162550" cy="6331585"/>
+            <wp:effectExtent l="0" t="0" r="0" b="0"/>
+            <wp:wrapTopAndBottom/>
+            <wp:docPr id="21" name="Picture 21"/>
+            <wp:cNvGraphicFramePr>
+              <a:graphicFrameLocks xmlns:a="http://schemas.openxmlformats.org/drawingml/2006/main" noChangeAspect="1"/>
+            </wp:cNvGraphicFramePr>
+            <a:graphic xmlns:a="http://schemas.openxmlformats.org/drawingml/2006/main">
+              <a:graphicData uri="http://schemas.openxmlformats.org/drawingml/2006/picture">
+                <pic:pic xmlns:pic="http://schemas.openxmlformats.org/drawingml/2006/picture">
+                  <pic:nvPicPr>
+                    <pic:cNvPr id="0" name="Picture 15"/>
+                    <pic:cNvPicPr>
+                      <a:picLocks noChangeAspect="1" noChangeArrowheads="1"/>
+                    </pic:cNvPicPr>
+                  </pic:nvPicPr>
+                  <pic:blipFill rotWithShape="1">
+                    <a:blip r:embed="rId25">
+                      <a:extLst>
+                        <a:ext uri="{28A0092B-C50C-407E-A947-70E740481C1C}">
+                          <a14:useLocalDpi xmlns:a14="http://schemas.microsoft.com/office/drawing/2010/main" val="0"/>
+                        </a:ext>
+                      </a:extLst>
+                    </a:blip>
+                    <a:srcRect l="1987" t="15881" r="14308" b="-261"/>
+                    <a:stretch/>
+                  </pic:blipFill>
+                  <pic:spPr bwMode="auto">
+                    <a:xfrm>
+                      <a:off x="0" y="0"/>
+                      <a:ext cx="5162550" cy="6331585"/>
+                    </a:xfrm>
+                    <a:prstGeom prst="rect">
+                      <a:avLst/>
+                    </a:prstGeom>
+                    <a:noFill/>
+                    <a:ln>
+                      <a:noFill/>
+                    </a:ln>
+                    <a:extLst>
+                      <a:ext uri="{53640926-AAD7-44D8-BBD7-CCE9431645EC}">
+                        <a14:shadowObscured xmlns:a14="http://schemas.microsoft.com/office/drawing/2010/main"/>
+                      </a:ext>
+                    </a:extLst>
+                  </pic:spPr>
+                </pic:pic>
+              </a:graphicData>
+            </a:graphic>
+            <wp14:sizeRelH relativeFrom="margin">
+              <wp14:pctWidth>0</wp14:pctWidth>
+            </wp14:sizeRelH>
+            <wp14:sizeRelV relativeFrom="margin">
+              <wp14:pctHeight>0</wp14:pctHeight>
+            </wp14:sizeRelV>
+          </wp:anchor>
+        </w:drawing>
+      </w:r>
+      <w:r>
+        <w:rPr>
+          <w:rFonts w:ascii="Times New Roman" w:eastAsia="Times New Roman" w:hAnsi="Times New Roman" w:cs="Times New Roman"/>
+          <w:noProof/>
+          <w:sz w:val="24"/>
+          <w:szCs w:val="24"/>
+        </w:rPr>
+        <w:t>FloorPlan</w:t>
+      </w:r>
+    </w:p>
     <w:sectPr>
-      <w:type w:val="nextPage"/>
       <w:pgSz w:w="11906" w:h="16838"/>
-      <w:pgMar w:left="1800" w:right="1800" w:gutter="0" w:header="0" w:top="1440" w:footer="0" w:bottom="1440"/>
-      <w:pgNumType w:fmt="decimal"/>
-      <w:formProt w:val="false"/>
-      <w:textDirection w:val="lrTb"/>
+      <w:pgMar w:top="1440" w:right="1800" w:bottom="1440" w:left="1800" w:header="0" w:footer="0" w:gutter="0"/>
+      <w:cols w:space="720"/>
+      <w:formProt w:val="0"/>
       <w:bidi/>
       <w:rtlGutter/>
-      <w:docGrid w:type="default" w:linePitch="360" w:charSpace="0"/>
+      <w:docGrid w:linePitch="360"/>
     </w:sectPr>
   </w:body>
 </w:document>
 </file>
 
 <file path=word/numbering.xml><?xml version="1.0" encoding="utf-8"?>
-<w:numbering xmlns:w="http://schemas.openxmlformats.org/wordprocessingml/2006/main" xmlns:o="urn:schemas-microsoft-com:office:office" xmlns:r="http://schemas.openxmlformats.org/officeDocument/2006/relationships" xmlns:v="urn:schemas-microsoft-com:vml" xmlns:mc="http://schemas.openxmlformats.org/markup-compatibility/2006" xmlns:w14="http://schemas.microsoft.com/office/word/2010/wordml" mc:Ignorable="w14">
-  <w:abstractNum w:abstractNumId="1">
+<w:numbering xmlns:wpc="http://schemas.microsoft.com/office/word/2010/wordprocessingCanvas" xmlns:cx="http://schemas.microsoft.com/office/drawing/2014/chartex" xmlns:cx1="http://schemas.microsoft.com/office/drawing/2015/9/8/chartex" xmlns:cx2="http://schemas.microsoft.com/office/drawing/2015/10/21/chartex" xmlns:cx3="http://schemas.microsoft.com/office/drawing/2016/5/9/chartex" xmlns:cx4="http://schemas.microsoft.com/office/drawing/2016/5/10/chartex" xmlns:cx5="http://schemas.microsoft.com/office/drawing/2016/5/11/chartex" xmlns:cx6="http://schemas.microsoft.com/office/drawing/2016/5/12/chartex" xmlns:cx7="http://schemas.microsoft.com/office/drawing/2016/5/13/chartex" xmlns:cx8="http://schemas.microsoft.com/office/drawing/2016/5/14/chartex" xmlns:mc="http://schemas.openxmlformats.org/markup-compatibility/2006" xmlns:aink="http://schemas.microsoft.com/office/drawing/2016/ink" xmlns:am3d="http://schemas.microsoft.com/office/drawing/2017/model3d" xmlns:o="urn:schemas-microsoft-com:office:office" xmlns:r="http://schemas.openxmlformats.org/officeDocument/2006/relationships" xmlns:m="http://schemas.openxmlformats.org/officeDocument/2006/math" xmlns:v="urn:schemas-microsoft-com:vml" xmlns:wp14="http://schemas.microsoft.com/office/word/2010/wordprocessingDrawing" xmlns:wp="http://schemas.openxmlformats.org/drawingml/2006/wordprocessingDrawing" xmlns:w10="urn:schemas-microsoft-com:office:word" xmlns:w="http://schemas.openxmlformats.org/wordprocessingml/2006/main" xmlns:w14="http://schemas.microsoft.com/office/word/2010/wordml" xmlns:w15="http://schemas.microsoft.com/office/word/2012/wordml" xmlns:w16cex="http://schemas.microsoft.com/office/word/2018/wordml/cex" xmlns:w16cid="http://schemas.microsoft.com/office/word/2016/wordml/cid" xmlns:w16="http://schemas.microsoft.com/office/word/2018/wordml" xmlns:w16sdtdh="http://schemas.microsoft.com/office/word/2020/wordml/sdtdatahash" xmlns:w16se="http://schemas.microsoft.com/office/word/2015/wordml/symex" xmlns:wpg="http://schemas.microsoft.com/office/word/2010/wordprocessingGroup" xmlns:wpi="http://schemas.microsoft.com/office/word/2010/wordprocessingInk" xmlns:wne="http://schemas.microsoft.com/office/word/2006/wordml" xmlns:wps="http://schemas.microsoft.com/office/word/2010/wordprocessingShape" mc:Ignorable="w14 w15 w16se w16cid w16 w16cex w16sdtdh wp14">
+  <w:abstractNum w:abstractNumId="0" w15:restartNumberingAfterBreak="0">
+    <w:nsid w:val="049A34D0"/>
+    <w:multiLevelType w:val="hybridMultilevel"/>
+    <w:tmpl w:val="A99411CC"/>
+    <w:lvl w:ilvl="0" w:tplc="04090001">
+      <w:start w:val="1"/>
+      <w:numFmt w:val="bullet"/>
+      <w:lvlText w:val=""/>
+      <w:lvlJc w:val="left"/>
+      <w:pPr>
+        <w:ind w:left="720" w:hanging="360"/>
+      </w:pPr>
+      <w:rPr>
+        <w:rFonts w:ascii="Symbol" w:hAnsi="Symbol" w:hint="default"/>
+      </w:rPr>
+    </w:lvl>
+    <w:lvl w:ilvl="1" w:tplc="04090003" w:tentative="1">
+      <w:start w:val="1"/>
+      <w:numFmt w:val="bullet"/>
+      <w:lvlText w:val="o"/>
+      <w:lvlJc w:val="left"/>
+      <w:pPr>
+        <w:ind w:left="1440" w:hanging="360"/>
+      </w:pPr>
+      <w:rPr>
+        <w:rFonts w:ascii="Courier New" w:hAnsi="Courier New" w:cs="Courier New" w:hint="default"/>
+      </w:rPr>
+    </w:lvl>
+    <w:lvl w:ilvl="2" w:tplc="04090005" w:tentative="1">
+      <w:start w:val="1"/>
+      <w:numFmt w:val="bullet"/>
+      <w:lvlText w:val=""/>
+      <w:lvlJc w:val="left"/>
+      <w:pPr>
+        <w:ind w:left="2160" w:hanging="360"/>
+      </w:pPr>
+      <w:rPr>
+        <w:rFonts w:ascii="Wingdings" w:hAnsi="Wingdings" w:hint="default"/>
+      </w:rPr>
+    </w:lvl>
+    <w:lvl w:ilvl="3" w:tplc="04090001" w:tentative="1">
+      <w:start w:val="1"/>
+      <w:numFmt w:val="bullet"/>
+      <w:lvlText w:val=""/>
+      <w:lvlJc w:val="left"/>
+      <w:pPr>
+        <w:ind w:left="2880" w:hanging="360"/>
+      </w:pPr>
+      <w:rPr>
+        <w:rFonts w:ascii="Symbol" w:hAnsi="Symbol" w:hint="default"/>
+      </w:rPr>
+    </w:lvl>
+    <w:lvl w:ilvl="4" w:tplc="04090003" w:tentative="1">
+      <w:start w:val="1"/>
+      <w:numFmt w:val="bullet"/>
+      <w:lvlText w:val="o"/>
+      <w:lvlJc w:val="left"/>
+      <w:pPr>
+        <w:ind w:left="3600" w:hanging="360"/>
+      </w:pPr>
+      <w:rPr>
+        <w:rFonts w:ascii="Courier New" w:hAnsi="Courier New" w:cs="Courier New" w:hint="default"/>
+      </w:rPr>
+    </w:lvl>
+    <w:lvl w:ilvl="5" w:tplc="04090005" w:tentative="1">
+      <w:start w:val="1"/>
+      <w:numFmt w:val="bullet"/>
+      <w:lvlText w:val=""/>
+      <w:lvlJc w:val="left"/>
+      <w:pPr>
+        <w:ind w:left="4320" w:hanging="360"/>
+      </w:pPr>
+      <w:rPr>
+        <w:rFonts w:ascii="Wingdings" w:hAnsi="Wingdings" w:hint="default"/>
+      </w:rPr>
+    </w:lvl>
+    <w:lvl w:ilvl="6" w:tplc="04090001" w:tentative="1">
+      <w:start w:val="1"/>
+      <w:numFmt w:val="bullet"/>
+      <w:lvlText w:val=""/>
+      <w:lvlJc w:val="left"/>
+      <w:pPr>
+        <w:ind w:left="5040" w:hanging="360"/>
+      </w:pPr>
+      <w:rPr>
+        <w:rFonts w:ascii="Symbol" w:hAnsi="Symbol" w:hint="default"/>
+      </w:rPr>
+    </w:lvl>
+    <w:lvl w:ilvl="7" w:tplc="04090003" w:tentative="1">
+      <w:start w:val="1"/>
+      <w:numFmt w:val="bullet"/>
+      <w:lvlText w:val="o"/>
+      <w:lvlJc w:val="left"/>
+      <w:pPr>
+        <w:ind w:left="5760" w:hanging="360"/>
+      </w:pPr>
+      <w:rPr>
+        <w:rFonts w:ascii="Courier New" w:hAnsi="Courier New" w:cs="Courier New" w:hint="default"/>
+      </w:rPr>
+    </w:lvl>
+    <w:lvl w:ilvl="8" w:tplc="04090005" w:tentative="1">
+      <w:start w:val="1"/>
+      <w:numFmt w:val="bullet"/>
+      <w:lvlText w:val=""/>
+      <w:lvlJc w:val="left"/>
+      <w:pPr>
+        <w:ind w:left="6480" w:hanging="360"/>
+      </w:pPr>
+      <w:rPr>
+        <w:rFonts w:ascii="Wingdings" w:hAnsi="Wingdings" w:hint="default"/>
+      </w:rPr>
+    </w:lvl>
+  </w:abstractNum>
+  <w:abstractNum w:abstractNumId="1" w15:restartNumberingAfterBreak="0">
+    <w:nsid w:val="2606766C"/>
+    <w:multiLevelType w:val="hybridMultilevel"/>
+    <w:tmpl w:val="A5D6AE80"/>
+    <w:lvl w:ilvl="0" w:tplc="0409000D">
+      <w:start w:val="1"/>
+      <w:numFmt w:val="bullet"/>
+      <w:lvlText w:val=""/>
+      <w:lvlJc w:val="left"/>
+      <w:pPr>
+        <w:ind w:left="720" w:hanging="360"/>
+      </w:pPr>
+      <w:rPr>
+        <w:rFonts w:ascii="Wingdings" w:hAnsi="Wingdings" w:hint="default"/>
+      </w:rPr>
+    </w:lvl>
+    <w:lvl w:ilvl="1" w:tplc="04090003" w:tentative="1">
+      <w:start w:val="1"/>
+      <w:numFmt w:val="bullet"/>
+      <w:lvlText w:val="o"/>
+      <w:lvlJc w:val="left"/>
+      <w:pPr>
+        <w:ind w:left="1440" w:hanging="360"/>
+      </w:pPr>
+      <w:rPr>
+        <w:rFonts w:ascii="Courier New" w:hAnsi="Courier New" w:cs="Courier New" w:hint="default"/>
+      </w:rPr>
+    </w:lvl>
+    <w:lvl w:ilvl="2" w:tplc="04090005" w:tentative="1">
+      <w:start w:val="1"/>
+      <w:numFmt w:val="bullet"/>
+      <w:lvlText w:val=""/>
+      <w:lvlJc w:val="left"/>
+      <w:pPr>
+        <w:ind w:left="2160" w:hanging="360"/>
+      </w:pPr>
+      <w:rPr>
+        <w:rFonts w:ascii="Wingdings" w:hAnsi="Wingdings" w:hint="default"/>
+      </w:rPr>
+    </w:lvl>
+    <w:lvl w:ilvl="3" w:tplc="04090001" w:tentative="1">
+      <w:start w:val="1"/>
+      <w:numFmt w:val="bullet"/>
+      <w:lvlText w:val=""/>
+      <w:lvlJc w:val="left"/>
+      <w:pPr>
+        <w:ind w:left="2880" w:hanging="360"/>
+      </w:pPr>
+      <w:rPr>
+        <w:rFonts w:ascii="Symbol" w:hAnsi="Symbol" w:hint="default"/>
+      </w:rPr>
+    </w:lvl>
+    <w:lvl w:ilvl="4" w:tplc="04090003" w:tentative="1">
+      <w:start w:val="1"/>
+      <w:numFmt w:val="bullet"/>
+      <w:lvlText w:val="o"/>
+      <w:lvlJc w:val="left"/>
+      <w:pPr>
+        <w:ind w:left="3600" w:hanging="360"/>
+      </w:pPr>
+      <w:rPr>
+        <w:rFonts w:ascii="Courier New" w:hAnsi="Courier New" w:cs="Courier New" w:hint="default"/>
+      </w:rPr>
+    </w:lvl>
+    <w:lvl w:ilvl="5" w:tplc="04090005" w:tentative="1">
+      <w:start w:val="1"/>
+      <w:numFmt w:val="bullet"/>
+      <w:lvlText w:val=""/>
+      <w:lvlJc w:val="left"/>
+      <w:pPr>
+        <w:ind w:left="4320" w:hanging="360"/>
+      </w:pPr>
+      <w:rPr>
+        <w:rFonts w:ascii="Wingdings" w:hAnsi="Wingdings" w:hint="default"/>
+      </w:rPr>
+    </w:lvl>
+    <w:lvl w:ilvl="6" w:tplc="04090001" w:tentative="1">
+      <w:start w:val="1"/>
+      <w:numFmt w:val="bullet"/>
+      <w:lvlText w:val=""/>
+      <w:lvlJc w:val="left"/>
+      <w:pPr>
+        <w:ind w:left="5040" w:hanging="360"/>
+      </w:pPr>
+      <w:rPr>
+        <w:rFonts w:ascii="Symbol" w:hAnsi="Symbol" w:hint="default"/>
+      </w:rPr>
+    </w:lvl>
+    <w:lvl w:ilvl="7" w:tplc="04090003" w:tentative="1">
+      <w:start w:val="1"/>
+      <w:numFmt w:val="bullet"/>
+      <w:lvlText w:val="o"/>
+      <w:lvlJc w:val="left"/>
+      <w:pPr>
+        <w:ind w:left="5760" w:hanging="360"/>
+      </w:pPr>
+      <w:rPr>
+        <w:rFonts w:ascii="Courier New" w:hAnsi="Courier New" w:cs="Courier New" w:hint="default"/>
+      </w:rPr>
+    </w:lvl>
+    <w:lvl w:ilvl="8" w:tplc="04090005" w:tentative="1">
+      <w:start w:val="1"/>
+      <w:numFmt w:val="bullet"/>
+      <w:lvlText w:val=""/>
+      <w:lvlJc w:val="left"/>
+      <w:pPr>
+        <w:ind w:left="6480" w:hanging="360"/>
+      </w:pPr>
+      <w:rPr>
+        <w:rFonts w:ascii="Wingdings" w:hAnsi="Wingdings" w:hint="default"/>
+      </w:rPr>
+    </w:lvl>
+  </w:abstractNum>
+  <w:abstractNum w:abstractNumId="2" w15:restartNumberingAfterBreak="0">
+    <w:nsid w:val="2731384A"/>
+    <w:multiLevelType w:val="hybridMultilevel"/>
+    <w:tmpl w:val="6B028782"/>
+    <w:lvl w:ilvl="0" w:tplc="0409000B">
+      <w:start w:val="1"/>
+      <w:numFmt w:val="bullet"/>
+      <w:lvlText w:val=""/>
+      <w:lvlJc w:val="left"/>
+      <w:pPr>
+        <w:ind w:left="720" w:hanging="360"/>
+      </w:pPr>
+      <w:rPr>
+        <w:rFonts w:ascii="Wingdings" w:hAnsi="Wingdings" w:hint="default"/>
+      </w:rPr>
+    </w:lvl>
+    <w:lvl w:ilvl="1" w:tplc="04090003" w:tentative="1">
+      <w:start w:val="1"/>
+      <w:numFmt w:val="bullet"/>
+      <w:lvlText w:val="o"/>
+      <w:lvlJc w:val="left"/>
+      <w:pPr>
+        <w:ind w:left="1440" w:hanging="360"/>
+      </w:pPr>
+      <w:rPr>
+        <w:rFonts w:ascii="Courier New" w:hAnsi="Courier New" w:cs="Courier New" w:hint="default"/>
+      </w:rPr>
+    </w:lvl>
+    <w:lvl w:ilvl="2" w:tplc="04090005" w:tentative="1">
+      <w:start w:val="1"/>
+      <w:numFmt w:val="bullet"/>
+      <w:lvlText w:val=""/>
+      <w:lvlJc w:val="left"/>
+      <w:pPr>
+        <w:ind w:left="2160" w:hanging="360"/>
+      </w:pPr>
+      <w:rPr>
+        <w:rFonts w:ascii="Wingdings" w:hAnsi="Wingdings" w:hint="default"/>
+      </w:rPr>
+    </w:lvl>
+    <w:lvl w:ilvl="3" w:tplc="04090001" w:tentative="1">
+      <w:start w:val="1"/>
+      <w:numFmt w:val="bullet"/>
+      <w:lvlText w:val=""/>
+      <w:lvlJc w:val="left"/>
+      <w:pPr>
+        <w:ind w:left="2880" w:hanging="360"/>
+      </w:pPr>
+      <w:rPr>
+        <w:rFonts w:ascii="Symbol" w:hAnsi="Symbol" w:hint="default"/>
+      </w:rPr>
+    </w:lvl>
+    <w:lvl w:ilvl="4" w:tplc="04090003" w:tentative="1">
+      <w:start w:val="1"/>
+      <w:numFmt w:val="bullet"/>
+      <w:lvlText w:val="o"/>
+      <w:lvlJc w:val="left"/>
+      <w:pPr>
+        <w:ind w:left="3600" w:hanging="360"/>
+      </w:pPr>
+      <w:rPr>
+        <w:rFonts w:ascii="Courier New" w:hAnsi="Courier New" w:cs="Courier New" w:hint="default"/>
+      </w:rPr>
+    </w:lvl>
+    <w:lvl w:ilvl="5" w:tplc="04090005" w:tentative="1">
+      <w:start w:val="1"/>
+      <w:numFmt w:val="bullet"/>
+      <w:lvlText w:val=""/>
+      <w:lvlJc w:val="left"/>
+      <w:pPr>
+        <w:ind w:left="4320" w:hanging="360"/>
+      </w:pPr>
+      <w:rPr>
+        <w:rFonts w:ascii="Wingdings" w:hAnsi="Wingdings" w:hint="default"/>
+      </w:rPr>
+    </w:lvl>
+    <w:lvl w:ilvl="6" w:tplc="04090001" w:tentative="1">
+      <w:start w:val="1"/>
+      <w:numFmt w:val="bullet"/>
+      <w:lvlText w:val=""/>
+      <w:lvlJc w:val="left"/>
+      <w:pPr>
+        <w:ind w:left="5040" w:hanging="360"/>
+      </w:pPr>
+      <w:rPr>
+        <w:rFonts w:ascii="Symbol" w:hAnsi="Symbol" w:hint="default"/>
+      </w:rPr>
+    </w:lvl>
+    <w:lvl w:ilvl="7" w:tplc="04090003" w:tentative="1">
+      <w:start w:val="1"/>
+      <w:numFmt w:val="bullet"/>
+      <w:lvlText w:val="o"/>
+      <w:lvlJc w:val="left"/>
+      <w:pPr>
+        <w:ind w:left="5760" w:hanging="360"/>
+      </w:pPr>
+      <w:rPr>
+        <w:rFonts w:ascii="Courier New" w:hAnsi="Courier New" w:cs="Courier New" w:hint="default"/>
+      </w:rPr>
+    </w:lvl>
+    <w:lvl w:ilvl="8" w:tplc="04090005" w:tentative="1">
+      <w:start w:val="1"/>
+      <w:numFmt w:val="bullet"/>
+      <w:lvlText w:val=""/>
+      <w:lvlJc w:val="left"/>
+      <w:pPr>
+        <w:ind w:left="6480" w:hanging="360"/>
+      </w:pPr>
+      <w:rPr>
+        <w:rFonts w:ascii="Wingdings" w:hAnsi="Wingdings" w:hint="default"/>
+      </w:rPr>
+    </w:lvl>
+  </w:abstractNum>
+  <w:abstractNum w:abstractNumId="3" w15:restartNumberingAfterBreak="0">
+    <w:nsid w:val="37D80C58"/>
+    <w:multiLevelType w:val="hybridMultilevel"/>
+    <w:tmpl w:val="69F8E62A"/>
+    <w:lvl w:ilvl="0" w:tplc="0409000B">
+      <w:start w:val="1"/>
+      <w:numFmt w:val="bullet"/>
+      <w:lvlText w:val=""/>
+      <w:lvlJc w:val="left"/>
+      <w:pPr>
+        <w:ind w:left="720" w:hanging="360"/>
+      </w:pPr>
+      <w:rPr>
+        <w:rFonts w:ascii="Wingdings" w:hAnsi="Wingdings" w:hint="default"/>
+      </w:rPr>
+    </w:lvl>
+    <w:lvl w:ilvl="1" w:tplc="04090003" w:tentative="1">
+      <w:start w:val="1"/>
+      <w:numFmt w:val="bullet"/>
+      <w:lvlText w:val="o"/>
+      <w:lvlJc w:val="left"/>
+      <w:pPr>
+        <w:ind w:left="1440" w:hanging="360"/>
+      </w:pPr>
+      <w:rPr>
+        <w:rFonts w:ascii="Courier New" w:hAnsi="Courier New" w:cs="Courier New" w:hint="default"/>
+      </w:rPr>
+    </w:lvl>
+    <w:lvl w:ilvl="2" w:tplc="04090005" w:tentative="1">
+      <w:start w:val="1"/>
+      <w:numFmt w:val="bullet"/>
+      <w:lvlText w:val=""/>
+      <w:lvlJc w:val="left"/>
+      <w:pPr>
+        <w:ind w:left="2160" w:hanging="360"/>
+      </w:pPr>
+      <w:rPr>
+        <w:rFonts w:ascii="Wingdings" w:hAnsi="Wingdings" w:hint="default"/>
+      </w:rPr>
+    </w:lvl>
+    <w:lvl w:ilvl="3" w:tplc="04090001" w:tentative="1">
+      <w:start w:val="1"/>
+      <w:numFmt w:val="bullet"/>
+      <w:lvlText w:val=""/>
+      <w:lvlJc w:val="left"/>
+      <w:pPr>
+        <w:ind w:left="2880" w:hanging="360"/>
+      </w:pPr>
+      <w:rPr>
+        <w:rFonts w:ascii="Symbol" w:hAnsi="Symbol" w:hint="default"/>
+      </w:rPr>
+    </w:lvl>
+    <w:lvl w:ilvl="4" w:tplc="04090003" w:tentative="1">
+      <w:start w:val="1"/>
+      <w:numFmt w:val="bullet"/>
+      <w:lvlText w:val="o"/>
+      <w:lvlJc w:val="left"/>
+      <w:pPr>
+        <w:ind w:left="3600" w:hanging="360"/>
+      </w:pPr>
+      <w:rPr>
+        <w:rFonts w:ascii="Courier New" w:hAnsi="Courier New" w:cs="Courier New" w:hint="default"/>
+      </w:rPr>
+    </w:lvl>
+    <w:lvl w:ilvl="5" w:tplc="04090005" w:tentative="1">
+      <w:start w:val="1"/>
+      <w:numFmt w:val="bullet"/>
+      <w:lvlText w:val=""/>
+      <w:lvlJc w:val="left"/>
+      <w:pPr>
+        <w:ind w:left="4320" w:hanging="360"/>
+      </w:pPr>
+      <w:rPr>
+        <w:rFonts w:ascii="Wingdings" w:hAnsi="Wingdings" w:hint="default"/>
+      </w:rPr>
+    </w:lvl>
+    <w:lvl w:ilvl="6" w:tplc="04090001" w:tentative="1">
+      <w:start w:val="1"/>
+      <w:numFmt w:val="bullet"/>
+      <w:lvlText w:val=""/>
+      <w:lvlJc w:val="left"/>
+      <w:pPr>
+        <w:ind w:left="5040" w:hanging="360"/>
+      </w:pPr>
+      <w:rPr>
+        <w:rFonts w:ascii="Symbol" w:hAnsi="Symbol" w:hint="default"/>
+      </w:rPr>
+    </w:lvl>
+    <w:lvl w:ilvl="7" w:tplc="04090003" w:tentative="1">
+      <w:start w:val="1"/>
+      <w:numFmt w:val="bullet"/>
+      <w:lvlText w:val="o"/>
+      <w:lvlJc w:val="left"/>
+      <w:pPr>
+        <w:ind w:left="5760" w:hanging="360"/>
+      </w:pPr>
+      <w:rPr>
+        <w:rFonts w:ascii="Courier New" w:hAnsi="Courier New" w:cs="Courier New" w:hint="default"/>
+      </w:rPr>
+    </w:lvl>
+    <w:lvl w:ilvl="8" w:tplc="04090005" w:tentative="1">
+      <w:start w:val="1"/>
+      <w:numFmt w:val="bullet"/>
+      <w:lvlText w:val=""/>
+      <w:lvlJc w:val="left"/>
+      <w:pPr>
+        <w:ind w:left="6480" w:hanging="360"/>
+      </w:pPr>
+      <w:rPr>
+        <w:rFonts w:ascii="Wingdings" w:hAnsi="Wingdings" w:hint="default"/>
+      </w:rPr>
+    </w:lvl>
+  </w:abstractNum>
+  <w:abstractNum w:abstractNumId="4" w15:restartNumberingAfterBreak="0">
+    <w:nsid w:val="3A867856"/>
+    <w:multiLevelType w:val="multilevel"/>
+    <w:tmpl w:val="AF608A7E"/>
     <w:lvl w:ilvl="0">
       <w:start w:val="1"/>
       <w:numFmt w:val="bullet"/>
       <w:lvlText w:val=""/>
-      <w:lvlJc w:val="start"/>
+      <w:lvlJc w:val="right"/>
+      <w:pPr>
+        <w:tabs>
+          <w:tab w:val="num" w:pos="1080"/>
+        </w:tabs>
+        <w:ind w:left="1080" w:hanging="360"/>
+      </w:pPr>
+      <w:rPr>
+        <w:rFonts w:ascii="Symbol" w:hAnsi="Symbol" w:cs="Symbol" w:hint="default"/>
+      </w:rPr>
+    </w:lvl>
+    <w:lvl w:ilvl="1">
+      <w:start w:val="1"/>
+      <w:numFmt w:val="bullet"/>
+      <w:lvlText w:val="◦"/>
+      <w:lvlJc w:val="right"/>
+      <w:pPr>
+        <w:tabs>
+          <w:tab w:val="num" w:pos="1440"/>
+        </w:tabs>
+        <w:ind w:left="1440" w:hanging="360"/>
+      </w:pPr>
+      <w:rPr>
+        <w:rFonts w:ascii="OpenSymbol" w:hAnsi="OpenSymbol" w:cs="OpenSymbol" w:hint="default"/>
+      </w:rPr>
+    </w:lvl>
+    <w:lvl w:ilvl="2">
+      <w:start w:val="1"/>
+      <w:numFmt w:val="bullet"/>
+      <w:lvlText w:val="▪"/>
+      <w:lvlJc w:val="right"/>
+      <w:pPr>
+        <w:tabs>
+          <w:tab w:val="num" w:pos="1800"/>
+        </w:tabs>
+        <w:ind w:left="1800" w:hanging="360"/>
+      </w:pPr>
+      <w:rPr>
+        <w:rFonts w:ascii="OpenSymbol" w:hAnsi="OpenSymbol" w:cs="OpenSymbol" w:hint="default"/>
+      </w:rPr>
+    </w:lvl>
+    <w:lvl w:ilvl="3">
+      <w:start w:val="1"/>
+      <w:numFmt w:val="bullet"/>
+      <w:lvlText w:val=""/>
+      <w:lvlJc w:val="right"/>
+      <w:pPr>
+        <w:tabs>
+          <w:tab w:val="num" w:pos="2160"/>
+        </w:tabs>
+        <w:ind w:left="2160" w:hanging="360"/>
+      </w:pPr>
+      <w:rPr>
+        <w:rFonts w:ascii="Symbol" w:hAnsi="Symbol" w:cs="Symbol" w:hint="default"/>
+      </w:rPr>
+    </w:lvl>
+    <w:lvl w:ilvl="4">
+      <w:start w:val="1"/>
+      <w:numFmt w:val="bullet"/>
+      <w:lvlText w:val="◦"/>
+      <w:lvlJc w:val="right"/>
+      <w:pPr>
+        <w:tabs>
+          <w:tab w:val="num" w:pos="2520"/>
+        </w:tabs>
+        <w:ind w:left="2520" w:hanging="360"/>
+      </w:pPr>
+      <w:rPr>
+        <w:rFonts w:ascii="OpenSymbol" w:hAnsi="OpenSymbol" w:cs="OpenSymbol" w:hint="default"/>
+      </w:rPr>
+    </w:lvl>
+    <w:lvl w:ilvl="5">
+      <w:start w:val="1"/>
+      <w:numFmt w:val="bullet"/>
+      <w:lvlText w:val="▪"/>
+      <w:lvlJc w:val="right"/>
+      <w:pPr>
+        <w:tabs>
+          <w:tab w:val="num" w:pos="2880"/>
+        </w:tabs>
+        <w:ind w:left="2880" w:hanging="360"/>
+      </w:pPr>
+      <w:rPr>
+        <w:rFonts w:ascii="OpenSymbol" w:hAnsi="OpenSymbol" w:cs="OpenSymbol" w:hint="default"/>
+      </w:rPr>
+    </w:lvl>
+    <w:lvl w:ilvl="6">
+      <w:start w:val="1"/>
+      <w:numFmt w:val="bullet"/>
+      <w:lvlText w:val=""/>
+      <w:lvlJc w:val="right"/>
+      <w:pPr>
+        <w:tabs>
+          <w:tab w:val="num" w:pos="3240"/>
+        </w:tabs>
+        <w:ind w:left="3240" w:hanging="360"/>
+      </w:pPr>
+      <w:rPr>
+        <w:rFonts w:ascii="Symbol" w:hAnsi="Symbol" w:cs="Symbol" w:hint="default"/>
+      </w:rPr>
+    </w:lvl>
+    <w:lvl w:ilvl="7">
+      <w:start w:val="1"/>
+      <w:numFmt w:val="bullet"/>
+      <w:lvlText w:val="◦"/>
+      <w:lvlJc w:val="right"/>
+      <w:pPr>
+        <w:tabs>
+          <w:tab w:val="num" w:pos="3600"/>
+        </w:tabs>
+        <w:ind w:left="3600" w:hanging="360"/>
+      </w:pPr>
+      <w:rPr>
+        <w:rFonts w:ascii="OpenSymbol" w:hAnsi="OpenSymbol" w:cs="OpenSymbol" w:hint="default"/>
+      </w:rPr>
+    </w:lvl>
+    <w:lvl w:ilvl="8">
+      <w:start w:val="1"/>
+      <w:numFmt w:val="bullet"/>
+      <w:lvlText w:val="▪"/>
+      <w:lvlJc w:val="right"/>
+      <w:pPr>
+        <w:tabs>
+          <w:tab w:val="num" w:pos="3960"/>
+        </w:tabs>
+        <w:ind w:left="3960" w:hanging="360"/>
+      </w:pPr>
+      <w:rPr>
+        <w:rFonts w:ascii="OpenSymbol" w:hAnsi="OpenSymbol" w:cs="OpenSymbol" w:hint="default"/>
+      </w:rPr>
+    </w:lvl>
+  </w:abstractNum>
+  <w:abstractNum w:abstractNumId="5" w15:restartNumberingAfterBreak="0">
+    <w:nsid w:val="418C5CE3"/>
+    <w:multiLevelType w:val="hybridMultilevel"/>
+    <w:tmpl w:val="86607BB6"/>
+    <w:lvl w:ilvl="0" w:tplc="0409000D">
+      <w:start w:val="1"/>
+      <w:numFmt w:val="bullet"/>
+      <w:lvlText w:val=""/>
+      <w:lvlJc w:val="left"/>
+      <w:pPr>
+        <w:ind w:left="720" w:hanging="360"/>
+      </w:pPr>
+      <w:rPr>
+        <w:rFonts w:ascii="Wingdings" w:hAnsi="Wingdings" w:hint="default"/>
+      </w:rPr>
+    </w:lvl>
+    <w:lvl w:ilvl="1" w:tplc="04090003" w:tentative="1">
+      <w:start w:val="1"/>
+      <w:numFmt w:val="bullet"/>
+      <w:lvlText w:val="o"/>
+      <w:lvlJc w:val="left"/>
+      <w:pPr>
+        <w:ind w:left="1440" w:hanging="360"/>
+      </w:pPr>
+      <w:rPr>
+        <w:rFonts w:ascii="Courier New" w:hAnsi="Courier New" w:cs="Courier New" w:hint="default"/>
+      </w:rPr>
+    </w:lvl>
+    <w:lvl w:ilvl="2" w:tplc="04090005" w:tentative="1">
+      <w:start w:val="1"/>
+      <w:numFmt w:val="bullet"/>
+      <w:lvlText w:val=""/>
+      <w:lvlJc w:val="left"/>
+      <w:pPr>
+        <w:ind w:left="2160" w:hanging="360"/>
+      </w:pPr>
+      <w:rPr>
+        <w:rFonts w:ascii="Wingdings" w:hAnsi="Wingdings" w:hint="default"/>
+      </w:rPr>
+    </w:lvl>
+    <w:lvl w:ilvl="3" w:tplc="04090001" w:tentative="1">
+      <w:start w:val="1"/>
+      <w:numFmt w:val="bullet"/>
+      <w:lvlText w:val=""/>
+      <w:lvlJc w:val="left"/>
+      <w:pPr>
+        <w:ind w:left="2880" w:hanging="360"/>
+      </w:pPr>
+      <w:rPr>
+        <w:rFonts w:ascii="Symbol" w:hAnsi="Symbol" w:hint="default"/>
+      </w:rPr>
+    </w:lvl>
+    <w:lvl w:ilvl="4" w:tplc="04090003" w:tentative="1">
+      <w:start w:val="1"/>
+      <w:numFmt w:val="bullet"/>
+      <w:lvlText w:val="o"/>
+      <w:lvlJc w:val="left"/>
+      <w:pPr>
+        <w:ind w:left="3600" w:hanging="360"/>
+      </w:pPr>
+      <w:rPr>
+        <w:rFonts w:ascii="Courier New" w:hAnsi="Courier New" w:cs="Courier New" w:hint="default"/>
+      </w:rPr>
+    </w:lvl>
+    <w:lvl w:ilvl="5" w:tplc="04090005" w:tentative="1">
+      <w:start w:val="1"/>
+      <w:numFmt w:val="bullet"/>
+      <w:lvlText w:val=""/>
+      <w:lvlJc w:val="left"/>
+      <w:pPr>
+        <w:ind w:left="4320" w:hanging="360"/>
+      </w:pPr>
+      <w:rPr>
+        <w:rFonts w:ascii="Wingdings" w:hAnsi="Wingdings" w:hint="default"/>
+      </w:rPr>
+    </w:lvl>
+    <w:lvl w:ilvl="6" w:tplc="04090001" w:tentative="1">
+      <w:start w:val="1"/>
+      <w:numFmt w:val="bullet"/>
+      <w:lvlText w:val=""/>
+      <w:lvlJc w:val="left"/>
+      <w:pPr>
+        <w:ind w:left="5040" w:hanging="360"/>
+      </w:pPr>
+      <w:rPr>
+        <w:rFonts w:ascii="Symbol" w:hAnsi="Symbol" w:hint="default"/>
+      </w:rPr>
+    </w:lvl>
+    <w:lvl w:ilvl="7" w:tplc="04090003" w:tentative="1">
+      <w:start w:val="1"/>
+      <w:numFmt w:val="bullet"/>
+      <w:lvlText w:val="o"/>
+      <w:lvlJc w:val="left"/>
+      <w:pPr>
+        <w:ind w:left="5760" w:hanging="360"/>
+      </w:pPr>
+      <w:rPr>
+        <w:rFonts w:ascii="Courier New" w:hAnsi="Courier New" w:cs="Courier New" w:hint="default"/>
+      </w:rPr>
+    </w:lvl>
+    <w:lvl w:ilvl="8" w:tplc="04090005" w:tentative="1">
+      <w:start w:val="1"/>
+      <w:numFmt w:val="bullet"/>
+      <w:lvlText w:val=""/>
+      <w:lvlJc w:val="left"/>
+      <w:pPr>
+        <w:ind w:left="6480" w:hanging="360"/>
+      </w:pPr>
+      <w:rPr>
+        <w:rFonts w:ascii="Wingdings" w:hAnsi="Wingdings" w:hint="default"/>
+      </w:rPr>
+    </w:lvl>
+  </w:abstractNum>
+  <w:abstractNum w:abstractNumId="6" w15:restartNumberingAfterBreak="0">
+    <w:nsid w:val="42E16D4E"/>
+    <w:multiLevelType w:val="multilevel"/>
+    <w:tmpl w:val="282C9BA6"/>
+    <w:lvl w:ilvl="0">
+      <w:start w:val="1"/>
+      <w:numFmt w:val="bullet"/>
+      <w:lvlText w:val=""/>
+      <w:lvlJc w:val="left"/>
       <w:pPr>
         <w:tabs>
           <w:tab w:val="num" w:pos="0"/>
         </w:tabs>
-        <w:ind w:start="720" w:hanging="360"/>
+        <w:ind w:left="720" w:hanging="360"/>
       </w:pPr>
       <w:rPr>
         <w:rFonts w:ascii="Symbol" w:hAnsi="Symbol" w:cs="Symbol" w:hint="default"/>
@@ -3252,12 +4854,12 @@
       <w:start w:val="1"/>
       <w:numFmt w:val="bullet"/>
       <w:lvlText w:val="o"/>
-      <w:lvlJc w:val="start"/>
+      <w:lvlJc w:val="left"/>
       <w:pPr>
         <w:tabs>
           <w:tab w:val="num" w:pos="0"/>
         </w:tabs>
-        <w:ind w:start="1440" w:hanging="360"/>
+        <w:ind w:left="1440" w:hanging="360"/>
       </w:pPr>
       <w:rPr>
         <w:rFonts w:ascii="Courier New" w:hAnsi="Courier New" w:cs="Courier New" w:hint="default"/>
@@ -3267,12 +4869,12 @@
       <w:start w:val="1"/>
       <w:numFmt w:val="bullet"/>
       <w:lvlText w:val=""/>
-      <w:lvlJc w:val="start"/>
+      <w:lvlJc w:val="left"/>
       <w:pPr>
         <w:tabs>
           <w:tab w:val="num" w:pos="0"/>
         </w:tabs>
-        <w:ind w:start="2160" w:hanging="360"/>
+        <w:ind w:left="2160" w:hanging="360"/>
       </w:pPr>
       <w:rPr>
         <w:rFonts w:ascii="Wingdings" w:hAnsi="Wingdings" w:cs="Wingdings" w:hint="default"/>
@@ -3282,12 +4884,12 @@
       <w:start w:val="1"/>
       <w:numFmt w:val="bullet"/>
       <w:lvlText w:val=""/>
-      <w:lvlJc w:val="start"/>
+      <w:lvlJc w:val="left"/>
       <w:pPr>
         <w:tabs>
           <w:tab w:val="num" w:pos="0"/>
         </w:tabs>
-        <w:ind w:start="2880" w:hanging="360"/>
+        <w:ind w:left="2880" w:hanging="360"/>
       </w:pPr>
       <w:rPr>
         <w:rFonts w:ascii="Symbol" w:hAnsi="Symbol" w:cs="Symbol" w:hint="default"/>
@@ -3297,12 +4899,12 @@
       <w:start w:val="1"/>
       <w:numFmt w:val="bullet"/>
       <w:lvlText w:val="o"/>
-      <w:lvlJc w:val="start"/>
+      <w:lvlJc w:val="left"/>
       <w:pPr>
         <w:tabs>
           <w:tab w:val="num" w:pos="0"/>
         </w:tabs>
-        <w:ind w:start="3600" w:hanging="360"/>
+        <w:ind w:left="3600" w:hanging="360"/>
       </w:pPr>
       <w:rPr>
         <w:rFonts w:ascii="Courier New" w:hAnsi="Courier New" w:cs="Courier New" w:hint="default"/>
@@ -3312,12 +4914,12 @@
       <w:start w:val="1"/>
       <w:numFmt w:val="bullet"/>
       <w:lvlText w:val=""/>
-      <w:lvlJc w:val="start"/>
+      <w:lvlJc w:val="left"/>
       <w:pPr>
         <w:tabs>
           <w:tab w:val="num" w:pos="0"/>
         </w:tabs>
-        <w:ind w:start="4320" w:hanging="360"/>
+        <w:ind w:left="4320" w:hanging="360"/>
       </w:pPr>
       <w:rPr>
         <w:rFonts w:ascii="Wingdings" w:hAnsi="Wingdings" w:cs="Wingdings" w:hint="default"/>
@@ -3327,12 +4929,12 @@
       <w:start w:val="1"/>
       <w:numFmt w:val="bullet"/>
       <w:lvlText w:val=""/>
-      <w:lvlJc w:val="start"/>
+      <w:lvlJc w:val="left"/>
       <w:pPr>
         <w:tabs>
           <w:tab w:val="num" w:pos="0"/>
         </w:tabs>
-        <w:ind w:start="5040" w:hanging="360"/>
+        <w:ind w:left="5040" w:hanging="360"/>
       </w:pPr>
       <w:rPr>
         <w:rFonts w:ascii="Symbol" w:hAnsi="Symbol" w:cs="Symbol" w:hint="default"/>
@@ -3342,12 +4944,12 @@
       <w:start w:val="1"/>
       <w:numFmt w:val="bullet"/>
       <w:lvlText w:val="o"/>
-      <w:lvlJc w:val="start"/>
+      <w:lvlJc w:val="left"/>
       <w:pPr>
         <w:tabs>
           <w:tab w:val="num" w:pos="0"/>
         </w:tabs>
-        <w:ind w:start="5760" w:hanging="360"/>
+        <w:ind w:left="5760" w:hanging="360"/>
       </w:pPr>
       <w:rPr>
         <w:rFonts w:ascii="Courier New" w:hAnsi="Courier New" w:cs="Courier New" w:hint="default"/>
@@ -3357,29 +4959,32 @@
       <w:start w:val="1"/>
       <w:numFmt w:val="bullet"/>
       <w:lvlText w:val=""/>
-      <w:lvlJc w:val="start"/>
+      <w:lvlJc w:val="left"/>
       <w:pPr>
         <w:tabs>
           <w:tab w:val="num" w:pos="0"/>
         </w:tabs>
-        <w:ind w:start="6480" w:hanging="360"/>
+        <w:ind w:left="6480" w:hanging="360"/>
       </w:pPr>
       <w:rPr>
         <w:rFonts w:ascii="Wingdings" w:hAnsi="Wingdings" w:cs="Wingdings" w:hint="default"/>
       </w:rPr>
     </w:lvl>
   </w:abstractNum>
-  <w:abstractNum w:abstractNumId="2">
+  <w:abstractNum w:abstractNumId="7" w15:restartNumberingAfterBreak="0">
+    <w:nsid w:val="4C6177BA"/>
+    <w:multiLevelType w:val="multilevel"/>
+    <w:tmpl w:val="B9FA563A"/>
     <w:lvl w:ilvl="0">
       <w:start w:val="1"/>
       <w:numFmt w:val="bullet"/>
       <w:lvlText w:val=""/>
-      <w:lvlJc w:val="start"/>
+      <w:lvlJc w:val="left"/>
       <w:pPr>
         <w:tabs>
           <w:tab w:val="num" w:pos="0"/>
         </w:tabs>
-        <w:ind w:start="720" w:hanging="360"/>
+        <w:ind w:left="720" w:hanging="360"/>
       </w:pPr>
       <w:rPr>
         <w:rFonts w:ascii="Symbol" w:hAnsi="Symbol" w:cs="Symbol" w:hint="default"/>
@@ -3389,12 +4994,12 @@
       <w:start w:val="1"/>
       <w:numFmt w:val="bullet"/>
       <w:lvlText w:val="o"/>
-      <w:lvlJc w:val="start"/>
+      <w:lvlJc w:val="left"/>
       <w:pPr>
         <w:tabs>
           <w:tab w:val="num" w:pos="0"/>
         </w:tabs>
-        <w:ind w:start="1440" w:hanging="360"/>
+        <w:ind w:left="1440" w:hanging="360"/>
       </w:pPr>
       <w:rPr>
         <w:rFonts w:ascii="Courier New" w:hAnsi="Courier New" w:cs="Courier New" w:hint="default"/>
@@ -3404,12 +5009,12 @@
       <w:start w:val="1"/>
       <w:numFmt w:val="bullet"/>
       <w:lvlText w:val=""/>
-      <w:lvlJc w:val="start"/>
+      <w:lvlJc w:val="left"/>
       <w:pPr>
         <w:tabs>
           <w:tab w:val="num" w:pos="0"/>
         </w:tabs>
-        <w:ind w:start="2160" w:hanging="360"/>
+        <w:ind w:left="2160" w:hanging="360"/>
       </w:pPr>
       <w:rPr>
         <w:rFonts w:ascii="Wingdings" w:hAnsi="Wingdings" w:cs="Wingdings" w:hint="default"/>
@@ -3419,12 +5024,12 @@
       <w:start w:val="1"/>
       <w:numFmt w:val="bullet"/>
       <w:lvlText w:val=""/>
-      <w:lvlJc w:val="start"/>
+      <w:lvlJc w:val="left"/>
       <w:pPr>
         <w:tabs>
           <w:tab w:val="num" w:pos="0"/>
         </w:tabs>
-        <w:ind w:start="2880" w:hanging="360"/>
+        <w:ind w:left="2880" w:hanging="360"/>
       </w:pPr>
       <w:rPr>
         <w:rFonts w:ascii="Symbol" w:hAnsi="Symbol" w:cs="Symbol" w:hint="default"/>
@@ -3434,12 +5039,12 @@
       <w:start w:val="1"/>
       <w:numFmt w:val="bullet"/>
       <w:lvlText w:val="o"/>
-      <w:lvlJc w:val="start"/>
+      <w:lvlJc w:val="left"/>
       <w:pPr>
         <w:tabs>
           <w:tab w:val="num" w:pos="0"/>
         </w:tabs>
-        <w:ind w:start="3600" w:hanging="360"/>
+        <w:ind w:left="3600" w:hanging="360"/>
       </w:pPr>
       <w:rPr>
         <w:rFonts w:ascii="Courier New" w:hAnsi="Courier New" w:cs="Courier New" w:hint="default"/>
@@ -3449,12 +5054,12 @@
       <w:start w:val="1"/>
       <w:numFmt w:val="bullet"/>
       <w:lvlText w:val=""/>
-      <w:lvlJc w:val="start"/>
+      <w:lvlJc w:val="left"/>
       <w:pPr>
         <w:tabs>
           <w:tab w:val="num" w:pos="0"/>
         </w:tabs>
-        <w:ind w:start="4320" w:hanging="360"/>
+        <w:ind w:left="4320" w:hanging="360"/>
       </w:pPr>
       <w:rPr>
         <w:rFonts w:ascii="Wingdings" w:hAnsi="Wingdings" w:cs="Wingdings" w:hint="default"/>
@@ -3464,12 +5069,12 @@
       <w:start w:val="1"/>
       <w:numFmt w:val="bullet"/>
       <w:lvlText w:val=""/>
-      <w:lvlJc w:val="start"/>
+      <w:lvlJc w:val="left"/>
       <w:pPr>
         <w:tabs>
           <w:tab w:val="num" w:pos="0"/>
         </w:tabs>
-        <w:ind w:start="5040" w:hanging="360"/>
+        <w:ind w:left="5040" w:hanging="360"/>
       </w:pPr>
       <w:rPr>
         <w:rFonts w:ascii="Symbol" w:hAnsi="Symbol" w:cs="Symbol" w:hint="default"/>
@@ -3479,12 +5084,12 @@
       <w:start w:val="1"/>
       <w:numFmt w:val="bullet"/>
       <w:lvlText w:val="o"/>
-      <w:lvlJc w:val="start"/>
+      <w:lvlJc w:val="left"/>
       <w:pPr>
         <w:tabs>
           <w:tab w:val="num" w:pos="0"/>
         </w:tabs>
-        <w:ind w:start="5760" w:hanging="360"/>
+        <w:ind w:left="5760" w:hanging="360"/>
       </w:pPr>
       <w:rPr>
         <w:rFonts w:ascii="Courier New" w:hAnsi="Courier New" w:cs="Courier New" w:hint="default"/>
@@ -3494,435 +5099,435 @@
       <w:start w:val="1"/>
       <w:numFmt w:val="bullet"/>
       <w:lvlText w:val=""/>
-      <w:lvlJc w:val="start"/>
+      <w:lvlJc w:val="left"/>
       <w:pPr>
         <w:tabs>
           <w:tab w:val="num" w:pos="0"/>
         </w:tabs>
-        <w:ind w:start="6480" w:hanging="360"/>
+        <w:ind w:left="6480" w:hanging="360"/>
       </w:pPr>
       <w:rPr>
         <w:rFonts w:ascii="Wingdings" w:hAnsi="Wingdings" w:cs="Wingdings" w:hint="default"/>
       </w:rPr>
     </w:lvl>
   </w:abstractNum>
-  <w:abstractNum w:abstractNumId="3">
+  <w:abstractNum w:abstractNumId="8" w15:restartNumberingAfterBreak="0">
+    <w:nsid w:val="557A69DF"/>
+    <w:multiLevelType w:val="multilevel"/>
+    <w:tmpl w:val="C8C49B94"/>
     <w:lvl w:ilvl="0">
       <w:start w:val="1"/>
-      <w:numFmt w:val="bullet"/>
-      <w:lvlText w:val=""/>
-      <w:lvlJc w:val="start"/>
+      <w:numFmt w:val="none"/>
+      <w:suff w:val="nothing"/>
+      <w:lvlText w:val=""/>
+      <w:lvlJc w:val="left"/>
       <w:pPr>
         <w:tabs>
           <w:tab w:val="num" w:pos="0"/>
         </w:tabs>
-        <w:ind w:start="720" w:hanging="360"/>
-      </w:pPr>
-      <w:rPr>
-        <w:rFonts w:ascii="Symbol" w:hAnsi="Symbol" w:cs="Symbol" w:hint="default"/>
-      </w:rPr>
+        <w:ind w:left="0" w:firstLine="0"/>
+      </w:pPr>
     </w:lvl>
     <w:lvl w:ilvl="1">
       <w:start w:val="1"/>
-      <w:numFmt w:val="bullet"/>
-      <w:lvlText w:val="o"/>
-      <w:lvlJc w:val="start"/>
+      <w:numFmt w:val="none"/>
+      <w:suff w:val="nothing"/>
+      <w:lvlText w:val=""/>
+      <w:lvlJc w:val="left"/>
       <w:pPr>
         <w:tabs>
           <w:tab w:val="num" w:pos="0"/>
         </w:tabs>
-        <w:ind w:start="1440" w:hanging="360"/>
-      </w:pPr>
-      <w:rPr>
-        <w:rFonts w:ascii="Courier New" w:hAnsi="Courier New" w:cs="Courier New" w:hint="default"/>
-      </w:rPr>
+        <w:ind w:left="0" w:firstLine="0"/>
+      </w:pPr>
     </w:lvl>
     <w:lvl w:ilvl="2">
       <w:start w:val="1"/>
-      <w:numFmt w:val="bullet"/>
-      <w:lvlText w:val=""/>
-      <w:lvlJc w:val="start"/>
+      <w:numFmt w:val="none"/>
+      <w:suff w:val="nothing"/>
+      <w:lvlText w:val=""/>
+      <w:lvlJc w:val="left"/>
       <w:pPr>
         <w:tabs>
           <w:tab w:val="num" w:pos="0"/>
         </w:tabs>
-        <w:ind w:start="2160" w:hanging="360"/>
-      </w:pPr>
-      <w:rPr>
-        <w:rFonts w:ascii="Wingdings" w:hAnsi="Wingdings" w:cs="Wingdings" w:hint="default"/>
-      </w:rPr>
+        <w:ind w:left="0" w:firstLine="0"/>
+      </w:pPr>
     </w:lvl>
     <w:lvl w:ilvl="3">
       <w:start w:val="1"/>
-      <w:numFmt w:val="bullet"/>
-      <w:lvlText w:val=""/>
-      <w:lvlJc w:val="start"/>
+      <w:numFmt w:val="none"/>
+      <w:suff w:val="nothing"/>
+      <w:lvlText w:val=""/>
+      <w:lvlJc w:val="left"/>
       <w:pPr>
         <w:tabs>
           <w:tab w:val="num" w:pos="0"/>
         </w:tabs>
-        <w:ind w:start="2880" w:hanging="360"/>
-      </w:pPr>
-      <w:rPr>
-        <w:rFonts w:ascii="Symbol" w:hAnsi="Symbol" w:cs="Symbol" w:hint="default"/>
-      </w:rPr>
+        <w:ind w:left="0" w:firstLine="0"/>
+      </w:pPr>
     </w:lvl>
     <w:lvl w:ilvl="4">
       <w:start w:val="1"/>
-      <w:numFmt w:val="bullet"/>
-      <w:lvlText w:val="o"/>
-      <w:lvlJc w:val="start"/>
+      <w:numFmt w:val="none"/>
+      <w:suff w:val="nothing"/>
+      <w:lvlText w:val=""/>
+      <w:lvlJc w:val="left"/>
       <w:pPr>
         <w:tabs>
           <w:tab w:val="num" w:pos="0"/>
         </w:tabs>
-        <w:ind w:start="3600" w:hanging="360"/>
-      </w:pPr>
-      <w:rPr>
-        <w:rFonts w:ascii="Courier New" w:hAnsi="Courier New" w:cs="Courier New" w:hint="default"/>
-      </w:rPr>
+        <w:ind w:left="0" w:firstLine="0"/>
+      </w:pPr>
     </w:lvl>
     <w:lvl w:ilvl="5">
       <w:start w:val="1"/>
-      <w:numFmt w:val="bullet"/>
-      <w:lvlText w:val=""/>
-      <w:lvlJc w:val="start"/>
+      <w:numFmt w:val="none"/>
+      <w:suff w:val="nothing"/>
+      <w:lvlText w:val=""/>
+      <w:lvlJc w:val="left"/>
       <w:pPr>
         <w:tabs>
           <w:tab w:val="num" w:pos="0"/>
         </w:tabs>
-        <w:ind w:start="4320" w:hanging="360"/>
-      </w:pPr>
-      <w:rPr>
-        <w:rFonts w:ascii="Wingdings" w:hAnsi="Wingdings" w:cs="Wingdings" w:hint="default"/>
-      </w:rPr>
+        <w:ind w:left="0" w:firstLine="0"/>
+      </w:pPr>
     </w:lvl>
     <w:lvl w:ilvl="6">
       <w:start w:val="1"/>
-      <w:numFmt w:val="bullet"/>
-      <w:lvlText w:val=""/>
-      <w:lvlJc w:val="start"/>
+      <w:numFmt w:val="none"/>
+      <w:suff w:val="nothing"/>
+      <w:lvlText w:val=""/>
+      <w:lvlJc w:val="left"/>
       <w:pPr>
         <w:tabs>
           <w:tab w:val="num" w:pos="0"/>
         </w:tabs>
-        <w:ind w:start="5040" w:hanging="360"/>
-      </w:pPr>
-      <w:rPr>
-        <w:rFonts w:ascii="Symbol" w:hAnsi="Symbol" w:cs="Symbol" w:hint="default"/>
-      </w:rPr>
+        <w:ind w:left="0" w:firstLine="0"/>
+      </w:pPr>
     </w:lvl>
     <w:lvl w:ilvl="7">
       <w:start w:val="1"/>
-      <w:numFmt w:val="bullet"/>
-      <w:lvlText w:val="o"/>
-      <w:lvlJc w:val="start"/>
+      <w:numFmt w:val="none"/>
+      <w:suff w:val="nothing"/>
+      <w:lvlText w:val=""/>
+      <w:lvlJc w:val="left"/>
       <w:pPr>
         <w:tabs>
           <w:tab w:val="num" w:pos="0"/>
         </w:tabs>
-        <w:ind w:start="5760" w:hanging="360"/>
-      </w:pPr>
-      <w:rPr>
-        <w:rFonts w:ascii="Courier New" w:hAnsi="Courier New" w:cs="Courier New" w:hint="default"/>
-      </w:rPr>
+        <w:ind w:left="0" w:firstLine="0"/>
+      </w:pPr>
     </w:lvl>
     <w:lvl w:ilvl="8">
       <w:start w:val="1"/>
-      <w:numFmt w:val="bullet"/>
-      <w:lvlText w:val=""/>
-      <w:lvlJc w:val="start"/>
+      <w:numFmt w:val="none"/>
+      <w:suff w:val="nothing"/>
+      <w:lvlText w:val=""/>
+      <w:lvlJc w:val="left"/>
       <w:pPr>
         <w:tabs>
           <w:tab w:val="num" w:pos="0"/>
         </w:tabs>
-        <w:ind w:start="6480" w:hanging="360"/>
-      </w:pPr>
-      <w:rPr>
-        <w:rFonts w:ascii="Wingdings" w:hAnsi="Wingdings" w:cs="Wingdings" w:hint="default"/>
-      </w:rPr>
+        <w:ind w:left="0" w:firstLine="0"/>
+      </w:pPr>
     </w:lvl>
   </w:abstractNum>
-  <w:abstractNum w:abstractNumId="4">
+  <w:abstractNum w:abstractNumId="9" w15:restartNumberingAfterBreak="0">
+    <w:nsid w:val="60FF600D"/>
+    <w:multiLevelType w:val="hybridMultilevel"/>
+    <w:tmpl w:val="504CEE9A"/>
+    <w:lvl w:ilvl="0" w:tplc="0409000D">
+      <w:start w:val="1"/>
+      <w:numFmt w:val="bullet"/>
+      <w:lvlText w:val=""/>
+      <w:lvlJc w:val="left"/>
+      <w:pPr>
+        <w:ind w:left="720" w:hanging="360"/>
+      </w:pPr>
+      <w:rPr>
+        <w:rFonts w:ascii="Wingdings" w:hAnsi="Wingdings" w:hint="default"/>
+      </w:rPr>
+    </w:lvl>
+    <w:lvl w:ilvl="1" w:tplc="04090003" w:tentative="1">
+      <w:start w:val="1"/>
+      <w:numFmt w:val="bullet"/>
+      <w:lvlText w:val="o"/>
+      <w:lvlJc w:val="left"/>
+      <w:pPr>
+        <w:ind w:left="1440" w:hanging="360"/>
+      </w:pPr>
+      <w:rPr>
+        <w:rFonts w:ascii="Courier New" w:hAnsi="Courier New" w:cs="Courier New" w:hint="default"/>
+      </w:rPr>
+    </w:lvl>
+    <w:lvl w:ilvl="2" w:tplc="04090005" w:tentative="1">
+      <w:start w:val="1"/>
+      <w:numFmt w:val="bullet"/>
+      <w:lvlText w:val=""/>
+      <w:lvlJc w:val="left"/>
+      <w:pPr>
+        <w:ind w:left="2160" w:hanging="360"/>
+      </w:pPr>
+      <w:rPr>
+        <w:rFonts w:ascii="Wingdings" w:hAnsi="Wingdings" w:hint="default"/>
+      </w:rPr>
+    </w:lvl>
+    <w:lvl w:ilvl="3" w:tplc="04090001" w:tentative="1">
+      <w:start w:val="1"/>
+      <w:numFmt w:val="bullet"/>
+      <w:lvlText w:val=""/>
+      <w:lvlJc w:val="left"/>
+      <w:pPr>
+        <w:ind w:left="2880" w:hanging="360"/>
+      </w:pPr>
+      <w:rPr>
+        <w:rFonts w:ascii="Symbol" w:hAnsi="Symbol" w:hint="default"/>
+      </w:rPr>
+    </w:lvl>
+    <w:lvl w:ilvl="4" w:tplc="04090003" w:tentative="1">
+      <w:start w:val="1"/>
+      <w:numFmt w:val="bullet"/>
+      <w:lvlText w:val="o"/>
+      <w:lvlJc w:val="left"/>
+      <w:pPr>
+        <w:ind w:left="3600" w:hanging="360"/>
+      </w:pPr>
+      <w:rPr>
+        <w:rFonts w:ascii="Courier New" w:hAnsi="Courier New" w:cs="Courier New" w:hint="default"/>
+      </w:rPr>
+    </w:lvl>
+    <w:lvl w:ilvl="5" w:tplc="04090005" w:tentative="1">
+      <w:start w:val="1"/>
+      <w:numFmt w:val="bullet"/>
+      <w:lvlText w:val=""/>
+      <w:lvlJc w:val="left"/>
+      <w:pPr>
+        <w:ind w:left="4320" w:hanging="360"/>
+      </w:pPr>
+      <w:rPr>
+        <w:rFonts w:ascii="Wingdings" w:hAnsi="Wingdings" w:hint="default"/>
+      </w:rPr>
+    </w:lvl>
+    <w:lvl w:ilvl="6" w:tplc="04090001" w:tentative="1">
+      <w:start w:val="1"/>
+      <w:numFmt w:val="bullet"/>
+      <w:lvlText w:val=""/>
+      <w:lvlJc w:val="left"/>
+      <w:pPr>
+        <w:ind w:left="5040" w:hanging="360"/>
+      </w:pPr>
+      <w:rPr>
+        <w:rFonts w:ascii="Symbol" w:hAnsi="Symbol" w:hint="default"/>
+      </w:rPr>
+    </w:lvl>
+    <w:lvl w:ilvl="7" w:tplc="04090003" w:tentative="1">
+      <w:start w:val="1"/>
+      <w:numFmt w:val="bullet"/>
+      <w:lvlText w:val="o"/>
+      <w:lvlJc w:val="left"/>
+      <w:pPr>
+        <w:ind w:left="5760" w:hanging="360"/>
+      </w:pPr>
+      <w:rPr>
+        <w:rFonts w:ascii="Courier New" w:hAnsi="Courier New" w:cs="Courier New" w:hint="default"/>
+      </w:rPr>
+    </w:lvl>
+    <w:lvl w:ilvl="8" w:tplc="04090005" w:tentative="1">
+      <w:start w:val="1"/>
+      <w:numFmt w:val="bullet"/>
+      <w:lvlText w:val=""/>
+      <w:lvlJc w:val="left"/>
+      <w:pPr>
+        <w:ind w:left="6480" w:hanging="360"/>
+      </w:pPr>
+      <w:rPr>
+        <w:rFonts w:ascii="Wingdings" w:hAnsi="Wingdings" w:hint="default"/>
+      </w:rPr>
+    </w:lvl>
+  </w:abstractNum>
+  <w:abstractNum w:abstractNumId="10" w15:restartNumberingAfterBreak="0">
+    <w:nsid w:val="61F95AD6"/>
+    <w:multiLevelType w:val="multilevel"/>
+    <w:tmpl w:val="F50A2180"/>
     <w:lvl w:ilvl="0">
       <w:start w:val="1"/>
       <w:numFmt w:val="bullet"/>
       <w:lvlText w:val=""/>
-      <w:lvlJc w:val="end"/>
-      <w:pPr>
-        <w:tabs>
-          <w:tab w:val="num" w:pos="1080"/>
-        </w:tabs>
-        <w:ind w:start="1080" w:hanging="360"/>
-      </w:pPr>
-      <w:rPr>
-        <w:rFonts w:ascii="Symbol" w:hAnsi="Symbol" w:cs="Symbol" w:hint="default"/>
-      </w:rPr>
-    </w:lvl>
-    <w:lvl w:ilvl="1">
-      <w:start w:val="1"/>
-      <w:numFmt w:val="bullet"/>
-      <w:lvlText w:val="◦"/>
-      <w:lvlJc w:val="end"/>
-      <w:pPr>
-        <w:tabs>
-          <w:tab w:val="num" w:pos="1440"/>
-        </w:tabs>
-        <w:ind w:start="1440" w:hanging="360"/>
-      </w:pPr>
-      <w:rPr>
-        <w:rFonts w:ascii="OpenSymbol" w:hAnsi="OpenSymbol" w:cs="OpenSymbol" w:hint="default"/>
-      </w:rPr>
-    </w:lvl>
-    <w:lvl w:ilvl="2">
-      <w:start w:val="1"/>
-      <w:numFmt w:val="bullet"/>
-      <w:lvlText w:val="▪"/>
-      <w:lvlJc w:val="end"/>
-      <w:pPr>
-        <w:tabs>
-          <w:tab w:val="num" w:pos="1800"/>
-        </w:tabs>
-        <w:ind w:start="1800" w:hanging="360"/>
-      </w:pPr>
-      <w:rPr>
-        <w:rFonts w:ascii="OpenSymbol" w:hAnsi="OpenSymbol" w:cs="OpenSymbol" w:hint="default"/>
-      </w:rPr>
-    </w:lvl>
-    <w:lvl w:ilvl="3">
-      <w:start w:val="1"/>
-      <w:numFmt w:val="bullet"/>
-      <w:lvlText w:val=""/>
-      <w:lvlJc w:val="end"/>
-      <w:pPr>
-        <w:tabs>
-          <w:tab w:val="num" w:pos="2160"/>
-        </w:tabs>
-        <w:ind w:start="2160" w:hanging="360"/>
-      </w:pPr>
-      <w:rPr>
-        <w:rFonts w:ascii="Symbol" w:hAnsi="Symbol" w:cs="Symbol" w:hint="default"/>
-      </w:rPr>
-    </w:lvl>
-    <w:lvl w:ilvl="4">
-      <w:start w:val="1"/>
-      <w:numFmt w:val="bullet"/>
-      <w:lvlText w:val="◦"/>
-      <w:lvlJc w:val="end"/>
-      <w:pPr>
-        <w:tabs>
-          <w:tab w:val="num" w:pos="2520"/>
-        </w:tabs>
-        <w:ind w:start="2520" w:hanging="360"/>
-      </w:pPr>
-      <w:rPr>
-        <w:rFonts w:ascii="OpenSymbol" w:hAnsi="OpenSymbol" w:cs="OpenSymbol" w:hint="default"/>
-      </w:rPr>
-    </w:lvl>
-    <w:lvl w:ilvl="5">
-      <w:start w:val="1"/>
-      <w:numFmt w:val="bullet"/>
-      <w:lvlText w:val="▪"/>
-      <w:lvlJc w:val="end"/>
-      <w:pPr>
-        <w:tabs>
-          <w:tab w:val="num" w:pos="2880"/>
-        </w:tabs>
-        <w:ind w:start="2880" w:hanging="360"/>
-      </w:pPr>
-      <w:rPr>
-        <w:rFonts w:ascii="OpenSymbol" w:hAnsi="OpenSymbol" w:cs="OpenSymbol" w:hint="default"/>
-      </w:rPr>
-    </w:lvl>
-    <w:lvl w:ilvl="6">
-      <w:start w:val="1"/>
-      <w:numFmt w:val="bullet"/>
-      <w:lvlText w:val=""/>
-      <w:lvlJc w:val="end"/>
-      <w:pPr>
-        <w:tabs>
-          <w:tab w:val="num" w:pos="3240"/>
-        </w:tabs>
-        <w:ind w:start="3240" w:hanging="360"/>
-      </w:pPr>
-      <w:rPr>
-        <w:rFonts w:ascii="Symbol" w:hAnsi="Symbol" w:cs="Symbol" w:hint="default"/>
-      </w:rPr>
-    </w:lvl>
-    <w:lvl w:ilvl="7">
-      <w:start w:val="1"/>
-      <w:numFmt w:val="bullet"/>
-      <w:lvlText w:val="◦"/>
-      <w:lvlJc w:val="end"/>
-      <w:pPr>
-        <w:tabs>
-          <w:tab w:val="num" w:pos="3600"/>
-        </w:tabs>
-        <w:ind w:start="3600" w:hanging="360"/>
-      </w:pPr>
-      <w:rPr>
-        <w:rFonts w:ascii="OpenSymbol" w:hAnsi="OpenSymbol" w:cs="OpenSymbol" w:hint="default"/>
-      </w:rPr>
-    </w:lvl>
-    <w:lvl w:ilvl="8">
-      <w:start w:val="1"/>
-      <w:numFmt w:val="bullet"/>
-      <w:lvlText w:val="▪"/>
-      <w:lvlJc w:val="end"/>
-      <w:pPr>
-        <w:tabs>
-          <w:tab w:val="num" w:pos="3960"/>
-        </w:tabs>
-        <w:ind w:start="3960" w:hanging="360"/>
-      </w:pPr>
-      <w:rPr>
-        <w:rFonts w:ascii="OpenSymbol" w:hAnsi="OpenSymbol" w:cs="OpenSymbol" w:hint="default"/>
-      </w:rPr>
-    </w:lvl>
-  </w:abstractNum>
-  <w:abstractNum w:abstractNumId="5">
-    <w:lvl w:ilvl="0">
-      <w:start w:val="1"/>
-      <w:numFmt w:val="none"/>
-      <w:suff w:val="nothing"/>
-      <w:lvlText w:val=""/>
-      <w:lvlJc w:val="start"/>
+      <w:lvlJc w:val="left"/>
       <w:pPr>
         <w:tabs>
           <w:tab w:val="num" w:pos="0"/>
         </w:tabs>
-        <w:ind w:start="0" w:hanging="0"/>
-      </w:pPr>
+        <w:ind w:left="720" w:hanging="360"/>
+      </w:pPr>
+      <w:rPr>
+        <w:rFonts w:ascii="Symbol" w:hAnsi="Symbol" w:cs="Symbol" w:hint="default"/>
+      </w:rPr>
     </w:lvl>
     <w:lvl w:ilvl="1">
       <w:start w:val="1"/>
-      <w:numFmt w:val="none"/>
-      <w:suff w:val="nothing"/>
-      <w:lvlText w:val=""/>
-      <w:lvlJc w:val="start"/>
+      <w:numFmt w:val="bullet"/>
+      <w:lvlText w:val="o"/>
+      <w:lvlJc w:val="left"/>
       <w:pPr>
         <w:tabs>
           <w:tab w:val="num" w:pos="0"/>
         </w:tabs>
-        <w:ind w:start="0" w:hanging="0"/>
-      </w:pPr>
+        <w:ind w:left="1440" w:hanging="360"/>
+      </w:pPr>
+      <w:rPr>
+        <w:rFonts w:ascii="Courier New" w:hAnsi="Courier New" w:cs="Courier New" w:hint="default"/>
+      </w:rPr>
     </w:lvl>
     <w:lvl w:ilvl="2">
       <w:start w:val="1"/>
-      <w:numFmt w:val="none"/>
-      <w:suff w:val="nothing"/>
-      <w:lvlText w:val=""/>
-      <w:lvlJc w:val="start"/>
+      <w:numFmt w:val="bullet"/>
+      <w:lvlText w:val=""/>
+      <w:lvlJc w:val="left"/>
       <w:pPr>
         <w:tabs>
           <w:tab w:val="num" w:pos="0"/>
         </w:tabs>
-        <w:ind w:start="0" w:hanging="0"/>
-      </w:pPr>
+        <w:ind w:left="2160" w:hanging="360"/>
+      </w:pPr>
+      <w:rPr>
+        <w:rFonts w:ascii="Wingdings" w:hAnsi="Wingdings" w:cs="Wingdings" w:hint="default"/>
+      </w:rPr>
     </w:lvl>
     <w:lvl w:ilvl="3">
       <w:start w:val="1"/>
-      <w:numFmt w:val="none"/>
-      <w:suff w:val="nothing"/>
-      <w:lvlText w:val=""/>
-      <w:lvlJc w:val="start"/>
+      <w:numFmt w:val="bullet"/>
+      <w:lvlText w:val=""/>
+      <w:lvlJc w:val="left"/>
       <w:pPr>
         <w:tabs>
           <w:tab w:val="num" w:pos="0"/>
         </w:tabs>
-        <w:ind w:start="0" w:hanging="0"/>
-      </w:pPr>
+        <w:ind w:left="2880" w:hanging="360"/>
+      </w:pPr>
+      <w:rPr>
+        <w:rFonts w:ascii="Symbol" w:hAnsi="Symbol" w:cs="Symbol" w:hint="default"/>
+      </w:rPr>
     </w:lvl>
     <w:lvl w:ilvl="4">
       <w:start w:val="1"/>
-      <w:numFmt w:val="none"/>
-      <w:suff w:val="nothing"/>
-      <w:lvlText w:val=""/>
-      <w:lvlJc w:val="start"/>
+      <w:numFmt w:val="bullet"/>
+      <w:lvlText w:val="o"/>
+      <w:lvlJc w:val="left"/>
       <w:pPr>
         <w:tabs>
           <w:tab w:val="num" w:pos="0"/>
         </w:tabs>
-        <w:ind w:start="0" w:hanging="0"/>
-      </w:pPr>
+        <w:ind w:left="3600" w:hanging="360"/>
+      </w:pPr>
+      <w:rPr>
+        <w:rFonts w:ascii="Courier New" w:hAnsi="Courier New" w:cs="Courier New" w:hint="default"/>
+      </w:rPr>
     </w:lvl>
     <w:lvl w:ilvl="5">
       <w:start w:val="1"/>
-      <w:numFmt w:val="none"/>
-      <w:suff w:val="nothing"/>
-      <w:lvlText w:val=""/>
-      <w:lvlJc w:val="start"/>
+      <w:numFmt w:val="bullet"/>
+      <w:lvlText w:val=""/>
+      <w:lvlJc w:val="left"/>
       <w:pPr>
         <w:tabs>
           <w:tab w:val="num" w:pos="0"/>
         </w:tabs>
-        <w:ind w:start="0" w:hanging="0"/>
-      </w:pPr>
+        <w:ind w:left="4320" w:hanging="360"/>
+      </w:pPr>
+      <w:rPr>
+        <w:rFonts w:ascii="Wingdings" w:hAnsi="Wingdings" w:cs="Wingdings" w:hint="default"/>
+      </w:rPr>
     </w:lvl>
     <w:lvl w:ilvl="6">
       <w:start w:val="1"/>
-      <w:numFmt w:val="none"/>
-      <w:suff w:val="nothing"/>
-      <w:lvlText w:val=""/>
-      <w:lvlJc w:val="start"/>
+      <w:numFmt w:val="bullet"/>
+      <w:lvlText w:val=""/>
+      <w:lvlJc w:val="left"/>
       <w:pPr>
         <w:tabs>
           <w:tab w:val="num" w:pos="0"/>
         </w:tabs>
-        <w:ind w:start="0" w:hanging="0"/>
-      </w:pPr>
+        <w:ind w:left="5040" w:hanging="360"/>
+      </w:pPr>
+      <w:rPr>
+        <w:rFonts w:ascii="Symbol" w:hAnsi="Symbol" w:cs="Symbol" w:hint="default"/>
+      </w:rPr>
     </w:lvl>
     <w:lvl w:ilvl="7">
       <w:start w:val="1"/>
-      <w:numFmt w:val="none"/>
-      <w:suff w:val="nothing"/>
-      <w:lvlText w:val=""/>
-      <w:lvlJc w:val="start"/>
+      <w:numFmt w:val="bullet"/>
+      <w:lvlText w:val="o"/>
+      <w:lvlJc w:val="left"/>
       <w:pPr>
         <w:tabs>
           <w:tab w:val="num" w:pos="0"/>
         </w:tabs>
-        <w:ind w:start="0" w:hanging="0"/>
-      </w:pPr>
+        <w:ind w:left="5760" w:hanging="360"/>
+      </w:pPr>
+      <w:rPr>
+        <w:rFonts w:ascii="Courier New" w:hAnsi="Courier New" w:cs="Courier New" w:hint="default"/>
+      </w:rPr>
     </w:lvl>
     <w:lvl w:ilvl="8">
       <w:start w:val="1"/>
-      <w:numFmt w:val="none"/>
-      <w:suff w:val="nothing"/>
-      <w:lvlText w:val=""/>
-      <w:lvlJc w:val="start"/>
+      <w:numFmt w:val="bullet"/>
+      <w:lvlText w:val=""/>
+      <w:lvlJc w:val="left"/>
       <w:pPr>
         <w:tabs>
           <w:tab w:val="num" w:pos="0"/>
         </w:tabs>
-        <w:ind w:start="0" w:hanging="0"/>
-      </w:pPr>
+        <w:ind w:left="6480" w:hanging="360"/>
+      </w:pPr>
+      <w:rPr>
+        <w:rFonts w:ascii="Wingdings" w:hAnsi="Wingdings" w:cs="Wingdings" w:hint="default"/>
+      </w:rPr>
     </w:lvl>
   </w:abstractNum>
   <w:num w:numId="1">
-    <w:abstractNumId w:val="1"/>
+    <w:abstractNumId w:val="10"/>
   </w:num>
   <w:num w:numId="2">
-    <w:abstractNumId w:val="2"/>
+    <w:abstractNumId w:val="6"/>
   </w:num>
   <w:num w:numId="3">
-    <w:abstractNumId w:val="3"/>
+    <w:abstractNumId w:val="7"/>
   </w:num>
   <w:num w:numId="4">
     <w:abstractNumId w:val="4"/>
   </w:num>
   <w:num w:numId="5">
+    <w:abstractNumId w:val="8"/>
+  </w:num>
+  <w:num w:numId="6">
+    <w:abstractNumId w:val="0"/>
+  </w:num>
+  <w:num w:numId="7">
     <w:abstractNumId w:val="5"/>
+  </w:num>
+  <w:num w:numId="8">
+    <w:abstractNumId w:val="9"/>
+  </w:num>
+  <w:num w:numId="9">
+    <w:abstractNumId w:val="1"/>
+  </w:num>
+  <w:num w:numId="10">
+    <w:abstractNumId w:val="3"/>
+  </w:num>
+  <w:num w:numId="11">
+    <w:abstractNumId w:val="2"/>
   </w:num>
 </w:numbering>
 </file>
 
 <file path=word/styles.xml><?xml version="1.0" encoding="utf-8"?>
-<w:styles xmlns:w="http://schemas.openxmlformats.org/wordprocessingml/2006/main" xmlns:w14="http://schemas.microsoft.com/office/word/2010/wordml" xmlns:mc="http://schemas.openxmlformats.org/markup-compatibility/2006" mc:Ignorable="w14">
+<w:styles xmlns:mc="http://schemas.openxmlformats.org/markup-compatibility/2006" xmlns:r="http://schemas.openxmlformats.org/officeDocument/2006/relationships" xmlns:w="http://schemas.openxmlformats.org/wordprocessingml/2006/main" xmlns:w14="http://schemas.microsoft.com/office/word/2010/wordml" xmlns:w15="http://schemas.microsoft.com/office/word/2012/wordml" xmlns:w16cex="http://schemas.microsoft.com/office/word/2018/wordml/cex" xmlns:w16cid="http://schemas.microsoft.com/office/word/2016/wordml/cid" xmlns:w16="http://schemas.microsoft.com/office/word/2018/wordml" xmlns:w16sdtdh="http://schemas.microsoft.com/office/word/2020/wordml/sdtdatahash" xmlns:w16se="http://schemas.microsoft.com/office/word/2015/wordml/symex" mc:Ignorable="w14 w15 w16se w16cid w16 w16cex w16sdtdh">
   <w:docDefaults>
     <w:rPrDefault>
       <w:rPr>
-        <w:rFonts w:ascii="Calibri" w:hAnsi="Calibri" w:eastAsia="Calibri" w:cs="Arial" w:asciiTheme="minorHAnsi" w:cstheme="minorBidi" w:eastAsiaTheme="minorHAnsi" w:hAnsiTheme="minorHAnsi"/>
+        <w:rFonts w:asciiTheme="minorHAnsi" w:eastAsiaTheme="minorHAnsi" w:hAnsiTheme="minorHAnsi" w:cstheme="minorBidi"/>
         <w:sz w:val="22"/>
         <w:szCs w:val="22"/>
         <w:lang w:val="en-US" w:eastAsia="en-US" w:bidi="he-IL"/>
@@ -3930,21 +5535,21 @@
     </w:rPrDefault>
     <w:pPrDefault>
       <w:pPr>
-        <w:suppressAutoHyphens w:val="true"/>
+        <w:suppressAutoHyphens/>
       </w:pPr>
     </w:pPrDefault>
   </w:docDefaults>
   <w:latentStyles w:defLockedState="0" w:defUIPriority="99" w:defSemiHidden="0" w:defUnhideWhenUsed="0" w:defQFormat="0" w:count="376">
     <w:lsdException w:name="Normal" w:uiPriority="0" w:qFormat="1"/>
     <w:lsdException w:name="heading 1" w:uiPriority="9" w:qFormat="1"/>
-    <w:lsdException w:name="heading 2" w:uiPriority="9" w:semiHidden="1" w:unhideWhenUsed="1" w:qFormat="1"/>
-    <w:lsdException w:name="heading 3" w:uiPriority="9" w:semiHidden="1" w:unhideWhenUsed="1" w:qFormat="1"/>
-    <w:lsdException w:name="heading 4" w:uiPriority="9" w:semiHidden="1" w:unhideWhenUsed="1" w:qFormat="1"/>
-    <w:lsdException w:name="heading 5" w:uiPriority="9" w:semiHidden="1" w:unhideWhenUsed="1" w:qFormat="1"/>
-    <w:lsdException w:name="heading 6" w:uiPriority="9" w:semiHidden="1" w:unhideWhenUsed="1" w:qFormat="1"/>
-    <w:lsdException w:name="heading 7" w:uiPriority="9" w:semiHidden="1" w:unhideWhenUsed="1" w:qFormat="1"/>
-    <w:lsdException w:name="heading 8" w:uiPriority="9" w:semiHidden="1" w:unhideWhenUsed="1" w:qFormat="1"/>
-    <w:lsdException w:name="heading 9" w:uiPriority="9" w:semiHidden="1" w:unhideWhenUsed="1" w:qFormat="1"/>
+    <w:lsdException w:name="heading 2" w:semiHidden="1" w:uiPriority="9" w:unhideWhenUsed="1" w:qFormat="1"/>
+    <w:lsdException w:name="heading 3" w:semiHidden="1" w:uiPriority="9" w:unhideWhenUsed="1" w:qFormat="1"/>
+    <w:lsdException w:name="heading 4" w:semiHidden="1" w:uiPriority="9" w:unhideWhenUsed="1" w:qFormat="1"/>
+    <w:lsdException w:name="heading 5" w:semiHidden="1" w:uiPriority="9" w:unhideWhenUsed="1" w:qFormat="1"/>
+    <w:lsdException w:name="heading 6" w:semiHidden="1" w:uiPriority="9" w:unhideWhenUsed="1" w:qFormat="1"/>
+    <w:lsdException w:name="heading 7" w:semiHidden="1" w:uiPriority="9" w:unhideWhenUsed="1" w:qFormat="1"/>
+    <w:lsdException w:name="heading 8" w:semiHidden="1" w:uiPriority="9" w:unhideWhenUsed="1" w:qFormat="1"/>
+    <w:lsdException w:name="heading 9" w:semiHidden="1" w:uiPriority="9" w:unhideWhenUsed="1" w:qFormat="1"/>
     <w:lsdException w:name="index 1" w:semiHidden="1" w:unhideWhenUsed="1"/>
     <w:lsdException w:name="index 2" w:semiHidden="1" w:unhideWhenUsed="1"/>
     <w:lsdException w:name="index 3" w:semiHidden="1" w:unhideWhenUsed="1"/>
@@ -3954,22 +5559,22 @@
     <w:lsdException w:name="index 7" w:semiHidden="1" w:unhideWhenUsed="1"/>
     <w:lsdException w:name="index 8" w:semiHidden="1" w:unhideWhenUsed="1"/>
     <w:lsdException w:name="index 9" w:semiHidden="1" w:unhideWhenUsed="1"/>
-    <w:lsdException w:name="toc 1" w:uiPriority="39" w:semiHidden="1" w:unhideWhenUsed="1"/>
-    <w:lsdException w:name="toc 2" w:uiPriority="39" w:semiHidden="1" w:unhideWhenUsed="1"/>
-    <w:lsdException w:name="toc 3" w:uiPriority="39" w:semiHidden="1" w:unhideWhenUsed="1"/>
-    <w:lsdException w:name="toc 4" w:uiPriority="39" w:semiHidden="1" w:unhideWhenUsed="1"/>
-    <w:lsdException w:name="toc 5" w:uiPriority="39" w:semiHidden="1" w:unhideWhenUsed="1"/>
-    <w:lsdException w:name="toc 6" w:uiPriority="39" w:semiHidden="1" w:unhideWhenUsed="1"/>
-    <w:lsdException w:name="toc 7" w:uiPriority="39" w:semiHidden="1" w:unhideWhenUsed="1"/>
-    <w:lsdException w:name="toc 8" w:uiPriority="39" w:semiHidden="1" w:unhideWhenUsed="1"/>
-    <w:lsdException w:name="toc 9" w:uiPriority="39" w:semiHidden="1" w:unhideWhenUsed="1"/>
+    <w:lsdException w:name="toc 1" w:semiHidden="1" w:uiPriority="39" w:unhideWhenUsed="1"/>
+    <w:lsdException w:name="toc 2" w:semiHidden="1" w:uiPriority="39" w:unhideWhenUsed="1"/>
+    <w:lsdException w:name="toc 3" w:semiHidden="1" w:uiPriority="39" w:unhideWhenUsed="1"/>
+    <w:lsdException w:name="toc 4" w:semiHidden="1" w:uiPriority="39" w:unhideWhenUsed="1"/>
+    <w:lsdException w:name="toc 5" w:semiHidden="1" w:uiPriority="39" w:unhideWhenUsed="1"/>
+    <w:lsdException w:name="toc 6" w:semiHidden="1" w:uiPriority="39" w:unhideWhenUsed="1"/>
+    <w:lsdException w:name="toc 7" w:semiHidden="1" w:uiPriority="39" w:unhideWhenUsed="1"/>
+    <w:lsdException w:name="toc 8" w:semiHidden="1" w:uiPriority="39" w:unhideWhenUsed="1"/>
+    <w:lsdException w:name="toc 9" w:semiHidden="1" w:uiPriority="39" w:unhideWhenUsed="1"/>
     <w:lsdException w:name="Normal Indent" w:semiHidden="1" w:unhideWhenUsed="1"/>
     <w:lsdException w:name="footnote text" w:semiHidden="1" w:unhideWhenUsed="1"/>
     <w:lsdException w:name="annotation text" w:semiHidden="1" w:unhideWhenUsed="1"/>
     <w:lsdException w:name="header" w:semiHidden="1" w:unhideWhenUsed="1"/>
     <w:lsdException w:name="footer" w:semiHidden="1" w:unhideWhenUsed="1"/>
     <w:lsdException w:name="index heading" w:semiHidden="1" w:unhideWhenUsed="1"/>
-    <w:lsdException w:name="caption" w:uiPriority="35" w:semiHidden="1" w:unhideWhenUsed="1" w:qFormat="1"/>
+    <w:lsdException w:name="caption" w:semiHidden="1" w:uiPriority="35" w:unhideWhenUsed="1" w:qFormat="1"/>
     <w:lsdException w:name="table of figures" w:semiHidden="1" w:unhideWhenUsed="1"/>
     <w:lsdException w:name="envelope address" w:semiHidden="1" w:unhideWhenUsed="1"/>
     <w:lsdException w:name="envelope return" w:semiHidden="1" w:unhideWhenUsed="1"/>
@@ -4000,7 +5605,7 @@
     <w:lsdException w:name="Title" w:uiPriority="10" w:qFormat="1"/>
     <w:lsdException w:name="Closing" w:semiHidden="1" w:unhideWhenUsed="1"/>
     <w:lsdException w:name="Signature" w:semiHidden="1" w:unhideWhenUsed="1"/>
-    <w:lsdException w:name="Default Paragraph Font" w:uiPriority="1" w:semiHidden="1" w:unhideWhenUsed="1"/>
+    <w:lsdException w:name="Default Paragraph Font" w:semiHidden="1" w:uiPriority="1" w:unhideWhenUsed="1"/>
     <w:lsdException w:name="Body Text" w:semiHidden="1" w:unhideWhenUsed="1"/>
     <w:lsdException w:name="Body Text Indent" w:semiHidden="1" w:unhideWhenUsed="1"/>
     <w:lsdException w:name="List Continue" w:semiHidden="1" w:unhideWhenUsed="1"/>
@@ -4200,8 +5805,8 @@
     <w:lsdException w:name="Subtle Reference" w:uiPriority="31" w:qFormat="1"/>
     <w:lsdException w:name="Intense Reference" w:uiPriority="32" w:qFormat="1"/>
     <w:lsdException w:name="Book Title" w:uiPriority="33" w:qFormat="1"/>
-    <w:lsdException w:name="Bibliography" w:uiPriority="37" w:semiHidden="1" w:unhideWhenUsed="1"/>
-    <w:lsdException w:name="TOC Heading" w:uiPriority="39" w:semiHidden="1" w:unhideWhenUsed="1" w:qFormat="1"/>
+    <w:lsdException w:name="Bibliography" w:semiHidden="1" w:uiPriority="37" w:unhideWhenUsed="1"/>
+    <w:lsdException w:name="TOC Heading" w:semiHidden="1" w:uiPriority="39" w:unhideWhenUsed="1" w:qFormat="1"/>
     <w:lsdException w:name="Plain Table 1" w:uiPriority="41"/>
     <w:lsdException w:name="Plain Table 2" w:uiPriority="42"/>
     <w:lsdException w:name="Plain Table 3" w:uiPriority="43"/>
@@ -4312,32 +5917,41 @@
     <w:lsdException w:name="Unresolved Mention" w:semiHidden="1" w:unhideWhenUsed="1"/>
     <w:lsdException w:name="Smart Link" w:semiHidden="1" w:unhideWhenUsed="1"/>
   </w:latentStyles>
-  <w:style w:type="paragraph" w:styleId="Normal" w:default="1">
+  <w:style w:type="paragraph" w:default="1" w:styleId="Normal">
     <w:name w:val="Normal"/>
     <w:qFormat/>
-    <w:rsid w:val="00e72d9b"/>
+    <w:rsid w:val="005F2318"/>
     <w:pPr>
-      <w:widowControl/>
-      <w:bidi w:val="1"/>
-      <w:spacing w:lineRule="auto" w:line="259" w:before="0" w:after="160"/>
-      <w:jc w:val="start"/>
+      <w:bidi/>
+      <w:spacing w:after="160" w:line="259" w:lineRule="auto"/>
     </w:pPr>
-    <w:rPr>
-      <w:rFonts w:ascii="Calibri" w:hAnsi="Calibri" w:eastAsia="Calibri" w:cs="Arial" w:asciiTheme="minorHAnsi" w:cstheme="minorBidi" w:eastAsiaTheme="minorHAnsi" w:hAnsiTheme="minorHAnsi"/>
-      <w:color w:val="auto"/>
-      <w:kern w:val="0"/>
-      <w:sz w:val="22"/>
-      <w:szCs w:val="22"/>
-      <w:lang w:val="en-US" w:eastAsia="en-US" w:bidi="he-IL"/>
-    </w:rPr>
   </w:style>
-  <w:style w:type="character" w:styleId="DefaultParagraphFont" w:default="1">
+  <w:style w:type="character" w:default="1" w:styleId="DefaultParagraphFont">
     <w:name w:val="Default Paragraph Font"/>
     <w:uiPriority w:val="1"/>
     <w:semiHidden/>
     <w:unhideWhenUsed/>
-    <w:qFormat/>
-    <w:rPr/>
+  </w:style>
+  <w:style w:type="table" w:default="1" w:styleId="TableNormal">
+    <w:name w:val="Normal Table"/>
+    <w:uiPriority w:val="99"/>
+    <w:semiHidden/>
+    <w:unhideWhenUsed/>
+    <w:tblPr>
+      <w:tblInd w:w="0" w:type="dxa"/>
+      <w:tblCellMar>
+        <w:top w:w="0" w:type="dxa"/>
+        <w:left w:w="108" w:type="dxa"/>
+        <w:bottom w:w="0" w:type="dxa"/>
+        <w:right w:w="108" w:type="dxa"/>
+      </w:tblCellMar>
+    </w:tblPr>
+  </w:style>
+  <w:style w:type="numbering" w:default="1" w:styleId="NoList">
+    <w:name w:val="No List"/>
+    <w:uiPriority w:val="99"/>
+    <w:semiHidden/>
+    <w:unhideWhenUsed/>
   </w:style>
   <w:style w:type="character" w:styleId="PlaceholderText">
     <w:name w:val="Placeholder Text"/>
@@ -4345,29 +5959,29 @@
     <w:uiPriority w:val="99"/>
     <w:semiHidden/>
     <w:qFormat/>
-    <w:rsid w:val="00d5394b"/>
+    <w:rsid w:val="00D5394B"/>
     <w:rPr>
       <w:color w:val="808080"/>
     </w:rPr>
   </w:style>
-  <w:style w:type="character" w:styleId="Bullets">
+  <w:style w:type="character" w:customStyle="1" w:styleId="Bullets">
     <w:name w:val="Bullets"/>
     <w:qFormat/>
     <w:rPr>
-      <w:rFonts w:ascii="OpenSymbol" w:hAnsi="OpenSymbol" w:eastAsia="OpenSymbol" w:cs="OpenSymbol"/>
+      <w:rFonts w:ascii="OpenSymbol" w:eastAsia="OpenSymbol" w:hAnsi="OpenSymbol" w:cs="OpenSymbol"/>
     </w:rPr>
   </w:style>
-  <w:style w:type="paragraph" w:styleId="Heading">
+  <w:style w:type="paragraph" w:customStyle="1" w:styleId="Heading">
     <w:name w:val="Heading"/>
     <w:basedOn w:val="Normal"/>
     <w:next w:val="BodyText"/>
     <w:qFormat/>
     <w:pPr>
-      <w:keepNext w:val="true"/>
+      <w:keepNext/>
       <w:spacing w:before="240" w:after="120"/>
     </w:pPr>
     <w:rPr>
-      <w:rFonts w:ascii="Liberation Sans" w:hAnsi="Liberation Sans" w:eastAsia="Microsoft YaHei" w:cs="Nachlieli CLM"/>
+      <w:rFonts w:ascii="Liberation Sans" w:eastAsia="Microsoft YaHei" w:hAnsi="Liberation Sans" w:cs="Nachlieli CLM"/>
       <w:sz w:val="28"/>
       <w:szCs w:val="28"/>
     </w:rPr>
@@ -4376,14 +5990,12 @@
     <w:name w:val="Body Text"/>
     <w:basedOn w:val="Normal"/>
     <w:pPr>
-      <w:spacing w:lineRule="auto" w:line="276" w:before="0" w:after="140"/>
+      <w:spacing w:after="140" w:line="276" w:lineRule="auto"/>
     </w:pPr>
-    <w:rPr/>
   </w:style>
   <w:style w:type="paragraph" w:styleId="List">
     <w:name w:val="List"/>
     <w:basedOn w:val="BodyText"/>
-    <w:pPr/>
     <w:rPr>
       <w:rFonts w:cs="David CLM"/>
     </w:rPr>
@@ -4404,7 +6016,7 @@
       <w:szCs w:val="24"/>
     </w:rPr>
   </w:style>
-  <w:style w:type="paragraph" w:styleId="Index">
+  <w:style w:type="paragraph" w:customStyle="1" w:styleId="Index">
     <w:name w:val="Index"/>
     <w:basedOn w:val="Normal"/>
     <w:qFormat/>
@@ -4422,11 +6034,9 @@
     <w:qFormat/>
     <w:rsid w:val="00765858"/>
     <w:pPr>
-      <w:spacing w:before="0" w:after="160"/>
-      <w:ind w:start="720"/>
+      <w:ind w:left="720"/>
       <w:contextualSpacing/>
     </w:pPr>
-    <w:rPr/>
   </w:style>
   <w:style w:type="paragraph" w:styleId="NormalWeb">
     <w:name w:val="Normal (Web)"/>
@@ -4434,55 +6044,30 @@
     <w:uiPriority w:val="99"/>
     <w:unhideWhenUsed/>
     <w:qFormat/>
-    <w:rsid w:val="00e81dc9"/>
+    <w:rsid w:val="00E81DC9"/>
     <w:pPr>
       <w:bidi w:val="0"/>
-      <w:spacing w:lineRule="auto" w:line="240" w:beforeAutospacing="1" w:afterAutospacing="1"/>
-      <w:jc w:val="start"/>
+      <w:spacing w:beforeAutospacing="1" w:afterAutospacing="1" w:line="240" w:lineRule="auto"/>
     </w:pPr>
     <w:rPr>
-      <w:rFonts w:ascii="Times New Roman" w:hAnsi="Times New Roman" w:eastAsia="Times New Roman" w:cs="Times New Roman"/>
+      <w:rFonts w:ascii="Times New Roman" w:eastAsia="Times New Roman" w:hAnsi="Times New Roman" w:cs="Times New Roman"/>
       <w:sz w:val="24"/>
       <w:szCs w:val="24"/>
     </w:rPr>
-  </w:style>
-  <w:style w:type="numbering" w:styleId="NoList" w:default="1">
-    <w:name w:val="No List"/>
-    <w:uiPriority w:val="99"/>
-    <w:semiHidden/>
-    <w:unhideWhenUsed/>
-    <w:qFormat/>
-  </w:style>
-  <w:style w:type="table" w:default="1" w:styleId="TableNormal">
-    <w:name w:val="Normal Table"/>
-    <w:uiPriority w:val="99"/>
-    <w:semiHidden/>
-    <w:unhideWhenUsed/>
-    <w:tblPr>
-      <w:tblCellMar>
-        <w:top w:w="0" w:type="dxa"/>
-        <w:left w:w="108" w:type="dxa"/>
-        <w:bottom w:w="0" w:type="dxa"/>
-        <w:right w:w="108" w:type="dxa"/>
-      </w:tblCellMar>
-    </w:tblPr>
   </w:style>
   <w:style w:type="table" w:styleId="TableGrid">
     <w:name w:val="Table Grid"/>
     <w:basedOn w:val="TableNormal"/>
     <w:uiPriority w:val="39"/>
-    <w:rsid w:val="00f8597f"/>
-    <w:pPr>
-      <w:spacing w:after="0" w:line="240" w:lineRule="auto"/>
-    </w:pPr>
+    <w:rsid w:val="00F8597F"/>
     <w:tblPr>
       <w:tblBorders>
-        <w:top w:val="single" w:color="auto" w:sz="4" w:space="0"/>
-        <w:left w:val="single" w:color="auto" w:sz="4" w:space="0"/>
-        <w:bottom w:val="single" w:color="auto" w:sz="4" w:space="0"/>
-        <w:right w:val="single" w:color="auto" w:sz="4" w:space="0"/>
-        <w:insideH w:val="single" w:color="auto" w:sz="4" w:space="0"/>
-        <w:insideV w:val="single" w:color="auto" w:sz="4" w:space="0"/>
+        <w:top w:val="single" w:sz="4" w:space="0" w:color="auto"/>
+        <w:left w:val="single" w:sz="4" w:space="0" w:color="auto"/>
+        <w:bottom w:val="single" w:sz="4" w:space="0" w:color="auto"/>
+        <w:right w:val="single" w:sz="4" w:space="0" w:color="auto"/>
+        <w:insideH w:val="single" w:sz="4" w:space="0" w:color="auto"/>
+        <w:insideV w:val="single" w:sz="4" w:space="0" w:color="auto"/>
       </w:tblBorders>
     </w:tblPr>
   </w:style>
@@ -4490,54 +6075,54 @@
 </file>
 
 <file path=word/theme/theme1.xml><?xml version="1.0" encoding="utf-8"?>
-<a:theme xmlns:a="http://schemas.openxmlformats.org/drawingml/2006/main" xmlns:r="http://schemas.openxmlformats.org/officeDocument/2006/relationships" name="ערכת נושא Office">
+<a:theme xmlns:a="http://schemas.openxmlformats.org/drawingml/2006/main" name="ערכת נושא Office">
   <a:themeElements>
     <a:clrScheme name="Office">
       <a:dk1>
         <a:srgbClr val="000000"/>
       </a:dk1>
       <a:lt1>
-        <a:srgbClr val="ffffff"/>
+        <a:srgbClr val="FFFFFF"/>
       </a:lt1>
       <a:dk2>
-        <a:srgbClr val="44546a"/>
+        <a:srgbClr val="44546A"/>
       </a:dk2>
       <a:lt2>
-        <a:srgbClr val="e7e6e6"/>
+        <a:srgbClr val="E7E6E6"/>
       </a:lt2>
       <a:accent1>
-        <a:srgbClr val="4472c4"/>
+        <a:srgbClr val="4472C4"/>
       </a:accent1>
       <a:accent2>
-        <a:srgbClr val="ed7d31"/>
+        <a:srgbClr val="ED7D31"/>
       </a:accent2>
       <a:accent3>
-        <a:srgbClr val="a5a5a5"/>
+        <a:srgbClr val="A5A5A5"/>
       </a:accent3>
       <a:accent4>
-        <a:srgbClr val="ffc000"/>
+        <a:srgbClr val="FFC000"/>
       </a:accent4>
       <a:accent5>
-        <a:srgbClr val="5b9bd5"/>
+        <a:srgbClr val="5B9BD5"/>
       </a:accent5>
       <a:accent6>
-        <a:srgbClr val="70ad47"/>
+        <a:srgbClr val="70AD47"/>
       </a:accent6>
       <a:hlink>
-        <a:srgbClr val="0563c1"/>
+        <a:srgbClr val="0563C1"/>
       </a:hlink>
       <a:folHlink>
-        <a:srgbClr val="954f72"/>
+        <a:srgbClr val="954F72"/>
       </a:folHlink>
     </a:clrScheme>
     <a:fontScheme name="Office">
       <a:majorFont>
-        <a:latin typeface="Calibri Light" panose="020F0302020204030204" pitchFamily="0" charset="1"/>
+        <a:latin typeface="Calibri Light" panose="020F0302020204030204"/>
         <a:ea typeface=""/>
         <a:cs typeface=""/>
       </a:majorFont>
       <a:minorFont>
-        <a:latin typeface="Calibri" panose="020F0502020204030204" pitchFamily="0" charset="1"/>
+        <a:latin typeface="Calibri" panose="020F0502020204030204"/>
         <a:ea typeface=""/>
         <a:cs typeface=""/>
       </a:minorFont>
@@ -4569,7 +6154,7 @@
             </a:gs>
           </a:gsLst>
           <a:lin ang="5400000" scaled="0"/>
-          <a:tileRect l="0" t="0" r="0" b="0"/>
+          <a:tileRect/>
         </a:gradFill>
         <a:gradFill>
           <a:gsLst>
@@ -4593,7 +6178,7 @@
             </a:gs>
           </a:gsLst>
           <a:lin ang="5400000" scaled="0"/>
-          <a:tileRect l="0" t="0" r="0" b="0"/>
+          <a:tileRect/>
         </a:gradFill>
       </a:fillStyleLst>
       <a:lnStyleLst>
@@ -4653,10 +6238,12 @@
             </a:gs>
           </a:gsLst>
           <a:lin ang="5400000" scaled="0"/>
-          <a:tileRect l="0" t="0" r="0" b="0"/>
+          <a:tileRect/>
         </a:gradFill>
       </a:bgFillStyleLst>
     </a:fmtScheme>
   </a:themeElements>
+  <a:objectDefaults/>
+  <a:extraClrSchemeLst/>
 </a:theme>
 </file>